--- a/eng/docx/25.content.docx
+++ b/eng/docx/25.content.docx
@@ -7,6 +7,15 @@
       <w:r/>
     </w:p>
     <w:p>
+      <w:pPr>
+        <w:pStyle w:val="Heading2"/>
+      </w:pPr>
+      <w:r>
+        <w:t>Resource: Study Notes (Tyndale)</w:t>
+      </w:r>
+      <w:r/>
+    </w:p>
+    <w:p>
       <w:r/>
       <w:r>
         <w:rPr>
@@ -46,7 +55,7 @@
         <w:pStyle w:val="Heading1"/>
       </w:pPr>
       <w:r>
-        <w:t>Aquifer Open Study Notes</w:t>
+        <w:t>Study Notes (Tyndale)</w:t>
       </w:r>
     </w:p>
     <w:p>
@@ -55,6 +64,51 @@
           <w:headerReference w:type="even" r:id="rId8"/>
           <w:headerReference w:type="default" r:id="rId9"/>
           <w:footerReference w:type="default" r:id="rId10"/>
+          <w:footnotePr>
+            <w:numRestart w:val="eachSect"/>
+          </w:footnotePr>
+          <w:type w:val="continuous"/>
+          <w:pgSz w:w="12240" w:h="15840" w:code="1"/>
+          <w:pgMar w:top="1440" w:right="1440" w:bottom="1440" w:left="1440" w:header="504" w:footer="504" w:gutter="0"/>
+          <w:cols w:space="708"/>
+          <w:titlePg/>
+          <w:docGrid w:linePitch="360"/>
+        </w:sectPr>
+      </w:pPr>
+    </w:p>
+    <w:p>
+      <w:r/>
+    </w:p>
+    <w:p>
+      <w:pPr>
+        <w:pStyle w:val="Heading2"/>
+      </w:pPr>
+      <w:r>
+        <w:t>LAM</w:t>
+      </w:r>
+      <w:r/>
+    </w:p>
+    <w:p>
+      <w:r/>
+      <w:r>
+        <w:rPr>
+          <w:i/>
+        </w:rPr>
+        <w:t>Lamentations 1:1–22, Lamentations 1:2, Lamentations 1:3, Lamentations 1:4, Lamentations 1:5, Lamentations 1:7, Lamentations 1:8–9, Lamentations 1:10, Lamentations 1:13, Lamentations 1:14, Lamentations 1:15, Lamentations 1:19, Lamentations 1:20, Lamentations 1:21, Lamentations 2:1, Lamentations 2:1–22, Lamentations 2:3–4, Lamentations 2:6, Lamentations 2:7, Lamentations 2:8, Lamentations 2:9, Lamentations 2:10, Lamentations 2:13, Lamentations 2:16, Lamentations 2:17, Lamentations 2:18–19, Lamentations 2:20, Lamentations 2:22, Lamentations 3:1–24, Lamentations 3:1–66, Lamentations 3:6–9, Lamentations 3:9, Lamentations 3:12, Lamentations 3:19, Lamentations 3:22, Lamentations 3:22–33, Lamentations 3:23, Lamentations 3:24, Lamentations 3:26, Lamentations 3:28, Lamentations 3:29–30, Lamentations 3:31, Lamentations 3:34–36, Lamentations 3:37–39, Lamentations 3:40–42, Lamentations 3:48–66, Lamentations 3:52–57, Lamentations 3:58–66, Lamentations 3:64–66, Lamentations 4:1–22, Lamentations 4:3, Lamentations 4:7, Lamentations 4:8, Lamentations 4:9, Lamentations 4:12, Lamentations 4:15, Lamentations 4:20, Lamentations 4:21, Lamentations 4:21–22, Lamentations 4:22, Lamentations 5:1–22, Lamentations 5:10, Lamentations 5:12–17, Lamentations 5:18, Lamentations 5:22</w:t>
+      </w:r>
+      <w:r/>
+    </w:p>
+    <w:p>
+      <w:r/>
+      <w:r>
+        <w:t xml:space="preserve"> </w:t>
+      </w:r>
+      <w:r/>
+      <w:r/>
+    </w:p>
+    <w:p>
+      <w:pPr>
+        <w:sectPr>
           <w:footnotePr>
             <w:numRestart w:val="eachSect"/>
           </w:footnotePr>

--- a/eng/docx/25.content.docx
+++ b/eng/docx/25.content.docx
@@ -4,57 +4,114 @@
   <w:body>
     <w:p/>
     <w:p>
-      <w:r/>
+      <w:pPr/>
+      <w:r>
+        <w:rPr>
+          <w:lang w:val="en_US" w:bidi="en_US"/>
+        </w:rPr>
+      </w:r>
     </w:p>
     <w:p>
       <w:pPr>
         <w:pStyle w:val="Heading2"/>
       </w:pPr>
       <w:r>
+        <w:rPr>
+          <w:lang w:val="en_US" w:bidi="en_US"/>
+        </w:rPr>
         <w:t>Resource: Study Notes (Tyndale)</w:t>
       </w:r>
-      <w:r/>
-    </w:p>
-    <w:p>
-      <w:r/>
+      <w:r>
+        <w:rPr>
+          <w:lang w:val="en_US" w:bidi="en_US"/>
+        </w:rPr>
+      </w:r>
+    </w:p>
+    <w:p>
+      <w:pPr/>
+      <w:r>
+        <w:rPr>
+          <w:lang w:val="en_US" w:bidi="en_US"/>
+        </w:rPr>
+      </w:r>
       <w:r>
         <w:rPr>
           <w:b/>
+          <w:lang w:val="en_US" w:bidi="en_US"/>
         </w:rPr>
         <w:t>Aquifer Open Study Notes</w:t>
       </w:r>
     </w:p>
     <w:p>
-      <w:r/>
-      <w:r>
+      <w:pPr/>
+      <w:r>
+        <w:rPr>
+          <w:lang w:val="en_US" w:bidi="en_US"/>
+        </w:rPr>
+      </w:r>
+      <w:r>
+        <w:rPr>
+          <w:lang w:val="en_US" w:bidi="en_US"/>
+        </w:rPr>
         <w:t xml:space="preserve">This work is an adaptation of </w:t>
       </w:r>
       <w:r>
+        <w:rPr>
+          <w:lang w:val="en_US" w:bidi="en_US"/>
+        </w:rPr>
         <w:t>Tyndale Open Study Notes</w:t>
       </w:r>
       <w:r>
+        <w:rPr>
+          <w:lang w:val="en_US" w:bidi="en_US"/>
+        </w:rPr>
         <w:t xml:space="preserve"> © 2023 Tyndale House Publishers, licensed under the CC BY-SA 4.0 license. The adaptation, </w:t>
       </w:r>
       <w:r>
+        <w:rPr>
+          <w:lang w:val="en_US" w:bidi="en_US"/>
+        </w:rPr>
         <w:t>Aquifer Open Study Notes</w:t>
       </w:r>
       <w:r>
+        <w:rPr>
+          <w:lang w:val="en_US" w:bidi="en_US"/>
+        </w:rPr>
         <w:t>, was created by Mission Mutual and is also licensed under CC BY-SA 4.0.</w:t>
       </w:r>
     </w:p>
     <w:p>
-      <w:r/>
-      <w:r>
+      <w:pPr/>
+      <w:r>
+        <w:rPr>
+          <w:lang w:val="en_US" w:bidi="en_US"/>
+        </w:rPr>
+      </w:r>
+      <w:r>
+        <w:rPr>
+          <w:lang w:val="en_US" w:bidi="en_US"/>
+        </w:rPr>
         <w:t>This resource has been adapted into multiple languages, including English, Tok Pisin, Arabic (عربي), French (Français), Hindi (हिंदी), Indonesian (Bahasa Indonesia), Portuguese (Português), Russian (Русский), Spanish (Español), Swahili (Kiswahili), and Simplified Chinese (简体中文).</w:t>
       </w:r>
-      <w:r/>
-      <w:r/>
+      <w:r>
+        <w:rPr>
+          <w:lang w:val="en_US" w:bidi="en_US"/>
+        </w:rPr>
+      </w:r>
+      <w:r>
+        <w:rPr>
+          <w:lang w:val="en_US" w:bidi="en_US"/>
+        </w:rPr>
+      </w:r>
     </w:p>
     <w:p>
       <w:pPr>
         <w:pStyle w:val="Heading1"/>
       </w:pPr>
       <w:r>
+        <w:rPr>
+          <w:lang w:val="en_US" w:bidi="en_US"/>
+        </w:rPr>
         <w:t>Study Notes (Tyndale)</w:t>
       </w:r>
     </w:p>
@@ -77,34 +134,72 @@
       </w:pPr>
     </w:p>
     <w:p>
-      <w:r/>
+      <w:pPr/>
+      <w:r>
+        <w:rPr>
+          <w:lang w:val="en_US" w:bidi="en_US"/>
+        </w:rPr>
+      </w:r>
     </w:p>
     <w:p>
       <w:pPr>
         <w:pStyle w:val="Heading2"/>
       </w:pPr>
       <w:r>
+        <w:rPr>
+          <w:lang w:val="en_US" w:bidi="en_US"/>
+        </w:rPr>
         <w:t>LAM</w:t>
       </w:r>
-      <w:r/>
-    </w:p>
-    <w:p>
-      <w:r/>
+      <w:r>
+        <w:rPr>
+          <w:lang w:val="en_US" w:bidi="en_US"/>
+        </w:rPr>
+      </w:r>
+    </w:p>
+    <w:p>
+      <w:pPr/>
+      <w:r>
+        <w:rPr>
+          <w:lang w:val="en_US" w:bidi="en_US"/>
+        </w:rPr>
+      </w:r>
       <w:r>
         <w:rPr>
           <w:i/>
+          <w:lang w:val="en_US" w:bidi="en_US"/>
         </w:rPr>
         <w:t>Lamentations 1:1–22, Lamentations 1:2, Lamentations 1:3, Lamentations 1:4, Lamentations 1:5, Lamentations 1:7, Lamentations 1:8–9, Lamentations 1:10, Lamentations 1:13, Lamentations 1:14, Lamentations 1:15, Lamentations 1:19, Lamentations 1:20, Lamentations 1:21, Lamentations 2:1, Lamentations 2:1–22, Lamentations 2:3–4, Lamentations 2:6, Lamentations 2:7, Lamentations 2:8, Lamentations 2:9, Lamentations 2:10, Lamentations 2:13, Lamentations 2:16, Lamentations 2:17, Lamentations 2:18–19, Lamentations 2:20, Lamentations 2:22, Lamentations 3:1–24, Lamentations 3:1–66, Lamentations 3:6–9, Lamentations 3:9, Lamentations 3:12, Lamentations 3:19, Lamentations 3:22, Lamentations 3:22–33, Lamentations 3:23, Lamentations 3:24, Lamentations 3:26, Lamentations 3:28, Lamentations 3:29–30, Lamentations 3:31, Lamentations 3:34–36, Lamentations 3:37–39, Lamentations 3:40–42, Lamentations 3:48–66, Lamentations 3:52–57, Lamentations 3:58–66, Lamentations 3:64–66, Lamentations 4:1–22, Lamentations 4:3, Lamentations 4:7, Lamentations 4:8, Lamentations 4:9, Lamentations 4:12, Lamentations 4:15, Lamentations 4:20, Lamentations 4:21, Lamentations 4:21–22, Lamentations 4:22, Lamentations 5:1–22, Lamentations 5:10, Lamentations 5:12–17, Lamentations 5:18, Lamentations 5:22</w:t>
       </w:r>
-      <w:r/>
-    </w:p>
-    <w:p>
-      <w:r/>
-      <w:r>
+      <w:r>
+        <w:rPr>
+          <w:lang w:val="en_US" w:bidi="en_US"/>
+        </w:rPr>
+      </w:r>
+    </w:p>
+    <w:p>
+      <w:pPr/>
+      <w:r>
+        <w:rPr>
+          <w:lang w:val="en_US" w:bidi="en_US"/>
+        </w:rPr>
+      </w:r>
+      <w:r>
+        <w:rPr>
+          <w:lang w:val="en_US" w:bidi="en_US"/>
+        </w:rPr>
         <w:t xml:space="preserve"> </w:t>
       </w:r>
-      <w:r/>
-      <w:r/>
+      <w:r>
+        <w:rPr>
+          <w:lang w:val="en_US" w:bidi="en_US"/>
+        </w:rPr>
+      </w:r>
+      <w:r>
+        <w:rPr>
+          <w:lang w:val="en_US" w:bidi="en_US"/>
+        </w:rPr>
+      </w:r>
     </w:p>
     <w:p>
       <w:pPr>
@@ -122,45 +217,96 @@
       </w:pPr>
     </w:p>
     <w:p>
-      <w:r/>
+      <w:pPr/>
+      <w:r>
+        <w:rPr>
+          <w:lang w:val="en_US" w:bidi="en_US"/>
+        </w:rPr>
+      </w:r>
     </w:p>
     <w:p>
       <w:pPr>
         <w:pStyle w:val="Heading2"/>
       </w:pPr>
       <w:r>
+        <w:rPr>
+          <w:lang w:val="en_US" w:bidi="en_US"/>
+        </w:rPr>
         <w:t>Lamentations 1:1–22</w:t>
       </w:r>
-      <w:r/>
-    </w:p>
-    <w:p>
-      <w:r/>
-      <w:r>
+      <w:r>
+        <w:rPr>
+          <w:lang w:val="en_US" w:bidi="en_US"/>
+        </w:rPr>
+      </w:r>
+    </w:p>
+    <w:p>
+      <w:pPr/>
+      <w:r>
+        <w:rPr>
+          <w:lang w:val="en_US" w:bidi="en_US"/>
+        </w:rPr>
+      </w:r>
+      <w:r>
+        <w:rPr>
+          <w:lang w:val="en_US" w:bidi="en_US"/>
+        </w:rPr>
         <w:t>Chapter 1 mourns the destruction and desolation of Jerusalem, recognizing that this was God’s well-deserved judgment on Israel’s sins.</w:t>
       </w:r>
-      <w:r/>
-      <w:r/>
-    </w:p>
-    <w:p>
-      <w:r/>
+      <w:r>
+        <w:rPr>
+          <w:lang w:val="en_US" w:bidi="en_US"/>
+        </w:rPr>
+      </w:r>
+      <w:r>
+        <w:rPr>
+          <w:lang w:val="en_US" w:bidi="en_US"/>
+        </w:rPr>
+      </w:r>
+    </w:p>
+    <w:p>
+      <w:pPr/>
+      <w:r>
+        <w:rPr>
+          <w:lang w:val="en_US" w:bidi="en_US"/>
+        </w:rPr>
+      </w:r>
     </w:p>
     <w:p>
       <w:pPr>
         <w:pStyle w:val="Heading2"/>
       </w:pPr>
       <w:r>
+        <w:rPr>
+          <w:lang w:val="en_US" w:bidi="en_US"/>
+        </w:rPr>
         <w:t>Lamentations 1:2</w:t>
       </w:r>
-      <w:r/>
-    </w:p>
-    <w:p>
-      <w:r/>
-      <w:r>
+      <w:r>
+        <w:rPr>
+          <w:lang w:val="en_US" w:bidi="en_US"/>
+        </w:rPr>
+      </w:r>
+    </w:p>
+    <w:p>
+      <w:pPr/>
+      <w:r>
+        <w:rPr>
+          <w:lang w:val="en_US" w:bidi="en_US"/>
+        </w:rPr>
+      </w:r>
+      <w:r>
+        <w:rPr>
+          <w:lang w:val="en_US" w:bidi="en_US"/>
+        </w:rPr>
         <w:t>The lovers were the fertility deities, Baal and Asherah, who were worshiped by most people in Judah. Her friends were her military allies, notably Egypt, who was no match for Babylon (</w:t>
       </w:r>
       <w:hyperlink r:id="rId13">
         <w:r>
           <w:rPr>
+            <w:lang w:val="en_US" w:bidi="en_US"/>
+          </w:rPr>
+          <w:rPr>
             <w:color w:val="0000EE"/>
             <w:u w:val="single"/>
           </w:rPr>
@@ -168,31 +314,65 @@
         </w:r>
       </w:hyperlink>
       <w:r>
+        <w:rPr>
+          <w:lang w:val="en_US" w:bidi="en_US"/>
+        </w:rPr>
         <w:t>).</w:t>
       </w:r>
-      <w:r/>
-      <w:r/>
-    </w:p>
-    <w:p>
-      <w:r/>
+      <w:r>
+        <w:rPr>
+          <w:lang w:val="en_US" w:bidi="en_US"/>
+        </w:rPr>
+      </w:r>
+      <w:r>
+        <w:rPr>
+          <w:lang w:val="en_US" w:bidi="en_US"/>
+        </w:rPr>
+      </w:r>
+    </w:p>
+    <w:p>
+      <w:pPr/>
+      <w:r>
+        <w:rPr>
+          <w:lang w:val="en_US" w:bidi="en_US"/>
+        </w:rPr>
+      </w:r>
     </w:p>
     <w:p>
       <w:pPr>
         <w:pStyle w:val="Heading2"/>
       </w:pPr>
       <w:r>
+        <w:rPr>
+          <w:lang w:val="en_US" w:bidi="en_US"/>
+        </w:rPr>
         <w:t>Lamentations 1:3</w:t>
       </w:r>
-      <w:r/>
-    </w:p>
-    <w:p>
-      <w:r/>
-      <w:r>
+      <w:r>
+        <w:rPr>
+          <w:lang w:val="en_US" w:bidi="en_US"/>
+        </w:rPr>
+      </w:r>
+    </w:p>
+    <w:p>
+      <w:pPr/>
+      <w:r>
+        <w:rPr>
+          <w:lang w:val="en_US" w:bidi="en_US"/>
+        </w:rPr>
+      </w:r>
+      <w:r>
+        <w:rPr>
+          <w:lang w:val="en_US" w:bidi="en_US"/>
+        </w:rPr>
         <w:t xml:space="preserve">The woman of </w:t>
       </w:r>
       <w:hyperlink r:id="rId14">
         <w:r>
           <w:rPr>
+            <w:lang w:val="en_US" w:bidi="en_US"/>
+          </w:rPr>
+          <w:rPr>
             <w:color w:val="0000EE"/>
             <w:u w:val="single"/>
           </w:rPr>
@@ -200,11 +380,17 @@
         </w:r>
       </w:hyperlink>
       <w:r>
+        <w:rPr>
+          <w:lang w:val="en_US" w:bidi="en_US"/>
+        </w:rPr>
         <w:t xml:space="preserve"> is the nation of Judah. • led away into captivity: This happened four times: 605 BC (</w:t>
       </w:r>
       <w:hyperlink r:id="rId15">
         <w:r>
           <w:rPr>
+            <w:lang w:val="en_US" w:bidi="en_US"/>
+          </w:rPr>
+          <w:rPr>
             <w:color w:val="0000EE"/>
             <w:u w:val="single"/>
           </w:rPr>
@@ -212,11 +398,17 @@
         </w:r>
       </w:hyperlink>
       <w:r>
+        <w:rPr>
+          <w:lang w:val="en_US" w:bidi="en_US"/>
+        </w:rPr>
         <w:t>); 597 BC (</w:t>
       </w:r>
       <w:hyperlink r:id="rId16">
         <w:r>
           <w:rPr>
+            <w:lang w:val="en_US" w:bidi="en_US"/>
+          </w:rPr>
+          <w:rPr>
             <w:color w:val="0000EE"/>
             <w:u w:val="single"/>
           </w:rPr>
@@ -224,11 +416,17 @@
         </w:r>
       </w:hyperlink>
       <w:r>
+        <w:rPr>
+          <w:lang w:val="en_US" w:bidi="en_US"/>
+        </w:rPr>
         <w:t xml:space="preserve">; </w:t>
       </w:r>
       <w:hyperlink r:id="rId17">
         <w:r>
           <w:rPr>
+            <w:lang w:val="en_US" w:bidi="en_US"/>
+          </w:rPr>
+          <w:rPr>
             <w:color w:val="0000EE"/>
             <w:u w:val="single"/>
           </w:rPr>
@@ -236,11 +434,17 @@
         </w:r>
       </w:hyperlink>
       <w:r>
+        <w:rPr>
+          <w:lang w:val="en_US" w:bidi="en_US"/>
+        </w:rPr>
         <w:t xml:space="preserve">; </w:t>
       </w:r>
       <w:hyperlink r:id="rId18">
         <w:r>
           <w:rPr>
+            <w:lang w:val="en_US" w:bidi="en_US"/>
+          </w:rPr>
+          <w:rPr>
             <w:color w:val="0000EE"/>
             <w:u w:val="single"/>
           </w:rPr>
@@ -248,11 +452,17 @@
         </w:r>
       </w:hyperlink>
       <w:r>
+        <w:rPr>
+          <w:lang w:val="en_US" w:bidi="en_US"/>
+        </w:rPr>
         <w:t>); 586 BC (</w:t>
       </w:r>
       <w:hyperlink r:id="rId19">
         <w:r>
           <w:rPr>
+            <w:lang w:val="en_US" w:bidi="en_US"/>
+          </w:rPr>
+          <w:rPr>
             <w:color w:val="0000EE"/>
             <w:u w:val="single"/>
           </w:rPr>
@@ -260,11 +470,17 @@
         </w:r>
       </w:hyperlink>
       <w:r>
+        <w:rPr>
+          <w:lang w:val="en_US" w:bidi="en_US"/>
+        </w:rPr>
         <w:t xml:space="preserve">, </w:t>
       </w:r>
       <w:hyperlink r:id="rId20">
         <w:r>
           <w:rPr>
+            <w:lang w:val="en_US" w:bidi="en_US"/>
+          </w:rPr>
+          <w:rPr>
             <w:color w:val="0000EE"/>
             <w:u w:val="single"/>
           </w:rPr>
@@ -272,11 +488,17 @@
         </w:r>
       </w:hyperlink>
       <w:r>
+        <w:rPr>
+          <w:lang w:val="en_US" w:bidi="en_US"/>
+        </w:rPr>
         <w:t xml:space="preserve">; </w:t>
       </w:r>
       <w:hyperlink r:id="rId21">
         <w:r>
           <w:rPr>
+            <w:lang w:val="en_US" w:bidi="en_US"/>
+          </w:rPr>
+          <w:rPr>
             <w:color w:val="0000EE"/>
             <w:u w:val="single"/>
           </w:rPr>
@@ -284,11 +506,17 @@
         </w:r>
       </w:hyperlink>
       <w:r>
+        <w:rPr>
+          <w:lang w:val="en_US" w:bidi="en_US"/>
+        </w:rPr>
         <w:t xml:space="preserve">; </w:t>
       </w:r>
       <w:hyperlink r:id="rId22">
         <w:r>
           <w:rPr>
+            <w:lang w:val="en_US" w:bidi="en_US"/>
+          </w:rPr>
+          <w:rPr>
             <w:color w:val="0000EE"/>
             <w:u w:val="single"/>
           </w:rPr>
@@ -296,11 +524,17 @@
         </w:r>
       </w:hyperlink>
       <w:r>
+        <w:rPr>
+          <w:lang w:val="en_US" w:bidi="en_US"/>
+        </w:rPr>
         <w:t>); and 581 BC (</w:t>
       </w:r>
       <w:hyperlink r:id="rId23">
         <w:r>
           <w:rPr>
+            <w:lang w:val="en_US" w:bidi="en_US"/>
+          </w:rPr>
+          <w:rPr>
             <w:color w:val="0000EE"/>
             <w:u w:val="single"/>
           </w:rPr>
@@ -308,40 +542,78 @@
         </w:r>
       </w:hyperlink>
       <w:r>
+        <w:rPr>
+          <w:lang w:val="en_US" w:bidi="en_US"/>
+        </w:rPr>
         <w:t>).</w:t>
       </w:r>
-      <w:r/>
-      <w:r/>
-    </w:p>
-    <w:p>
-      <w:r/>
+      <w:r>
+        <w:rPr>
+          <w:lang w:val="en_US" w:bidi="en_US"/>
+        </w:rPr>
+      </w:r>
+      <w:r>
+        <w:rPr>
+          <w:lang w:val="en_US" w:bidi="en_US"/>
+        </w:rPr>
+      </w:r>
+    </w:p>
+    <w:p>
+      <w:pPr/>
+      <w:r>
+        <w:rPr>
+          <w:lang w:val="en_US" w:bidi="en_US"/>
+        </w:rPr>
+      </w:r>
     </w:p>
     <w:p>
       <w:pPr>
         <w:pStyle w:val="Heading2"/>
       </w:pPr>
       <w:r>
+        <w:rPr>
+          <w:lang w:val="en_US" w:bidi="en_US"/>
+        </w:rPr>
         <w:t>Lamentations 1:4</w:t>
       </w:r>
-      <w:r/>
-    </w:p>
-    <w:p>
-      <w:r/>
-      <w:r>
+      <w:r>
+        <w:rPr>
+          <w:lang w:val="en_US" w:bidi="en_US"/>
+        </w:rPr>
+      </w:r>
+    </w:p>
+    <w:p>
+      <w:pPr/>
+      <w:r>
+        <w:rPr>
+          <w:lang w:val="en_US" w:bidi="en_US"/>
+        </w:rPr>
+      </w:r>
+      <w:r>
+        <w:rPr>
+          <w:lang w:val="en_US" w:bidi="en_US"/>
+        </w:rPr>
         <w:t xml:space="preserve">Jerusalem (Hebrew </w:t>
       </w:r>
       <w:r>
         <w:rPr>
           <w:i/>
+          <w:lang w:val="en_US" w:bidi="en_US"/>
         </w:rPr>
         <w:t>Zion</w:t>
       </w:r>
       <w:r>
+        <w:rPr>
+          <w:lang w:val="en_US" w:bidi="en_US"/>
+        </w:rPr>
         <w:t xml:space="preserve">): In the Psalms and in the prophetic books, Zion represents the city of Jerusalem. In Lamentations, Zion is a poetic name for the city, even in ruins. </w:t>
       </w:r>
       <w:hyperlink r:id="rId24">
         <w:r>
           <w:rPr>
+            <w:lang w:val="en_US" w:bidi="en_US"/>
+          </w:rPr>
+          <w:rPr>
             <w:color w:val="0000EE"/>
             <w:u w:val="single"/>
           </w:rPr>
@@ -349,11 +621,17 @@
         </w:r>
       </w:hyperlink>
       <w:r>
+        <w:rPr>
+          <w:lang w:val="en_US" w:bidi="en_US"/>
+        </w:rPr>
         <w:t xml:space="preserve"> speaks of the heavenly Zion (see also </w:t>
       </w:r>
       <w:hyperlink r:id="rId25">
         <w:r>
           <w:rPr>
+            <w:lang w:val="en_US" w:bidi="en_US"/>
+          </w:rPr>
+          <w:rPr>
             <w:color w:val="0000EE"/>
             <w:u w:val="single"/>
           </w:rPr>
@@ -361,31 +639,65 @@
         </w:r>
       </w:hyperlink>
       <w:r>
+        <w:rPr>
+          <w:lang w:val="en_US" w:bidi="en_US"/>
+        </w:rPr>
         <w:t>). • The annual festivals in Jerusalem were the Passover, Unleavened Bread, First Harvest, Harvest (Pentecost), Trumpets, the Day of Atonement, and Shelters (Tabernacles). • The main duties of the priests were carried out in the Temple and its surrounding area. Since the Temple was in ruins, they had no jobs and hence no future.</w:t>
       </w:r>
-      <w:r/>
-      <w:r/>
-    </w:p>
-    <w:p>
-      <w:r/>
+      <w:r>
+        <w:rPr>
+          <w:lang w:val="en_US" w:bidi="en_US"/>
+        </w:rPr>
+      </w:r>
+      <w:r>
+        <w:rPr>
+          <w:lang w:val="en_US" w:bidi="en_US"/>
+        </w:rPr>
+      </w:r>
+    </w:p>
+    <w:p>
+      <w:pPr/>
+      <w:r>
+        <w:rPr>
+          <w:lang w:val="en_US" w:bidi="en_US"/>
+        </w:rPr>
+      </w:r>
     </w:p>
     <w:p>
       <w:pPr>
         <w:pStyle w:val="Heading2"/>
       </w:pPr>
       <w:r>
+        <w:rPr>
+          <w:lang w:val="en_US" w:bidi="en_US"/>
+        </w:rPr>
         <w:t>Lamentations 1:5</w:t>
       </w:r>
-      <w:r/>
-    </w:p>
-    <w:p>
-      <w:r/>
-      <w:r>
+      <w:r>
+        <w:rPr>
+          <w:lang w:val="en_US" w:bidi="en_US"/>
+        </w:rPr>
+      </w:r>
+    </w:p>
+    <w:p>
+      <w:pPr/>
+      <w:r>
+        <w:rPr>
+          <w:lang w:val="en_US" w:bidi="en_US"/>
+        </w:rPr>
+      </w:r>
+      <w:r>
+        <w:rPr>
+          <w:lang w:val="en_US" w:bidi="en_US"/>
+        </w:rPr>
         <w:t xml:space="preserve">for her many sins: Judah’s sins before the Babylonian invasion are outlined in </w:t>
       </w:r>
       <w:hyperlink r:id="rId26">
         <w:r>
           <w:rPr>
+            <w:lang w:val="en_US" w:bidi="en_US"/>
+          </w:rPr>
+          <w:rPr>
             <w:color w:val="0000EE"/>
             <w:u w:val="single"/>
           </w:rPr>
@@ -393,11 +705,17 @@
         </w:r>
       </w:hyperlink>
       <w:r>
+        <w:rPr>
+          <w:lang w:val="en_US" w:bidi="en_US"/>
+        </w:rPr>
         <w:t xml:space="preserve">, </w:t>
       </w:r>
       <w:hyperlink r:id="rId27">
         <w:r>
           <w:rPr>
+            <w:lang w:val="en_US" w:bidi="en_US"/>
+          </w:rPr>
+          <w:rPr>
             <w:color w:val="0000EE"/>
             <w:u w:val="single"/>
           </w:rPr>
@@ -405,11 +723,17 @@
         </w:r>
       </w:hyperlink>
       <w:r>
+        <w:rPr>
+          <w:lang w:val="en_US" w:bidi="en_US"/>
+        </w:rPr>
         <w:t xml:space="preserve">; </w:t>
       </w:r>
       <w:hyperlink r:id="rId28">
         <w:r>
           <w:rPr>
+            <w:lang w:val="en_US" w:bidi="en_US"/>
+          </w:rPr>
+          <w:rPr>
             <w:color w:val="0000EE"/>
             <w:u w:val="single"/>
           </w:rPr>
@@ -417,11 +741,17 @@
         </w:r>
       </w:hyperlink>
       <w:r>
+        <w:rPr>
+          <w:lang w:val="en_US" w:bidi="en_US"/>
+        </w:rPr>
         <w:t xml:space="preserve"> (cp. </w:t>
       </w:r>
       <w:hyperlink r:id="rId29">
         <w:r>
           <w:rPr>
+            <w:lang w:val="en_US" w:bidi="en_US"/>
+          </w:rPr>
+          <w:rPr>
             <w:color w:val="0000EE"/>
             <w:u w:val="single"/>
           </w:rPr>
@@ -429,11 +759,17 @@
         </w:r>
       </w:hyperlink>
       <w:r>
+        <w:rPr>
+          <w:lang w:val="en_US" w:bidi="en_US"/>
+        </w:rPr>
         <w:t xml:space="preserve">, </w:t>
       </w:r>
       <w:hyperlink r:id="rId30">
         <w:r>
           <w:rPr>
+            <w:lang w:val="en_US" w:bidi="en_US"/>
+          </w:rPr>
+          <w:rPr>
             <w:color w:val="0000EE"/>
             <w:u w:val="single"/>
           </w:rPr>
@@ -441,11 +777,17 @@
         </w:r>
       </w:hyperlink>
       <w:r>
+        <w:rPr>
+          <w:lang w:val="en_US" w:bidi="en_US"/>
+        </w:rPr>
         <w:t xml:space="preserve"> and </w:t>
       </w:r>
       <w:hyperlink r:id="rId31">
         <w:r>
           <w:rPr>
+            <w:lang w:val="en_US" w:bidi="en_US"/>
+          </w:rPr>
+          <w:rPr>
             <w:color w:val="0000EE"/>
             <w:u w:val="single"/>
           </w:rPr>
@@ -453,11 +795,17 @@
         </w:r>
       </w:hyperlink>
       <w:r>
+        <w:rPr>
+          <w:lang w:val="en_US" w:bidi="en_US"/>
+        </w:rPr>
         <w:t xml:space="preserve">). Similarly, a list of Israel’s sins before Assyria destroyed it is found in </w:t>
       </w:r>
       <w:hyperlink r:id="rId32">
         <w:r>
           <w:rPr>
+            <w:lang w:val="en_US" w:bidi="en_US"/>
+          </w:rPr>
+          <w:rPr>
             <w:color w:val="0000EE"/>
             <w:u w:val="single"/>
           </w:rPr>
@@ -465,31 +813,65 @@
         </w:r>
       </w:hyperlink>
       <w:r>
+        <w:rPr>
+          <w:lang w:val="en_US" w:bidi="en_US"/>
+        </w:rPr>
         <w:t>.</w:t>
       </w:r>
-      <w:r/>
-      <w:r/>
-    </w:p>
-    <w:p>
-      <w:r/>
+      <w:r>
+        <w:rPr>
+          <w:lang w:val="en_US" w:bidi="en_US"/>
+        </w:rPr>
+      </w:r>
+      <w:r>
+        <w:rPr>
+          <w:lang w:val="en_US" w:bidi="en_US"/>
+        </w:rPr>
+      </w:r>
+    </w:p>
+    <w:p>
+      <w:pPr/>
+      <w:r>
+        <w:rPr>
+          <w:lang w:val="en_US" w:bidi="en_US"/>
+        </w:rPr>
+      </w:r>
     </w:p>
     <w:p>
       <w:pPr>
         <w:pStyle w:val="Heading2"/>
       </w:pPr>
       <w:r>
+        <w:rPr>
+          <w:lang w:val="en_US" w:bidi="en_US"/>
+        </w:rPr>
         <w:t>Lamentations 1:7</w:t>
       </w:r>
-      <w:r/>
-    </w:p>
-    <w:p>
-      <w:r/>
-      <w:r>
+      <w:r>
+        <w:rPr>
+          <w:lang w:val="en_US" w:bidi="en_US"/>
+        </w:rPr>
+      </w:r>
+    </w:p>
+    <w:p>
+      <w:pPr/>
+      <w:r>
+        <w:rPr>
+          <w:lang w:val="en_US" w:bidi="en_US"/>
+        </w:rPr>
+      </w:r>
+      <w:r>
+        <w:rPr>
+          <w:lang w:val="en_US" w:bidi="en_US"/>
+        </w:rPr>
         <w:t xml:space="preserve">laughed as she fell: See also </w:t>
       </w:r>
       <w:hyperlink r:id="rId33">
         <w:r>
           <w:rPr>
+            <w:lang w:val="en_US" w:bidi="en_US"/>
+          </w:rPr>
+          <w:rPr>
             <w:color w:val="0000EE"/>
             <w:u w:val="single"/>
           </w:rPr>
@@ -497,11 +879,17 @@
         </w:r>
       </w:hyperlink>
       <w:r>
+        <w:rPr>
+          <w:lang w:val="en_US" w:bidi="en_US"/>
+        </w:rPr>
         <w:t xml:space="preserve">; </w:t>
       </w:r>
       <w:hyperlink r:id="rId34">
         <w:r>
           <w:rPr>
+            <w:lang w:val="en_US" w:bidi="en_US"/>
+          </w:rPr>
+          <w:rPr>
             <w:color w:val="0000EE"/>
             <w:u w:val="single"/>
           </w:rPr>
@@ -509,11 +897,17 @@
         </w:r>
       </w:hyperlink>
       <w:r>
+        <w:rPr>
+          <w:lang w:val="en_US" w:bidi="en_US"/>
+        </w:rPr>
         <w:t xml:space="preserve">; </w:t>
       </w:r>
       <w:hyperlink r:id="rId35">
         <w:r>
           <w:rPr>
+            <w:lang w:val="en_US" w:bidi="en_US"/>
+          </w:rPr>
+          <w:rPr>
             <w:color w:val="0000EE"/>
             <w:u w:val="single"/>
           </w:rPr>
@@ -521,51 +915,113 @@
         </w:r>
       </w:hyperlink>
       <w:r>
+        <w:rPr>
+          <w:lang w:val="en_US" w:bidi="en_US"/>
+        </w:rPr>
         <w:t>.</w:t>
       </w:r>
-      <w:r/>
-      <w:r/>
-    </w:p>
-    <w:p>
-      <w:r/>
+      <w:r>
+        <w:rPr>
+          <w:lang w:val="en_US" w:bidi="en_US"/>
+        </w:rPr>
+      </w:r>
+      <w:r>
+        <w:rPr>
+          <w:lang w:val="en_US" w:bidi="en_US"/>
+        </w:rPr>
+      </w:r>
+    </w:p>
+    <w:p>
+      <w:pPr/>
+      <w:r>
+        <w:rPr>
+          <w:lang w:val="en_US" w:bidi="en_US"/>
+        </w:rPr>
+      </w:r>
     </w:p>
     <w:p>
       <w:pPr>
         <w:pStyle w:val="Heading2"/>
       </w:pPr>
       <w:r>
+        <w:rPr>
+          <w:lang w:val="en_US" w:bidi="en_US"/>
+        </w:rPr>
         <w:t>Lamentations 1:8–9</w:t>
       </w:r>
-      <w:r/>
-    </w:p>
-    <w:p>
-      <w:r/>
-      <w:r>
+      <w:r>
+        <w:rPr>
+          <w:lang w:val="en_US" w:bidi="en_US"/>
+        </w:rPr>
+      </w:r>
+    </w:p>
+    <w:p>
+      <w:pPr/>
+      <w:r>
+        <w:rPr>
+          <w:lang w:val="en_US" w:bidi="en_US"/>
+        </w:rPr>
+      </w:r>
+      <w:r>
+        <w:rPr>
+          <w:lang w:val="en_US" w:bidi="en_US"/>
+        </w:rPr>
         <w:t>Jerusalem was stripped of everything of physical and spiritual value that the people cherished.</w:t>
       </w:r>
-      <w:r/>
-      <w:r/>
-    </w:p>
-    <w:p>
-      <w:r/>
+      <w:r>
+        <w:rPr>
+          <w:lang w:val="en_US" w:bidi="en_US"/>
+        </w:rPr>
+      </w:r>
+      <w:r>
+        <w:rPr>
+          <w:lang w:val="en_US" w:bidi="en_US"/>
+        </w:rPr>
+      </w:r>
+    </w:p>
+    <w:p>
+      <w:pPr/>
+      <w:r>
+        <w:rPr>
+          <w:lang w:val="en_US" w:bidi="en_US"/>
+        </w:rPr>
+      </w:r>
     </w:p>
     <w:p>
       <w:pPr>
         <w:pStyle w:val="Heading2"/>
       </w:pPr>
       <w:r>
+        <w:rPr>
+          <w:lang w:val="en_US" w:bidi="en_US"/>
+        </w:rPr>
         <w:t>Lamentations 1:10</w:t>
       </w:r>
-      <w:r/>
-    </w:p>
-    <w:p>
-      <w:r/>
-      <w:r>
+      <w:r>
+        <w:rPr>
+          <w:lang w:val="en_US" w:bidi="en_US"/>
+        </w:rPr>
+      </w:r>
+    </w:p>
+    <w:p>
+      <w:pPr/>
+      <w:r>
+        <w:rPr>
+          <w:lang w:val="en_US" w:bidi="en_US"/>
+        </w:rPr>
+      </w:r>
+      <w:r>
+        <w:rPr>
+          <w:lang w:val="en_US" w:bidi="en_US"/>
+        </w:rPr>
         <w:t xml:space="preserve">For historical accounts of these events, see </w:t>
       </w:r>
       <w:hyperlink r:id="rId36">
         <w:r>
           <w:rPr>
+            <w:lang w:val="en_US" w:bidi="en_US"/>
+          </w:rPr>
+          <w:rPr>
             <w:color w:val="0000EE"/>
             <w:u w:val="single"/>
           </w:rPr>
@@ -573,11 +1029,17 @@
         </w:r>
       </w:hyperlink>
       <w:r>
+        <w:rPr>
+          <w:lang w:val="en_US" w:bidi="en_US"/>
+        </w:rPr>
         <w:t xml:space="preserve">; </w:t>
       </w:r>
       <w:hyperlink r:id="rId37">
         <w:r>
           <w:rPr>
+            <w:lang w:val="en_US" w:bidi="en_US"/>
+          </w:rPr>
+          <w:rPr>
             <w:color w:val="0000EE"/>
             <w:u w:val="single"/>
           </w:rPr>
@@ -585,11 +1047,17 @@
         </w:r>
       </w:hyperlink>
       <w:r>
+        <w:rPr>
+          <w:lang w:val="en_US" w:bidi="en_US"/>
+        </w:rPr>
         <w:t xml:space="preserve">; </w:t>
       </w:r>
       <w:hyperlink r:id="rId38">
         <w:r>
           <w:rPr>
+            <w:lang w:val="en_US" w:bidi="en_US"/>
+          </w:rPr>
+          <w:rPr>
             <w:color w:val="0000EE"/>
             <w:u w:val="single"/>
           </w:rPr>
@@ -597,71 +1065,161 @@
         </w:r>
       </w:hyperlink>
       <w:r>
+        <w:rPr>
+          <w:lang w:val="en_US" w:bidi="en_US"/>
+        </w:rPr>
         <w:t>.</w:t>
       </w:r>
-      <w:r/>
-      <w:r/>
-    </w:p>
-    <w:p>
-      <w:r/>
+      <w:r>
+        <w:rPr>
+          <w:lang w:val="en_US" w:bidi="en_US"/>
+        </w:rPr>
+      </w:r>
+      <w:r>
+        <w:rPr>
+          <w:lang w:val="en_US" w:bidi="en_US"/>
+        </w:rPr>
+      </w:r>
+    </w:p>
+    <w:p>
+      <w:pPr/>
+      <w:r>
+        <w:rPr>
+          <w:lang w:val="en_US" w:bidi="en_US"/>
+        </w:rPr>
+      </w:r>
     </w:p>
     <w:p>
       <w:pPr>
         <w:pStyle w:val="Heading2"/>
       </w:pPr>
       <w:r>
+        <w:rPr>
+          <w:lang w:val="en_US" w:bidi="en_US"/>
+        </w:rPr>
         <w:t>Lamentations 1:13</w:t>
       </w:r>
-      <w:r/>
-    </w:p>
-    <w:p>
-      <w:r/>
-      <w:r>
+      <w:r>
+        <w:rPr>
+          <w:lang w:val="en_US" w:bidi="en_US"/>
+        </w:rPr>
+      </w:r>
+    </w:p>
+    <w:p>
+      <w:pPr/>
+      <w:r>
+        <w:rPr>
+          <w:lang w:val="en_US" w:bidi="en_US"/>
+        </w:rPr>
+      </w:r>
+      <w:r>
+        <w:rPr>
+          <w:lang w:val="en_US" w:bidi="en_US"/>
+        </w:rPr>
         <w:t>The destruction of Jerusalem at the hands of the Babylonians was like fire from heaven.</w:t>
       </w:r>
-      <w:r/>
-      <w:r/>
-    </w:p>
-    <w:p>
-      <w:r/>
+      <w:r>
+        <w:rPr>
+          <w:lang w:val="en_US" w:bidi="en_US"/>
+        </w:rPr>
+      </w:r>
+      <w:r>
+        <w:rPr>
+          <w:lang w:val="en_US" w:bidi="en_US"/>
+        </w:rPr>
+      </w:r>
+    </w:p>
+    <w:p>
+      <w:pPr/>
+      <w:r>
+        <w:rPr>
+          <w:lang w:val="en_US" w:bidi="en_US"/>
+        </w:rPr>
+      </w:r>
     </w:p>
     <w:p>
       <w:pPr>
         <w:pStyle w:val="Heading2"/>
       </w:pPr>
       <w:r>
+        <w:rPr>
+          <w:lang w:val="en_US" w:bidi="en_US"/>
+        </w:rPr>
         <w:t>Lamentations 1:14</w:t>
       </w:r>
-      <w:r/>
-    </w:p>
-    <w:p>
-      <w:r/>
-      <w:r>
+      <w:r>
+        <w:rPr>
+          <w:lang w:val="en_US" w:bidi="en_US"/>
+        </w:rPr>
+      </w:r>
+    </w:p>
+    <w:p>
+      <w:pPr/>
+      <w:r>
+        <w:rPr>
+          <w:lang w:val="en_US" w:bidi="en_US"/>
+        </w:rPr>
+      </w:r>
+      <w:r>
+        <w:rPr>
+          <w:lang w:val="en_US" w:bidi="en_US"/>
+        </w:rPr>
         <w:t>For their sins, the people of Judah were tied to one another with ropes and taken as captives into exile.</w:t>
       </w:r>
-      <w:r/>
-      <w:r/>
-    </w:p>
-    <w:p>
-      <w:r/>
+      <w:r>
+        <w:rPr>
+          <w:lang w:val="en_US" w:bidi="en_US"/>
+        </w:rPr>
+      </w:r>
+      <w:r>
+        <w:rPr>
+          <w:lang w:val="en_US" w:bidi="en_US"/>
+        </w:rPr>
+      </w:r>
+    </w:p>
+    <w:p>
+      <w:pPr/>
+      <w:r>
+        <w:rPr>
+          <w:lang w:val="en_US" w:bidi="en_US"/>
+        </w:rPr>
+      </w:r>
     </w:p>
     <w:p>
       <w:pPr>
         <w:pStyle w:val="Heading2"/>
       </w:pPr>
       <w:r>
+        <w:rPr>
+          <w:lang w:val="en_US" w:bidi="en_US"/>
+        </w:rPr>
         <w:t>Lamentations 1:15</w:t>
       </w:r>
-      <w:r/>
-    </w:p>
-    <w:p>
-      <w:r/>
-      <w:r>
+      <w:r>
+        <w:rPr>
+          <w:lang w:val="en_US" w:bidi="en_US"/>
+        </w:rPr>
+      </w:r>
+    </w:p>
+    <w:p>
+      <w:pPr/>
+      <w:r>
+        <w:rPr>
+          <w:lang w:val="en_US" w:bidi="en_US"/>
+        </w:rPr>
+      </w:r>
+      <w:r>
+        <w:rPr>
+          <w:lang w:val="en_US" w:bidi="en_US"/>
+        </w:rPr>
         <w:t xml:space="preserve">his beloved city: God had given special care to Jerusalem, like a father protecting his daughter. But her sins had been persistent, and her punishment was horrible. • like grapes . . . trampled in a winepress: This common procedure for extracting juice from grapes is used vividly in </w:t>
       </w:r>
       <w:hyperlink r:id="rId39">
         <w:r>
           <w:rPr>
+            <w:lang w:val="en_US" w:bidi="en_US"/>
+          </w:rPr>
+          <w:rPr>
             <w:color w:val="0000EE"/>
             <w:u w:val="single"/>
           </w:rPr>
@@ -669,11 +1227,17 @@
         </w:r>
       </w:hyperlink>
       <w:r>
+        <w:rPr>
+          <w:lang w:val="en_US" w:bidi="en_US"/>
+        </w:rPr>
         <w:t xml:space="preserve"> to show the horrors of punishment. In </w:t>
       </w:r>
       <w:hyperlink r:id="rId40">
         <w:r>
           <w:rPr>
+            <w:lang w:val="en_US" w:bidi="en_US"/>
+          </w:rPr>
+          <w:rPr>
             <w:color w:val="0000EE"/>
             <w:u w:val="single"/>
           </w:rPr>
@@ -681,11 +1245,17 @@
         </w:r>
       </w:hyperlink>
       <w:r>
+        <w:rPr>
+          <w:lang w:val="en_US" w:bidi="en_US"/>
+        </w:rPr>
         <w:t xml:space="preserve">; </w:t>
       </w:r>
       <w:hyperlink r:id="rId41">
         <w:r>
           <w:rPr>
+            <w:lang w:val="en_US" w:bidi="en_US"/>
+          </w:rPr>
+          <w:rPr>
             <w:color w:val="0000EE"/>
             <w:u w:val="single"/>
           </w:rPr>
@@ -693,31 +1263,65 @@
         </w:r>
       </w:hyperlink>
       <w:r>
+        <w:rPr>
+          <w:lang w:val="en_US" w:bidi="en_US"/>
+        </w:rPr>
         <w:t>, the image graphically represents universal judgment.</w:t>
       </w:r>
-      <w:r/>
-      <w:r/>
-    </w:p>
-    <w:p>
-      <w:r/>
+      <w:r>
+        <w:rPr>
+          <w:lang w:val="en_US" w:bidi="en_US"/>
+        </w:rPr>
+      </w:r>
+      <w:r>
+        <w:rPr>
+          <w:lang w:val="en_US" w:bidi="en_US"/>
+        </w:rPr>
+      </w:r>
+    </w:p>
+    <w:p>
+      <w:pPr/>
+      <w:r>
+        <w:rPr>
+          <w:lang w:val="en_US" w:bidi="en_US"/>
+        </w:rPr>
+      </w:r>
     </w:p>
     <w:p>
       <w:pPr>
         <w:pStyle w:val="Heading2"/>
       </w:pPr>
       <w:r>
+        <w:rPr>
+          <w:lang w:val="en_US" w:bidi="en_US"/>
+        </w:rPr>
         <w:t>Lamentations 1:19</w:t>
       </w:r>
-      <w:r/>
-    </w:p>
-    <w:p>
-      <w:r/>
-      <w:r>
+      <w:r>
+        <w:rPr>
+          <w:lang w:val="en_US" w:bidi="en_US"/>
+        </w:rPr>
+      </w:r>
+    </w:p>
+    <w:p>
+      <w:pPr/>
+      <w:r>
+        <w:rPr>
+          <w:lang w:val="en_US" w:bidi="en_US"/>
+        </w:rPr>
+      </w:r>
+      <w:r>
+        <w:rPr>
+          <w:lang w:val="en_US" w:bidi="en_US"/>
+        </w:rPr>
         <w:t>I begged my allies: Egypt had a great deal of interest in Judah because Judah controlled the only good route to the north. However, Egypt turned her back on Judah when Babylon attacked Jerusalem (</w:t>
       </w:r>
       <w:hyperlink r:id="rId13">
         <w:r>
           <w:rPr>
+            <w:lang w:val="en_US" w:bidi="en_US"/>
+          </w:rPr>
+          <w:rPr>
             <w:color w:val="0000EE"/>
             <w:u w:val="single"/>
           </w:rPr>
@@ -725,11 +1329,17 @@
         </w:r>
       </w:hyperlink>
       <w:r>
+        <w:rPr>
+          <w:lang w:val="en_US" w:bidi="en_US"/>
+        </w:rPr>
         <w:t>). • When there was little rain in the fall and spring in Palestine, a summer without rain could destroy crops and cause a food shortage. The food supply also ran out under the prolonged siege of a city (Jan 588–July 586 BC), and many people starved to death (</w:t>
       </w:r>
       <w:hyperlink r:id="rId42">
         <w:r>
           <w:rPr>
+            <w:lang w:val="en_US" w:bidi="en_US"/>
+          </w:rPr>
+          <w:rPr>
             <w:color w:val="0000EE"/>
             <w:u w:val="single"/>
           </w:rPr>
@@ -737,11 +1347,17 @@
         </w:r>
       </w:hyperlink>
       <w:r>
+        <w:rPr>
+          <w:lang w:val="en_US" w:bidi="en_US"/>
+        </w:rPr>
         <w:t xml:space="preserve">; cp. </w:t>
       </w:r>
       <w:hyperlink r:id="rId43">
         <w:r>
           <w:rPr>
+            <w:lang w:val="en_US" w:bidi="en_US"/>
+          </w:rPr>
+          <w:rPr>
             <w:color w:val="0000EE"/>
             <w:u w:val="single"/>
           </w:rPr>
@@ -749,31 +1365,65 @@
         </w:r>
       </w:hyperlink>
       <w:r>
+        <w:rPr>
+          <w:lang w:val="en_US" w:bidi="en_US"/>
+        </w:rPr>
         <w:t>).</w:t>
       </w:r>
-      <w:r/>
-      <w:r/>
-    </w:p>
-    <w:p>
-      <w:r/>
+      <w:r>
+        <w:rPr>
+          <w:lang w:val="en_US" w:bidi="en_US"/>
+        </w:rPr>
+      </w:r>
+      <w:r>
+        <w:rPr>
+          <w:lang w:val="en_US" w:bidi="en_US"/>
+        </w:rPr>
+      </w:r>
+    </w:p>
+    <w:p>
+      <w:pPr/>
+      <w:r>
+        <w:rPr>
+          <w:lang w:val="en_US" w:bidi="en_US"/>
+        </w:rPr>
+      </w:r>
     </w:p>
     <w:p>
       <w:pPr>
         <w:pStyle w:val="Heading2"/>
       </w:pPr>
       <w:r>
+        <w:rPr>
+          <w:lang w:val="en_US" w:bidi="en_US"/>
+        </w:rPr>
         <w:t>Lamentations 1:20</w:t>
       </w:r>
-      <w:r/>
-    </w:p>
-    <w:p>
-      <w:r/>
-      <w:r>
+      <w:r>
+        <w:rPr>
+          <w:lang w:val="en_US" w:bidi="en_US"/>
+        </w:rPr>
+      </w:r>
+    </w:p>
+    <w:p>
+      <w:pPr/>
+      <w:r>
+        <w:rPr>
+          <w:lang w:val="en_US" w:bidi="en_US"/>
+        </w:rPr>
+      </w:r>
+      <w:r>
+        <w:rPr>
+          <w:lang w:val="en_US" w:bidi="en_US"/>
+        </w:rPr>
         <w:t>The leaders and people of Judah had rebelled (</w:t>
       </w:r>
       <w:hyperlink r:id="rId44">
         <w:r>
           <w:rPr>
+            <w:lang w:val="en_US" w:bidi="en_US"/>
+          </w:rPr>
+          <w:rPr>
             <w:color w:val="0000EE"/>
             <w:u w:val="single"/>
           </w:rPr>
@@ -781,11 +1431,17 @@
         </w:r>
       </w:hyperlink>
       <w:r>
+        <w:rPr>
+          <w:lang w:val="en_US" w:bidi="en_US"/>
+        </w:rPr>
         <w:t xml:space="preserve">; </w:t>
       </w:r>
       <w:hyperlink r:id="rId45">
         <w:r>
           <w:rPr>
+            <w:lang w:val="en_US" w:bidi="en_US"/>
+          </w:rPr>
+          <w:rPr>
             <w:color w:val="0000EE"/>
             <w:u w:val="single"/>
           </w:rPr>
@@ -793,11 +1449,17 @@
         </w:r>
       </w:hyperlink>
       <w:r>
+        <w:rPr>
+          <w:lang w:val="en_US" w:bidi="en_US"/>
+        </w:rPr>
         <w:t xml:space="preserve">, </w:t>
       </w:r>
       <w:hyperlink r:id="rId46">
         <w:r>
           <w:rPr>
+            <w:lang w:val="en_US" w:bidi="en_US"/>
+          </w:rPr>
+          <w:rPr>
             <w:color w:val="0000EE"/>
             <w:u w:val="single"/>
           </w:rPr>
@@ -805,11 +1467,17 @@
         </w:r>
       </w:hyperlink>
       <w:r>
+        <w:rPr>
+          <w:lang w:val="en_US" w:bidi="en_US"/>
+        </w:rPr>
         <w:t>) by rejecting the one true God and his commandments and by resisting the invaders God had sent (</w:t>
       </w:r>
       <w:hyperlink r:id="rId47">
         <w:r>
           <w:rPr>
+            <w:lang w:val="en_US" w:bidi="en_US"/>
+          </w:rPr>
+          <w:rPr>
             <w:color w:val="0000EE"/>
             <w:u w:val="single"/>
           </w:rPr>
@@ -817,11 +1485,17 @@
         </w:r>
       </w:hyperlink>
       <w:r>
+        <w:rPr>
+          <w:lang w:val="en_US" w:bidi="en_US"/>
+        </w:rPr>
         <w:t xml:space="preserve">, </w:t>
       </w:r>
       <w:hyperlink r:id="rId48">
         <w:r>
           <w:rPr>
+            <w:lang w:val="en_US" w:bidi="en_US"/>
+          </w:rPr>
+          <w:rPr>
             <w:color w:val="0000EE"/>
             <w:u w:val="single"/>
           </w:rPr>
@@ -829,11 +1503,17 @@
         </w:r>
       </w:hyperlink>
       <w:r>
+        <w:rPr>
+          <w:lang w:val="en_US" w:bidi="en_US"/>
+        </w:rPr>
         <w:t xml:space="preserve">; </w:t>
       </w:r>
       <w:hyperlink r:id="rId49">
         <w:r>
           <w:rPr>
+            <w:lang w:val="en_US" w:bidi="en_US"/>
+          </w:rPr>
+          <w:rPr>
             <w:color w:val="0000EE"/>
             <w:u w:val="single"/>
           </w:rPr>
@@ -841,31 +1521,65 @@
         </w:r>
       </w:hyperlink>
       <w:r>
+        <w:rPr>
+          <w:lang w:val="en_US" w:bidi="en_US"/>
+        </w:rPr>
         <w:t>).</w:t>
       </w:r>
-      <w:r/>
-      <w:r/>
-    </w:p>
-    <w:p>
-      <w:r/>
+      <w:r>
+        <w:rPr>
+          <w:lang w:val="en_US" w:bidi="en_US"/>
+        </w:rPr>
+      </w:r>
+      <w:r>
+        <w:rPr>
+          <w:lang w:val="en_US" w:bidi="en_US"/>
+        </w:rPr>
+      </w:r>
+    </w:p>
+    <w:p>
+      <w:pPr/>
+      <w:r>
+        <w:rPr>
+          <w:lang w:val="en_US" w:bidi="en_US"/>
+        </w:rPr>
+      </w:r>
     </w:p>
     <w:p>
       <w:pPr>
         <w:pStyle w:val="Heading2"/>
       </w:pPr>
       <w:r>
+        <w:rPr>
+          <w:lang w:val="en_US" w:bidi="en_US"/>
+        </w:rPr>
         <w:t>Lamentations 1:21</w:t>
       </w:r>
-      <w:r/>
-    </w:p>
-    <w:p>
-      <w:r/>
-      <w:r>
+      <w:r>
+        <w:rPr>
+          <w:lang w:val="en_US" w:bidi="en_US"/>
+        </w:rPr>
+      </w:r>
+    </w:p>
+    <w:p>
+      <w:pPr/>
+      <w:r>
+        <w:rPr>
+          <w:lang w:val="en_US" w:bidi="en_US"/>
+        </w:rPr>
+      </w:r>
+      <w:r>
+        <w:rPr>
+          <w:lang w:val="en_US" w:bidi="en_US"/>
+        </w:rPr>
         <w:t xml:space="preserve">the day you promised: The poet’s spirit was heartened by the belief that God would set up a day when everyone—oppressors and victims—would be judged justly (see </w:t>
       </w:r>
       <w:hyperlink r:id="rId50">
         <w:r>
           <w:rPr>
+            <w:lang w:val="en_US" w:bidi="en_US"/>
+          </w:rPr>
+          <w:rPr>
             <w:color w:val="0000EE"/>
             <w:u w:val="single"/>
           </w:rPr>
@@ -873,11 +1587,17 @@
         </w:r>
       </w:hyperlink>
       <w:r>
+        <w:rPr>
+          <w:lang w:val="en_US" w:bidi="en_US"/>
+        </w:rPr>
         <w:t xml:space="preserve">, </w:t>
       </w:r>
       <w:hyperlink r:id="rId51">
         <w:r>
           <w:rPr>
+            <w:lang w:val="en_US" w:bidi="en_US"/>
+          </w:rPr>
+          <w:rPr>
             <w:color w:val="0000EE"/>
             <w:u w:val="single"/>
           </w:rPr>
@@ -885,11 +1605,17 @@
         </w:r>
       </w:hyperlink>
       <w:r>
+        <w:rPr>
+          <w:lang w:val="en_US" w:bidi="en_US"/>
+        </w:rPr>
         <w:t xml:space="preserve">; </w:t>
       </w:r>
       <w:hyperlink r:id="rId52">
         <w:r>
           <w:rPr>
+            <w:lang w:val="en_US" w:bidi="en_US"/>
+          </w:rPr>
+          <w:rPr>
             <w:color w:val="0000EE"/>
             <w:u w:val="single"/>
           </w:rPr>
@@ -897,11 +1623,17 @@
         </w:r>
       </w:hyperlink>
       <w:r>
+        <w:rPr>
+          <w:lang w:val="en_US" w:bidi="en_US"/>
+        </w:rPr>
         <w:t xml:space="preserve">, </w:t>
       </w:r>
       <w:hyperlink r:id="rId53">
         <w:r>
           <w:rPr>
+            <w:lang w:val="en_US" w:bidi="en_US"/>
+          </w:rPr>
+          <w:rPr>
             <w:color w:val="0000EE"/>
             <w:u w:val="single"/>
           </w:rPr>
@@ -909,11 +1641,17 @@
         </w:r>
       </w:hyperlink>
       <w:r>
+        <w:rPr>
+          <w:lang w:val="en_US" w:bidi="en_US"/>
+        </w:rPr>
         <w:t xml:space="preserve">; </w:t>
       </w:r>
       <w:hyperlink r:id="rId54">
         <w:r>
           <w:rPr>
+            <w:lang w:val="en_US" w:bidi="en_US"/>
+          </w:rPr>
+          <w:rPr>
             <w:color w:val="0000EE"/>
             <w:u w:val="single"/>
           </w:rPr>
@@ -921,11 +1659,17 @@
         </w:r>
       </w:hyperlink>
       <w:r>
+        <w:rPr>
+          <w:lang w:val="en_US" w:bidi="en_US"/>
+        </w:rPr>
         <w:t xml:space="preserve">; </w:t>
       </w:r>
       <w:hyperlink r:id="rId55">
         <w:r>
           <w:rPr>
+            <w:lang w:val="en_US" w:bidi="en_US"/>
+          </w:rPr>
+          <w:rPr>
             <w:color w:val="0000EE"/>
             <w:u w:val="single"/>
           </w:rPr>
@@ -933,11 +1677,17 @@
         </w:r>
       </w:hyperlink>
       <w:r>
+        <w:rPr>
+          <w:lang w:val="en_US" w:bidi="en_US"/>
+        </w:rPr>
         <w:t xml:space="preserve">; </w:t>
       </w:r>
       <w:hyperlink r:id="rId56">
         <w:r>
           <w:rPr>
+            <w:lang w:val="en_US" w:bidi="en_US"/>
+          </w:rPr>
+          <w:rPr>
             <w:color w:val="0000EE"/>
             <w:u w:val="single"/>
           </w:rPr>
@@ -945,11 +1695,17 @@
         </w:r>
       </w:hyperlink>
       <w:r>
+        <w:rPr>
+          <w:lang w:val="en_US" w:bidi="en_US"/>
+        </w:rPr>
         <w:t xml:space="preserve">; </w:t>
       </w:r>
       <w:hyperlink r:id="rId57">
         <w:r>
           <w:rPr>
+            <w:lang w:val="en_US" w:bidi="en_US"/>
+          </w:rPr>
+          <w:rPr>
             <w:color w:val="0000EE"/>
             <w:u w:val="single"/>
           </w:rPr>
@@ -957,40 +1713,78 @@
         </w:r>
       </w:hyperlink>
       <w:r>
+        <w:rPr>
+          <w:lang w:val="en_US" w:bidi="en_US"/>
+        </w:rPr>
         <w:t>).</w:t>
       </w:r>
-      <w:r/>
-      <w:r/>
-    </w:p>
-    <w:p>
-      <w:r/>
+      <w:r>
+        <w:rPr>
+          <w:lang w:val="en_US" w:bidi="en_US"/>
+        </w:rPr>
+      </w:r>
+      <w:r>
+        <w:rPr>
+          <w:lang w:val="en_US" w:bidi="en_US"/>
+        </w:rPr>
+      </w:r>
+    </w:p>
+    <w:p>
+      <w:pPr/>
+      <w:r>
+        <w:rPr>
+          <w:lang w:val="en_US" w:bidi="en_US"/>
+        </w:rPr>
+      </w:r>
     </w:p>
     <w:p>
       <w:pPr>
         <w:pStyle w:val="Heading2"/>
       </w:pPr>
       <w:r>
+        <w:rPr>
+          <w:lang w:val="en_US" w:bidi="en_US"/>
+        </w:rPr>
         <w:t>Lamentations 2:1</w:t>
       </w:r>
-      <w:r/>
-    </w:p>
-    <w:p>
-      <w:r/>
-      <w:r>
+      <w:r>
+        <w:rPr>
+          <w:lang w:val="en_US" w:bidi="en_US"/>
+        </w:rPr>
+      </w:r>
+    </w:p>
+    <w:p>
+      <w:pPr/>
+      <w:r>
+        <w:rPr>
+          <w:lang w:val="en_US" w:bidi="en_US"/>
+        </w:rPr>
+      </w:r>
+      <w:r>
+        <w:rPr>
+          <w:lang w:val="en_US" w:bidi="en_US"/>
+        </w:rPr>
         <w:t xml:space="preserve">the heights of heaven: Jerusalem’s buildings were splendid, adorned with precious metals and jewels. Jerusalem had the reputation of being the sacred city of the Lord. • his Temple (literally </w:t>
       </w:r>
       <w:r>
         <w:rPr>
           <w:i/>
+          <w:lang w:val="en_US" w:bidi="en_US"/>
         </w:rPr>
         <w:t>his footstool</w:t>
       </w:r>
       <w:r>
+        <w:rPr>
+          <w:lang w:val="en_US" w:bidi="en_US"/>
+        </w:rPr>
         <w:t xml:space="preserve">): Cp. </w:t>
       </w:r>
       <w:hyperlink r:id="rId58">
         <w:r>
           <w:rPr>
+            <w:lang w:val="en_US" w:bidi="en_US"/>
+          </w:rPr>
+          <w:rPr>
             <w:color w:val="0000EE"/>
             <w:u w:val="single"/>
           </w:rPr>
@@ -998,11 +1792,17 @@
         </w:r>
       </w:hyperlink>
       <w:r>
+        <w:rPr>
+          <w:lang w:val="en_US" w:bidi="en_US"/>
+        </w:rPr>
         <w:t xml:space="preserve">; </w:t>
       </w:r>
       <w:hyperlink r:id="rId59">
         <w:r>
           <w:rPr>
+            <w:lang w:val="en_US" w:bidi="en_US"/>
+          </w:rPr>
+          <w:rPr>
             <w:color w:val="0000EE"/>
             <w:u w:val="single"/>
           </w:rPr>
@@ -1010,11 +1810,17 @@
         </w:r>
       </w:hyperlink>
       <w:r>
+        <w:rPr>
+          <w:lang w:val="en_US" w:bidi="en_US"/>
+        </w:rPr>
         <w:t xml:space="preserve">; </w:t>
       </w:r>
       <w:hyperlink r:id="rId60">
         <w:r>
           <w:rPr>
+            <w:lang w:val="en_US" w:bidi="en_US"/>
+          </w:rPr>
+          <w:rPr>
             <w:color w:val="0000EE"/>
             <w:u w:val="single"/>
           </w:rPr>
@@ -1022,51 +1828,113 @@
         </w:r>
       </w:hyperlink>
       <w:r>
+        <w:rPr>
+          <w:lang w:val="en_US" w:bidi="en_US"/>
+        </w:rPr>
         <w:t>.</w:t>
       </w:r>
-      <w:r/>
-      <w:r/>
-    </w:p>
-    <w:p>
-      <w:r/>
+      <w:r>
+        <w:rPr>
+          <w:lang w:val="en_US" w:bidi="en_US"/>
+        </w:rPr>
+      </w:r>
+      <w:r>
+        <w:rPr>
+          <w:lang w:val="en_US" w:bidi="en_US"/>
+        </w:rPr>
+      </w:r>
+    </w:p>
+    <w:p>
+      <w:pPr/>
+      <w:r>
+        <w:rPr>
+          <w:lang w:val="en_US" w:bidi="en_US"/>
+        </w:rPr>
+      </w:r>
     </w:p>
     <w:p>
       <w:pPr>
         <w:pStyle w:val="Heading2"/>
       </w:pPr>
       <w:r>
+        <w:rPr>
+          <w:lang w:val="en_US" w:bidi="en_US"/>
+        </w:rPr>
         <w:t>Lamentations 2:1–22</w:t>
       </w:r>
-      <w:r/>
-    </w:p>
-    <w:p>
-      <w:r/>
-      <w:r>
+      <w:r>
+        <w:rPr>
+          <w:lang w:val="en_US" w:bidi="en_US"/>
+        </w:rPr>
+      </w:r>
+    </w:p>
+    <w:p>
+      <w:pPr/>
+      <w:r>
+        <w:rPr>
+          <w:lang w:val="en_US" w:bidi="en_US"/>
+        </w:rPr>
+      </w:r>
+      <w:r>
+        <w:rPr>
+          <w:lang w:val="en_US" w:bidi="en_US"/>
+        </w:rPr>
         <w:t>This chapter graphically portrays the Lord as Jerusalem’s destroyer.</w:t>
       </w:r>
-      <w:r/>
-      <w:r/>
-    </w:p>
-    <w:p>
-      <w:r/>
+      <w:r>
+        <w:rPr>
+          <w:lang w:val="en_US" w:bidi="en_US"/>
+        </w:rPr>
+      </w:r>
+      <w:r>
+        <w:rPr>
+          <w:lang w:val="en_US" w:bidi="en_US"/>
+        </w:rPr>
+      </w:r>
+    </w:p>
+    <w:p>
+      <w:pPr/>
+      <w:r>
+        <w:rPr>
+          <w:lang w:val="en_US" w:bidi="en_US"/>
+        </w:rPr>
+      </w:r>
     </w:p>
     <w:p>
       <w:pPr>
         <w:pStyle w:val="Heading2"/>
       </w:pPr>
       <w:r>
+        <w:rPr>
+          <w:lang w:val="en_US" w:bidi="en_US"/>
+        </w:rPr>
         <w:t>Lamentations 2:3–4</w:t>
       </w:r>
-      <w:r/>
-    </w:p>
-    <w:p>
-      <w:r/>
-      <w:r>
+      <w:r>
+        <w:rPr>
+          <w:lang w:val="en_US" w:bidi="en_US"/>
+        </w:rPr>
+      </w:r>
+    </w:p>
+    <w:p>
+      <w:pPr/>
+      <w:r>
+        <w:rPr>
+          <w:lang w:val="en_US" w:bidi="en_US"/>
+        </w:rPr>
+      </w:r>
+      <w:r>
+        <w:rPr>
+          <w:lang w:val="en_US" w:bidi="en_US"/>
+        </w:rPr>
         <w:t xml:space="preserve">bends his bow: In the past, the Lord had been a mighty warrior on Israel’s behalf (see </w:t>
       </w:r>
       <w:hyperlink r:id="rId61">
         <w:r>
           <w:rPr>
+            <w:lang w:val="en_US" w:bidi="en_US"/>
+          </w:rPr>
+          <w:rPr>
             <w:color w:val="0000EE"/>
             <w:u w:val="single"/>
           </w:rPr>
@@ -1074,11 +1942,17 @@
         </w:r>
       </w:hyperlink>
       <w:r>
+        <w:rPr>
+          <w:lang w:val="en_US" w:bidi="en_US"/>
+        </w:rPr>
         <w:t xml:space="preserve">; </w:t>
       </w:r>
       <w:hyperlink r:id="rId62">
         <w:r>
           <w:rPr>
+            <w:lang w:val="en_US" w:bidi="en_US"/>
+          </w:rPr>
+          <w:rPr>
             <w:color w:val="0000EE"/>
             <w:u w:val="single"/>
           </w:rPr>
@@ -1086,11 +1960,17 @@
         </w:r>
       </w:hyperlink>
       <w:r>
+        <w:rPr>
+          <w:lang w:val="en_US" w:bidi="en_US"/>
+        </w:rPr>
         <w:t xml:space="preserve">; </w:t>
       </w:r>
       <w:hyperlink r:id="rId63">
         <w:r>
           <w:rPr>
+            <w:lang w:val="en_US" w:bidi="en_US"/>
+          </w:rPr>
+          <w:rPr>
             <w:color w:val="0000EE"/>
             <w:u w:val="single"/>
           </w:rPr>
@@ -1098,11 +1978,17 @@
         </w:r>
       </w:hyperlink>
       <w:r>
+        <w:rPr>
+          <w:lang w:val="en_US" w:bidi="en_US"/>
+        </w:rPr>
         <w:t xml:space="preserve">; </w:t>
       </w:r>
       <w:hyperlink r:id="rId64">
         <w:r>
           <w:rPr>
+            <w:lang w:val="en_US" w:bidi="en_US"/>
+          </w:rPr>
+          <w:rPr>
             <w:color w:val="0000EE"/>
             <w:u w:val="single"/>
           </w:rPr>
@@ -1110,11 +1996,17 @@
         </w:r>
       </w:hyperlink>
       <w:r>
+        <w:rPr>
+          <w:lang w:val="en_US" w:bidi="en_US"/>
+        </w:rPr>
         <w:t xml:space="preserve">); now he waged war against Jerusalem (see </w:t>
       </w:r>
       <w:hyperlink r:id="rId65">
         <w:r>
           <w:rPr>
+            <w:lang w:val="en_US" w:bidi="en_US"/>
+          </w:rPr>
+          <w:rPr>
             <w:color w:val="0000EE"/>
             <w:u w:val="single"/>
           </w:rPr>
@@ -1122,11 +2014,17 @@
         </w:r>
       </w:hyperlink>
       <w:r>
+        <w:rPr>
+          <w:lang w:val="en_US" w:bidi="en_US"/>
+        </w:rPr>
         <w:t xml:space="preserve">; </w:t>
       </w:r>
       <w:hyperlink r:id="rId66">
         <w:r>
           <w:rPr>
+            <w:lang w:val="en_US" w:bidi="en_US"/>
+          </w:rPr>
+          <w:rPr>
             <w:color w:val="0000EE"/>
             <w:u w:val="single"/>
           </w:rPr>
@@ -1134,31 +2032,65 @@
         </w:r>
       </w:hyperlink>
       <w:r>
+        <w:rPr>
+          <w:lang w:val="en_US" w:bidi="en_US"/>
+        </w:rPr>
         <w:t>).</w:t>
       </w:r>
-      <w:r/>
-      <w:r/>
-    </w:p>
-    <w:p>
-      <w:r/>
+      <w:r>
+        <w:rPr>
+          <w:lang w:val="en_US" w:bidi="en_US"/>
+        </w:rPr>
+      </w:r>
+      <w:r>
+        <w:rPr>
+          <w:lang w:val="en_US" w:bidi="en_US"/>
+        </w:rPr>
+      </w:r>
+    </w:p>
+    <w:p>
+      <w:pPr/>
+      <w:r>
+        <w:rPr>
+          <w:lang w:val="en_US" w:bidi="en_US"/>
+        </w:rPr>
+      </w:r>
     </w:p>
     <w:p>
       <w:pPr>
         <w:pStyle w:val="Heading2"/>
       </w:pPr>
       <w:r>
+        <w:rPr>
+          <w:lang w:val="en_US" w:bidi="en_US"/>
+        </w:rPr>
         <w:t>Lamentations 2:6</w:t>
       </w:r>
-      <w:r/>
-    </w:p>
-    <w:p>
-      <w:r/>
-      <w:r>
+      <w:r>
+        <w:rPr>
+          <w:lang w:val="en_US" w:bidi="en_US"/>
+        </w:rPr>
+      </w:r>
+    </w:p>
+    <w:p>
+      <w:pPr/>
+      <w:r>
+        <w:rPr>
+          <w:lang w:val="en_US" w:bidi="en_US"/>
+        </w:rPr>
+      </w:r>
+      <w:r>
+        <w:rPr>
+          <w:lang w:val="en_US" w:bidi="en_US"/>
+        </w:rPr>
         <w:t>A garden shelter was a temporary structure that harvesters put up to provide shade. God had promised to take care of his Temple forever (</w:t>
       </w:r>
       <w:hyperlink r:id="rId67">
         <w:r>
           <w:rPr>
+            <w:lang w:val="en_US" w:bidi="en_US"/>
+          </w:rPr>
+          <w:rPr>
             <w:color w:val="0000EE"/>
             <w:u w:val="single"/>
           </w:rPr>
@@ -1166,31 +2098,65 @@
         </w:r>
       </w:hyperlink>
       <w:r>
+        <w:rPr>
+          <w:lang w:val="en_US" w:bidi="en_US"/>
+        </w:rPr>
         <w:t>), but now it seemed that he had abandoned it.</w:t>
       </w:r>
-      <w:r/>
-      <w:r/>
-    </w:p>
-    <w:p>
-      <w:r/>
+      <w:r>
+        <w:rPr>
+          <w:lang w:val="en_US" w:bidi="en_US"/>
+        </w:rPr>
+      </w:r>
+      <w:r>
+        <w:rPr>
+          <w:lang w:val="en_US" w:bidi="en_US"/>
+        </w:rPr>
+      </w:r>
+    </w:p>
+    <w:p>
+      <w:pPr/>
+      <w:r>
+        <w:rPr>
+          <w:lang w:val="en_US" w:bidi="en_US"/>
+        </w:rPr>
+      </w:r>
     </w:p>
     <w:p>
       <w:pPr>
         <w:pStyle w:val="Heading2"/>
       </w:pPr>
       <w:r>
+        <w:rPr>
+          <w:lang w:val="en_US" w:bidi="en_US"/>
+        </w:rPr>
         <w:t>Lamentations 2:7</w:t>
       </w:r>
-      <w:r/>
-    </w:p>
-    <w:p>
-      <w:r/>
-      <w:r>
+      <w:r>
+        <w:rPr>
+          <w:lang w:val="en_US" w:bidi="en_US"/>
+        </w:rPr>
+      </w:r>
+    </w:p>
+    <w:p>
+      <w:pPr/>
+      <w:r>
+        <w:rPr>
+          <w:lang w:val="en_US" w:bidi="en_US"/>
+        </w:rPr>
+      </w:r>
+      <w:r>
+        <w:rPr>
+          <w:lang w:val="en_US" w:bidi="en_US"/>
+        </w:rPr>
         <w:t xml:space="preserve">The Temple was destroyed because the sins that the priests and the people had committed within its walls had defiled its holiness (cp. </w:t>
       </w:r>
       <w:hyperlink r:id="rId68">
         <w:r>
           <w:rPr>
+            <w:lang w:val="en_US" w:bidi="en_US"/>
+          </w:rPr>
+          <w:rPr>
             <w:color w:val="0000EE"/>
             <w:u w:val="single"/>
           </w:rPr>
@@ -1198,11 +2164,17 @@
         </w:r>
       </w:hyperlink>
       <w:r>
+        <w:rPr>
+          <w:lang w:val="en_US" w:bidi="en_US"/>
+        </w:rPr>
         <w:t xml:space="preserve">; </w:t>
       </w:r>
       <w:hyperlink r:id="rId69">
         <w:r>
           <w:rPr>
+            <w:lang w:val="en_US" w:bidi="en_US"/>
+          </w:rPr>
+          <w:rPr>
             <w:color w:val="0000EE"/>
             <w:u w:val="single"/>
           </w:rPr>
@@ -1210,11 +2182,17 @@
         </w:r>
       </w:hyperlink>
       <w:r>
+        <w:rPr>
+          <w:lang w:val="en_US" w:bidi="en_US"/>
+        </w:rPr>
         <w:t xml:space="preserve">, </w:t>
       </w:r>
       <w:hyperlink r:id="rId70">
         <w:r>
           <w:rPr>
+            <w:lang w:val="en_US" w:bidi="en_US"/>
+          </w:rPr>
+          <w:rPr>
             <w:color w:val="0000EE"/>
             <w:u w:val="single"/>
           </w:rPr>
@@ -1222,11 +2200,17 @@
         </w:r>
       </w:hyperlink>
       <w:r>
+        <w:rPr>
+          <w:lang w:val="en_US" w:bidi="en_US"/>
+        </w:rPr>
         <w:t xml:space="preserve">; </w:t>
       </w:r>
       <w:hyperlink r:id="rId71">
         <w:r>
           <w:rPr>
+            <w:lang w:val="en_US" w:bidi="en_US"/>
+          </w:rPr>
+          <w:rPr>
             <w:color w:val="0000EE"/>
             <w:u w:val="single"/>
           </w:rPr>
@@ -1234,51 +2218,113 @@
         </w:r>
       </w:hyperlink>
       <w:r>
+        <w:rPr>
+          <w:lang w:val="en_US" w:bidi="en_US"/>
+        </w:rPr>
         <w:t>).</w:t>
       </w:r>
-      <w:r/>
-      <w:r/>
-    </w:p>
-    <w:p>
-      <w:r/>
+      <w:r>
+        <w:rPr>
+          <w:lang w:val="en_US" w:bidi="en_US"/>
+        </w:rPr>
+      </w:r>
+      <w:r>
+        <w:rPr>
+          <w:lang w:val="en_US" w:bidi="en_US"/>
+        </w:rPr>
+      </w:r>
+    </w:p>
+    <w:p>
+      <w:pPr/>
+      <w:r>
+        <w:rPr>
+          <w:lang w:val="en_US" w:bidi="en_US"/>
+        </w:rPr>
+      </w:r>
     </w:p>
     <w:p>
       <w:pPr>
         <w:pStyle w:val="Heading2"/>
       </w:pPr>
       <w:r>
+        <w:rPr>
+          <w:lang w:val="en_US" w:bidi="en_US"/>
+        </w:rPr>
         <w:t>Lamentations 2:8</w:t>
       </w:r>
-      <w:r/>
-    </w:p>
-    <w:p>
-      <w:r/>
-      <w:r>
+      <w:r>
+        <w:rPr>
+          <w:lang w:val="en_US" w:bidi="en_US"/>
+        </w:rPr>
+      </w:r>
+    </w:p>
+    <w:p>
+      <w:pPr/>
+      <w:r>
+        <w:rPr>
+          <w:lang w:val="en_US" w:bidi="en_US"/>
+        </w:rPr>
+      </w:r>
+      <w:r>
+        <w:rPr>
+          <w:lang w:val="en_US" w:bidi="en_US"/>
+        </w:rPr>
         <w:t>Ramparts were stone walls or mounds of earth built around a city to protect it from assault by an enemy army.</w:t>
       </w:r>
-      <w:r/>
-      <w:r/>
-    </w:p>
-    <w:p>
-      <w:r/>
+      <w:r>
+        <w:rPr>
+          <w:lang w:val="en_US" w:bidi="en_US"/>
+        </w:rPr>
+      </w:r>
+      <w:r>
+        <w:rPr>
+          <w:lang w:val="en_US" w:bidi="en_US"/>
+        </w:rPr>
+      </w:r>
+    </w:p>
+    <w:p>
+      <w:pPr/>
+      <w:r>
+        <w:rPr>
+          <w:lang w:val="en_US" w:bidi="en_US"/>
+        </w:rPr>
+      </w:r>
     </w:p>
     <w:p>
       <w:pPr>
         <w:pStyle w:val="Heading2"/>
       </w:pPr>
       <w:r>
+        <w:rPr>
+          <w:lang w:val="en_US" w:bidi="en_US"/>
+        </w:rPr>
         <w:t>Lamentations 2:9</w:t>
       </w:r>
-      <w:r/>
-    </w:p>
-    <w:p>
-      <w:r/>
-      <w:r>
+      <w:r>
+        <w:rPr>
+          <w:lang w:val="en_US" w:bidi="en_US"/>
+        </w:rPr>
+      </w:r>
+    </w:p>
+    <w:p>
+      <w:pPr/>
+      <w:r>
+        <w:rPr>
+          <w:lang w:val="en_US" w:bidi="en_US"/>
+        </w:rPr>
+      </w:r>
+      <w:r>
+        <w:rPr>
+          <w:lang w:val="en_US" w:bidi="en_US"/>
+        </w:rPr>
         <w:t>no more visions: Daniel and Ezekiel were prophets of the Lord who had visions while they lived among the exiles far from the land of Judah (</w:t>
       </w:r>
       <w:hyperlink r:id="rId72">
         <w:r>
           <w:rPr>
+            <w:lang w:val="en_US" w:bidi="en_US"/>
+          </w:rPr>
+          <w:rPr>
             <w:color w:val="0000EE"/>
             <w:u w:val="single"/>
           </w:rPr>
@@ -1286,11 +2332,17 @@
         </w:r>
       </w:hyperlink>
       <w:r>
+        <w:rPr>
+          <w:lang w:val="en_US" w:bidi="en_US"/>
+        </w:rPr>
         <w:t xml:space="preserve">; </w:t>
       </w:r>
       <w:hyperlink r:id="rId73">
         <w:r>
           <w:rPr>
+            <w:lang w:val="en_US" w:bidi="en_US"/>
+          </w:rPr>
+          <w:rPr>
             <w:color w:val="0000EE"/>
             <w:u w:val="single"/>
           </w:rPr>
@@ -1298,60 +2350,126 @@
         </w:r>
       </w:hyperlink>
       <w:r>
+        <w:rPr>
+          <w:lang w:val="en_US" w:bidi="en_US"/>
+        </w:rPr>
         <w:t>). This verse refers to prophets in Jerusalem who claimed to have visions that proved to be false.</w:t>
       </w:r>
-      <w:r/>
-      <w:r/>
-    </w:p>
-    <w:p>
-      <w:r/>
+      <w:r>
+        <w:rPr>
+          <w:lang w:val="en_US" w:bidi="en_US"/>
+        </w:rPr>
+      </w:r>
+      <w:r>
+        <w:rPr>
+          <w:lang w:val="en_US" w:bidi="en_US"/>
+        </w:rPr>
+      </w:r>
+    </w:p>
+    <w:p>
+      <w:pPr/>
+      <w:r>
+        <w:rPr>
+          <w:lang w:val="en_US" w:bidi="en_US"/>
+        </w:rPr>
+      </w:r>
     </w:p>
     <w:p>
       <w:pPr>
         <w:pStyle w:val="Heading2"/>
       </w:pPr>
       <w:r>
+        <w:rPr>
+          <w:lang w:val="en_US" w:bidi="en_US"/>
+        </w:rPr>
         <w:t>Lamentations 2:10</w:t>
       </w:r>
-      <w:r/>
-    </w:p>
-    <w:p>
-      <w:r/>
-      <w:r>
+      <w:r>
+        <w:rPr>
+          <w:lang w:val="en_US" w:bidi="en_US"/>
+        </w:rPr>
+      </w:r>
+    </w:p>
+    <w:p>
+      <w:pPr/>
+      <w:r>
+        <w:rPr>
+          <w:lang w:val="en_US" w:bidi="en_US"/>
+        </w:rPr>
+      </w:r>
+      <w:r>
+        <w:rPr>
+          <w:lang w:val="en_US" w:bidi="en_US"/>
+        </w:rPr>
         <w:t xml:space="preserve">Burlap (or </w:t>
       </w:r>
       <w:r>
         <w:rPr>
           <w:i/>
+          <w:lang w:val="en_US" w:bidi="en_US"/>
         </w:rPr>
         <w:t>sackcloth</w:t>
       </w:r>
       <w:r>
+        <w:rPr>
+          <w:lang w:val="en_US" w:bidi="en_US"/>
+        </w:rPr>
         <w:t>) was made of goat or camel hair and was often used for grain sacks or for items to be carried on pack animals. Poor people wore it as clothing because it was inexpensive, and people in mourning wore it as a sign of their deep sorrow (its dark color matched their mood, and its roughness matched their discomfort). • Throwing dust on their heads and clothing was a sign to neighbors that a family member had died.</w:t>
       </w:r>
-      <w:r/>
-      <w:r/>
-    </w:p>
-    <w:p>
-      <w:r/>
+      <w:r>
+        <w:rPr>
+          <w:lang w:val="en_US" w:bidi="en_US"/>
+        </w:rPr>
+      </w:r>
+      <w:r>
+        <w:rPr>
+          <w:lang w:val="en_US" w:bidi="en_US"/>
+        </w:rPr>
+      </w:r>
+    </w:p>
+    <w:p>
+      <w:pPr/>
+      <w:r>
+        <w:rPr>
+          <w:lang w:val="en_US" w:bidi="en_US"/>
+        </w:rPr>
+      </w:r>
     </w:p>
     <w:p>
       <w:pPr>
         <w:pStyle w:val="Heading2"/>
       </w:pPr>
       <w:r>
+        <w:rPr>
+          <w:lang w:val="en_US" w:bidi="en_US"/>
+        </w:rPr>
         <w:t>Lamentations 2:13</w:t>
       </w:r>
-      <w:r/>
-    </w:p>
-    <w:p>
-      <w:r/>
-      <w:r>
+      <w:r>
+        <w:rPr>
+          <w:lang w:val="en_US" w:bidi="en_US"/>
+        </w:rPr>
+      </w:r>
+    </w:p>
+    <w:p>
+      <w:pPr/>
+      <w:r>
+        <w:rPr>
+          <w:lang w:val="en_US" w:bidi="en_US"/>
+        </w:rPr>
+      </w:r>
+      <w:r>
+        <w:rPr>
+          <w:lang w:val="en_US" w:bidi="en_US"/>
+        </w:rPr>
         <w:t>Who can heal you? Reputed healers and prophets were all liars and frauds (</w:t>
       </w:r>
       <w:hyperlink r:id="rId74">
         <w:r>
           <w:rPr>
+            <w:lang w:val="en_US" w:bidi="en_US"/>
+          </w:rPr>
+          <w:rPr>
             <w:color w:val="0000EE"/>
             <w:u w:val="single"/>
           </w:rPr>
@@ -1359,51 +2477,113 @@
         </w:r>
       </w:hyperlink>
       <w:r>
+        <w:rPr>
+          <w:lang w:val="en_US" w:bidi="en_US"/>
+        </w:rPr>
         <w:t>).</w:t>
       </w:r>
-      <w:r/>
-      <w:r/>
-    </w:p>
-    <w:p>
-      <w:r/>
+      <w:r>
+        <w:rPr>
+          <w:lang w:val="en_US" w:bidi="en_US"/>
+        </w:rPr>
+      </w:r>
+      <w:r>
+        <w:rPr>
+          <w:lang w:val="en_US" w:bidi="en_US"/>
+        </w:rPr>
+      </w:r>
+    </w:p>
+    <w:p>
+      <w:pPr/>
+      <w:r>
+        <w:rPr>
+          <w:lang w:val="en_US" w:bidi="en_US"/>
+        </w:rPr>
+      </w:r>
     </w:p>
     <w:p>
       <w:pPr>
         <w:pStyle w:val="Heading2"/>
       </w:pPr>
       <w:r>
+        <w:rPr>
+          <w:lang w:val="en_US" w:bidi="en_US"/>
+        </w:rPr>
         <w:t>Lamentations 2:16</w:t>
       </w:r>
-      <w:r/>
-    </w:p>
-    <w:p>
-      <w:r/>
-      <w:r>
+      <w:r>
+        <w:rPr>
+          <w:lang w:val="en_US" w:bidi="en_US"/>
+        </w:rPr>
+      </w:r>
+    </w:p>
+    <w:p>
+      <w:pPr/>
+      <w:r>
+        <w:rPr>
+          <w:lang w:val="en_US" w:bidi="en_US"/>
+        </w:rPr>
+      </w:r>
+      <w:r>
+        <w:rPr>
+          <w:lang w:val="en_US" w:bidi="en_US"/>
+        </w:rPr>
         <w:t>Their enemies were glad that Jerusalem was defeated.</w:t>
       </w:r>
-      <w:r/>
-      <w:r/>
-    </w:p>
-    <w:p>
-      <w:r/>
+      <w:r>
+        <w:rPr>
+          <w:lang w:val="en_US" w:bidi="en_US"/>
+        </w:rPr>
+      </w:r>
+      <w:r>
+        <w:rPr>
+          <w:lang w:val="en_US" w:bidi="en_US"/>
+        </w:rPr>
+      </w:r>
+    </w:p>
+    <w:p>
+      <w:pPr/>
+      <w:r>
+        <w:rPr>
+          <w:lang w:val="en_US" w:bidi="en_US"/>
+        </w:rPr>
+      </w:r>
     </w:p>
     <w:p>
       <w:pPr>
         <w:pStyle w:val="Heading2"/>
       </w:pPr>
       <w:r>
+        <w:rPr>
+          <w:lang w:val="en_US" w:bidi="en_US"/>
+        </w:rPr>
         <w:t>Lamentations 2:17</w:t>
       </w:r>
-      <w:r/>
-    </w:p>
-    <w:p>
-      <w:r/>
-      <w:r>
+      <w:r>
+        <w:rPr>
+          <w:lang w:val="en_US" w:bidi="en_US"/>
+        </w:rPr>
+      </w:r>
+    </w:p>
+    <w:p>
+      <w:pPr/>
+      <w:r>
+        <w:rPr>
+          <w:lang w:val="en_US" w:bidi="en_US"/>
+        </w:rPr>
+      </w:r>
+      <w:r>
+        <w:rPr>
+          <w:lang w:val="en_US" w:bidi="en_US"/>
+        </w:rPr>
         <w:t>promises . . . made long ago: God’s promises of blessing were always contingent upon Israel’s obedience to the law (</w:t>
       </w:r>
       <w:hyperlink r:id="rId75">
         <w:r>
           <w:rPr>
+            <w:lang w:val="en_US" w:bidi="en_US"/>
+          </w:rPr>
+          <w:rPr>
             <w:color w:val="0000EE"/>
             <w:u w:val="single"/>
           </w:rPr>
@@ -1411,11 +2591,17 @@
         </w:r>
       </w:hyperlink>
       <w:r>
+        <w:rPr>
+          <w:lang w:val="en_US" w:bidi="en_US"/>
+        </w:rPr>
         <w:t>). He had promised to destroy them if they disobeyed it (</w:t>
       </w:r>
       <w:hyperlink r:id="rId76">
         <w:r>
           <w:rPr>
+            <w:lang w:val="en_US" w:bidi="en_US"/>
+          </w:rPr>
+          <w:rPr>
             <w:color w:val="0000EE"/>
             <w:u w:val="single"/>
           </w:rPr>
@@ -1423,51 +2609,113 @@
         </w:r>
       </w:hyperlink>
       <w:r>
+        <w:rPr>
+          <w:lang w:val="en_US" w:bidi="en_US"/>
+        </w:rPr>
         <w:t>).</w:t>
       </w:r>
-      <w:r/>
-      <w:r/>
-    </w:p>
-    <w:p>
-      <w:r/>
+      <w:r>
+        <w:rPr>
+          <w:lang w:val="en_US" w:bidi="en_US"/>
+        </w:rPr>
+      </w:r>
+      <w:r>
+        <w:rPr>
+          <w:lang w:val="en_US" w:bidi="en_US"/>
+        </w:rPr>
+      </w:r>
+    </w:p>
+    <w:p>
+      <w:pPr/>
+      <w:r>
+        <w:rPr>
+          <w:lang w:val="en_US" w:bidi="en_US"/>
+        </w:rPr>
+      </w:r>
     </w:p>
     <w:p>
       <w:pPr>
         <w:pStyle w:val="Heading2"/>
       </w:pPr>
       <w:r>
+        <w:rPr>
+          <w:lang w:val="en_US" w:bidi="en_US"/>
+        </w:rPr>
         <w:t>Lamentations 2:18–19</w:t>
       </w:r>
-      <w:r/>
-    </w:p>
-    <w:p>
-      <w:r/>
-      <w:r>
+      <w:r>
+        <w:rPr>
+          <w:lang w:val="en_US" w:bidi="en_US"/>
+        </w:rPr>
+      </w:r>
+    </w:p>
+    <w:p>
+      <w:pPr/>
+      <w:r>
+        <w:rPr>
+          <w:lang w:val="en_US" w:bidi="en_US"/>
+        </w:rPr>
+      </w:r>
+      <w:r>
+        <w:rPr>
+          <w:lang w:val="en_US" w:bidi="en_US"/>
+        </w:rPr>
         <w:t>Repentance and prayer are the proper responses when facing the devastation of God’s judgment.</w:t>
       </w:r>
-      <w:r/>
-      <w:r/>
-    </w:p>
-    <w:p>
-      <w:r/>
+      <w:r>
+        <w:rPr>
+          <w:lang w:val="en_US" w:bidi="en_US"/>
+        </w:rPr>
+      </w:r>
+      <w:r>
+        <w:rPr>
+          <w:lang w:val="en_US" w:bidi="en_US"/>
+        </w:rPr>
+      </w:r>
+    </w:p>
+    <w:p>
+      <w:pPr/>
+      <w:r>
+        <w:rPr>
+          <w:lang w:val="en_US" w:bidi="en_US"/>
+        </w:rPr>
+      </w:r>
     </w:p>
     <w:p>
       <w:pPr>
         <w:pStyle w:val="Heading2"/>
       </w:pPr>
       <w:r>
+        <w:rPr>
+          <w:lang w:val="en_US" w:bidi="en_US"/>
+        </w:rPr>
         <w:t>Lamentations 2:20</w:t>
       </w:r>
-      <w:r/>
-    </w:p>
-    <w:p>
-      <w:r/>
-      <w:r>
+      <w:r>
+        <w:rPr>
+          <w:lang w:val="en_US" w:bidi="en_US"/>
+        </w:rPr>
+      </w:r>
+    </w:p>
+    <w:p>
+      <w:pPr/>
+      <w:r>
+        <w:rPr>
+          <w:lang w:val="en_US" w:bidi="en_US"/>
+        </w:rPr>
+      </w:r>
+      <w:r>
+        <w:rPr>
+          <w:lang w:val="en_US" w:bidi="en_US"/>
+        </w:rPr>
         <w:t>Jeremiah had predicted that the same cannibalism that occurred during a siege of Samaria (</w:t>
       </w:r>
       <w:hyperlink r:id="rId77">
         <w:r>
           <w:rPr>
+            <w:lang w:val="en_US" w:bidi="en_US"/>
+          </w:rPr>
+          <w:rPr>
             <w:color w:val="0000EE"/>
             <w:u w:val="single"/>
           </w:rPr>
@@ -1475,11 +2723,17 @@
         </w:r>
       </w:hyperlink>
       <w:r>
+        <w:rPr>
+          <w:lang w:val="en_US" w:bidi="en_US"/>
+        </w:rPr>
         <w:t>) would happen in Jerusalem (</w:t>
       </w:r>
       <w:hyperlink r:id="rId78">
         <w:r>
           <w:rPr>
+            <w:lang w:val="en_US" w:bidi="en_US"/>
+          </w:rPr>
+          <w:rPr>
             <w:color w:val="0000EE"/>
             <w:u w:val="single"/>
           </w:rPr>
@@ -1487,11 +2741,17 @@
         </w:r>
       </w:hyperlink>
       <w:r>
+        <w:rPr>
+          <w:lang w:val="en_US" w:bidi="en_US"/>
+        </w:rPr>
         <w:t xml:space="preserve">; see also </w:t>
       </w:r>
       <w:hyperlink r:id="rId79">
         <w:r>
           <w:rPr>
+            <w:lang w:val="en_US" w:bidi="en_US"/>
+          </w:rPr>
+          <w:rPr>
             <w:color w:val="0000EE"/>
             <w:u w:val="single"/>
           </w:rPr>
@@ -1499,11 +2759,17 @@
         </w:r>
       </w:hyperlink>
       <w:r>
+        <w:rPr>
+          <w:lang w:val="en_US" w:bidi="en_US"/>
+        </w:rPr>
         <w:t xml:space="preserve">; </w:t>
       </w:r>
       <w:hyperlink r:id="rId80">
         <w:r>
           <w:rPr>
+            <w:lang w:val="en_US" w:bidi="en_US"/>
+          </w:rPr>
+          <w:rPr>
             <w:color w:val="0000EE"/>
             <w:u w:val="single"/>
           </w:rPr>
@@ -1511,11 +2777,17 @@
         </w:r>
       </w:hyperlink>
       <w:r>
+        <w:rPr>
+          <w:lang w:val="en_US" w:bidi="en_US"/>
+        </w:rPr>
         <w:t xml:space="preserve">; cp. </w:t>
       </w:r>
       <w:hyperlink r:id="rId81">
         <w:r>
           <w:rPr>
+            <w:lang w:val="en_US" w:bidi="en_US"/>
+          </w:rPr>
+          <w:rPr>
             <w:color w:val="0000EE"/>
             <w:u w:val="single"/>
           </w:rPr>
@@ -1523,31 +2795,65 @@
         </w:r>
       </w:hyperlink>
       <w:r>
+        <w:rPr>
+          <w:lang w:val="en_US" w:bidi="en_US"/>
+        </w:rPr>
         <w:t>).</w:t>
       </w:r>
-      <w:r/>
-      <w:r/>
-    </w:p>
-    <w:p>
-      <w:r/>
+      <w:r>
+        <w:rPr>
+          <w:lang w:val="en_US" w:bidi="en_US"/>
+        </w:rPr>
+      </w:r>
+      <w:r>
+        <w:rPr>
+          <w:lang w:val="en_US" w:bidi="en_US"/>
+        </w:rPr>
+      </w:r>
+    </w:p>
+    <w:p>
+      <w:pPr/>
+      <w:r>
+        <w:rPr>
+          <w:lang w:val="en_US" w:bidi="en_US"/>
+        </w:rPr>
+      </w:r>
     </w:p>
     <w:p>
       <w:pPr>
         <w:pStyle w:val="Heading2"/>
       </w:pPr>
       <w:r>
+        <w:rPr>
+          <w:lang w:val="en_US" w:bidi="en_US"/>
+        </w:rPr>
         <w:t>Lamentations 2:22</w:t>
       </w:r>
-      <w:r/>
-    </w:p>
-    <w:p>
-      <w:r/>
-      <w:r>
+      <w:r>
+        <w:rPr>
+          <w:lang w:val="en_US" w:bidi="en_US"/>
+        </w:rPr>
+      </w:r>
+    </w:p>
+    <w:p>
+      <w:pPr/>
+      <w:r>
+        <w:rPr>
+          <w:lang w:val="en_US" w:bidi="en_US"/>
+        </w:rPr>
+      </w:r>
+      <w:r>
+        <w:rPr>
+          <w:lang w:val="en_US" w:bidi="en_US"/>
+        </w:rPr>
         <w:t>calling them to a day of feasting: The poet compares Jerusalem’s destruction to an invitation to a banquet at which war, famine, wild animals, and sickness would feast on the wicked in Jerusalem (</w:t>
       </w:r>
       <w:hyperlink r:id="rId82">
         <w:r>
           <w:rPr>
+            <w:lang w:val="en_US" w:bidi="en_US"/>
+          </w:rPr>
+          <w:rPr>
             <w:color w:val="0000EE"/>
             <w:u w:val="single"/>
           </w:rPr>
@@ -1555,11 +2861,17 @@
         </w:r>
       </w:hyperlink>
       <w:r>
+        <w:rPr>
+          <w:lang w:val="en_US" w:bidi="en_US"/>
+        </w:rPr>
         <w:t xml:space="preserve">; cp. </w:t>
       </w:r>
       <w:hyperlink r:id="rId83">
         <w:r>
           <w:rPr>
+            <w:lang w:val="en_US" w:bidi="en_US"/>
+          </w:rPr>
+          <w:rPr>
             <w:color w:val="0000EE"/>
             <w:u w:val="single"/>
           </w:rPr>
@@ -1567,51 +2879,113 @@
         </w:r>
       </w:hyperlink>
       <w:r>
+        <w:rPr>
+          <w:lang w:val="en_US" w:bidi="en_US"/>
+        </w:rPr>
         <w:t>).</w:t>
       </w:r>
-      <w:r/>
-      <w:r/>
-    </w:p>
-    <w:p>
-      <w:r/>
+      <w:r>
+        <w:rPr>
+          <w:lang w:val="en_US" w:bidi="en_US"/>
+        </w:rPr>
+      </w:r>
+      <w:r>
+        <w:rPr>
+          <w:lang w:val="en_US" w:bidi="en_US"/>
+        </w:rPr>
+      </w:r>
+    </w:p>
+    <w:p>
+      <w:pPr/>
+      <w:r>
+        <w:rPr>
+          <w:lang w:val="en_US" w:bidi="en_US"/>
+        </w:rPr>
+      </w:r>
     </w:p>
     <w:p>
       <w:pPr>
         <w:pStyle w:val="Heading2"/>
       </w:pPr>
       <w:r>
+        <w:rPr>
+          <w:lang w:val="en_US" w:bidi="en_US"/>
+        </w:rPr>
         <w:t>Lamentations 3:1–24</w:t>
       </w:r>
-      <w:r/>
-    </w:p>
-    <w:p>
-      <w:r/>
-      <w:r>
+      <w:r>
+        <w:rPr>
+          <w:lang w:val="en_US" w:bidi="en_US"/>
+        </w:rPr>
+      </w:r>
+    </w:p>
+    <w:p>
+      <w:pPr/>
+      <w:r>
+        <w:rPr>
+          <w:lang w:val="en_US" w:bidi="en_US"/>
+        </w:rPr>
+      </w:r>
+      <w:r>
+        <w:rPr>
+          <w:lang w:val="en_US" w:bidi="en_US"/>
+        </w:rPr>
         <w:t>The author speaks of the suffering of Judah and Jerusalem as his own.</w:t>
       </w:r>
-      <w:r/>
-      <w:r/>
-    </w:p>
-    <w:p>
-      <w:r/>
+      <w:r>
+        <w:rPr>
+          <w:lang w:val="en_US" w:bidi="en_US"/>
+        </w:rPr>
+      </w:r>
+      <w:r>
+        <w:rPr>
+          <w:lang w:val="en_US" w:bidi="en_US"/>
+        </w:rPr>
+      </w:r>
+    </w:p>
+    <w:p>
+      <w:pPr/>
+      <w:r>
+        <w:rPr>
+          <w:lang w:val="en_US" w:bidi="en_US"/>
+        </w:rPr>
+      </w:r>
     </w:p>
     <w:p>
       <w:pPr>
         <w:pStyle w:val="Heading2"/>
       </w:pPr>
       <w:r>
+        <w:rPr>
+          <w:lang w:val="en_US" w:bidi="en_US"/>
+        </w:rPr>
         <w:t>Lamentations 3:1–66</w:t>
       </w:r>
-      <w:r/>
-    </w:p>
-    <w:p>
-      <w:r/>
-      <w:r>
+      <w:r>
+        <w:rPr>
+          <w:lang w:val="en_US" w:bidi="en_US"/>
+        </w:rPr>
+      </w:r>
+    </w:p>
+    <w:p>
+      <w:pPr/>
+      <w:r>
+        <w:rPr>
+          <w:lang w:val="en_US" w:bidi="en_US"/>
+        </w:rPr>
+      </w:r>
+      <w:r>
+        <w:rPr>
+          <w:lang w:val="en_US" w:bidi="en_US"/>
+        </w:rPr>
         <w:t>In this chapter, the author laments what has happened (</w:t>
       </w:r>
       <w:hyperlink r:id="rId84">
         <w:r>
           <w:rPr>
+            <w:lang w:val="en_US" w:bidi="en_US"/>
+          </w:rPr>
+          <w:rPr>
             <w:color w:val="0000EE"/>
             <w:u w:val="single"/>
           </w:rPr>
@@ -1619,11 +2993,17 @@
         </w:r>
       </w:hyperlink>
       <w:r>
+        <w:rPr>
+          <w:lang w:val="en_US" w:bidi="en_US"/>
+        </w:rPr>
         <w:t xml:space="preserve">, </w:t>
       </w:r>
       <w:hyperlink r:id="rId85">
         <w:r>
           <w:rPr>
+            <w:lang w:val="en_US" w:bidi="en_US"/>
+          </w:rPr>
+          <w:rPr>
             <w:color w:val="0000EE"/>
             <w:u w:val="single"/>
           </w:rPr>
@@ -1631,11 +3011,17 @@
         </w:r>
       </w:hyperlink>
       <w:r>
+        <w:rPr>
+          <w:lang w:val="en_US" w:bidi="en_US"/>
+        </w:rPr>
         <w:t>), remembers the faithful love of the Lord (</w:t>
       </w:r>
       <w:hyperlink r:id="rId86">
         <w:r>
           <w:rPr>
+            <w:lang w:val="en_US" w:bidi="en_US"/>
+          </w:rPr>
+          <w:rPr>
             <w:color w:val="0000EE"/>
             <w:u w:val="single"/>
           </w:rPr>
@@ -1643,11 +3029,17 @@
         </w:r>
       </w:hyperlink>
       <w:r>
+        <w:rPr>
+          <w:lang w:val="en_US" w:bidi="en_US"/>
+        </w:rPr>
         <w:t>), describes how God’s people should respond (</w:t>
       </w:r>
       <w:hyperlink r:id="rId87">
         <w:r>
           <w:rPr>
+            <w:lang w:val="en_US" w:bidi="en_US"/>
+          </w:rPr>
+          <w:rPr>
             <w:color w:val="0000EE"/>
             <w:u w:val="single"/>
           </w:rPr>
@@ -1655,11 +3047,17 @@
         </w:r>
       </w:hyperlink>
       <w:r>
+        <w:rPr>
+          <w:lang w:val="en_US" w:bidi="en_US"/>
+        </w:rPr>
         <w:t>), and calls upon the Lord in prayer (</w:t>
       </w:r>
       <w:hyperlink r:id="rId88">
         <w:r>
           <w:rPr>
+            <w:lang w:val="en_US" w:bidi="en_US"/>
+          </w:rPr>
+          <w:rPr>
             <w:color w:val="0000EE"/>
             <w:u w:val="single"/>
           </w:rPr>
@@ -1667,31 +3065,65 @@
         </w:r>
       </w:hyperlink>
       <w:r>
+        <w:rPr>
+          <w:lang w:val="en_US" w:bidi="en_US"/>
+        </w:rPr>
         <w:t>).</w:t>
       </w:r>
-      <w:r/>
-      <w:r/>
-    </w:p>
-    <w:p>
-      <w:r/>
+      <w:r>
+        <w:rPr>
+          <w:lang w:val="en_US" w:bidi="en_US"/>
+        </w:rPr>
+      </w:r>
+      <w:r>
+        <w:rPr>
+          <w:lang w:val="en_US" w:bidi="en_US"/>
+        </w:rPr>
+      </w:r>
+    </w:p>
+    <w:p>
+      <w:pPr/>
+      <w:r>
+        <w:rPr>
+          <w:lang w:val="en_US" w:bidi="en_US"/>
+        </w:rPr>
+      </w:r>
     </w:p>
     <w:p>
       <w:pPr>
         <w:pStyle w:val="Heading2"/>
       </w:pPr>
       <w:r>
+        <w:rPr>
+          <w:lang w:val="en_US" w:bidi="en_US"/>
+        </w:rPr>
         <w:t>Lamentations 3:6–9</w:t>
       </w:r>
-      <w:r/>
-    </w:p>
-    <w:p>
-      <w:r/>
-      <w:r>
+      <w:r>
+        <w:rPr>
+          <w:lang w:val="en_US" w:bidi="en_US"/>
+        </w:rPr>
+      </w:r>
+    </w:p>
+    <w:p>
+      <w:pPr/>
+      <w:r>
+        <w:rPr>
+          <w:lang w:val="en_US" w:bidi="en_US"/>
+        </w:rPr>
+      </w:r>
+      <w:r>
+        <w:rPr>
+          <w:lang w:val="en_US" w:bidi="en_US"/>
+        </w:rPr>
         <w:t>Some understand these verses as a poetic reference to Jeremiah’s confinement in a muddy cistern before the destruction of Jerusalem (</w:t>
       </w:r>
       <w:hyperlink r:id="rId89">
         <w:r>
           <w:rPr>
+            <w:lang w:val="en_US" w:bidi="en_US"/>
+          </w:rPr>
+          <w:rPr>
             <w:color w:val="0000EE"/>
             <w:u w:val="single"/>
           </w:rPr>
@@ -1699,31 +3131,65 @@
         </w:r>
       </w:hyperlink>
       <w:r>
+        <w:rPr>
+          <w:lang w:val="en_US" w:bidi="en_US"/>
+        </w:rPr>
         <w:t>).</w:t>
       </w:r>
-      <w:r/>
-      <w:r/>
-    </w:p>
-    <w:p>
-      <w:r/>
+      <w:r>
+        <w:rPr>
+          <w:lang w:val="en_US" w:bidi="en_US"/>
+        </w:rPr>
+      </w:r>
+      <w:r>
+        <w:rPr>
+          <w:lang w:val="en_US" w:bidi="en_US"/>
+        </w:rPr>
+      </w:r>
+    </w:p>
+    <w:p>
+      <w:pPr/>
+      <w:r>
+        <w:rPr>
+          <w:lang w:val="en_US" w:bidi="en_US"/>
+        </w:rPr>
+      </w:r>
     </w:p>
     <w:p>
       <w:pPr>
         <w:pStyle w:val="Heading2"/>
       </w:pPr>
       <w:r>
+        <w:rPr>
+          <w:lang w:val="en_US" w:bidi="en_US"/>
+        </w:rPr>
         <w:t>Lamentations 3:9</w:t>
       </w:r>
-      <w:r/>
-    </w:p>
-    <w:p>
-      <w:r/>
-      <w:r>
+      <w:r>
+        <w:rPr>
+          <w:lang w:val="en_US" w:bidi="en_US"/>
+        </w:rPr>
+      </w:r>
+    </w:p>
+    <w:p>
+      <w:pPr/>
+      <w:r>
+        <w:rPr>
+          <w:lang w:val="en_US" w:bidi="en_US"/>
+        </w:rPr>
+      </w:r>
+      <w:r>
+        <w:rPr>
+          <w:lang w:val="en_US" w:bidi="en_US"/>
+        </w:rPr>
         <w:t>blocked my way . . . made my road crooked: Sin causes confusion and cuts a person or a community off from a happy future. Innocent people know the future as a straight path that is easy to follow (</w:t>
       </w:r>
       <w:hyperlink r:id="rId90">
         <w:r>
           <w:rPr>
+            <w:lang w:val="en_US" w:bidi="en_US"/>
+          </w:rPr>
+          <w:rPr>
             <w:color w:val="0000EE"/>
             <w:u w:val="single"/>
           </w:rPr>
@@ -1731,11 +3197,17 @@
         </w:r>
       </w:hyperlink>
       <w:r>
+        <w:rPr>
+          <w:lang w:val="en_US" w:bidi="en_US"/>
+        </w:rPr>
         <w:t>). Isaiah imagined God’s activities as a procession on a straight road that his worshipers would prepare (</w:t>
       </w:r>
       <w:hyperlink r:id="rId91">
         <w:r>
           <w:rPr>
+            <w:lang w:val="en_US" w:bidi="en_US"/>
+          </w:rPr>
+          <w:rPr>
             <w:color w:val="0000EE"/>
             <w:u w:val="single"/>
           </w:rPr>
@@ -1743,31 +3215,65 @@
         </w:r>
       </w:hyperlink>
       <w:r>
+        <w:rPr>
+          <w:lang w:val="en_US" w:bidi="en_US"/>
+        </w:rPr>
         <w:t>).</w:t>
       </w:r>
-      <w:r/>
-      <w:r/>
-    </w:p>
-    <w:p>
-      <w:r/>
+      <w:r>
+        <w:rPr>
+          <w:lang w:val="en_US" w:bidi="en_US"/>
+        </w:rPr>
+      </w:r>
+      <w:r>
+        <w:rPr>
+          <w:lang w:val="en_US" w:bidi="en_US"/>
+        </w:rPr>
+      </w:r>
+    </w:p>
+    <w:p>
+      <w:pPr/>
+      <w:r>
+        <w:rPr>
+          <w:lang w:val="en_US" w:bidi="en_US"/>
+        </w:rPr>
+      </w:r>
     </w:p>
     <w:p>
       <w:pPr>
         <w:pStyle w:val="Heading2"/>
       </w:pPr>
       <w:r>
+        <w:rPr>
+          <w:lang w:val="en_US" w:bidi="en_US"/>
+        </w:rPr>
         <w:t>Lamentations 3:12</w:t>
       </w:r>
-      <w:r/>
-    </w:p>
-    <w:p>
-      <w:r/>
-      <w:r>
+      <w:r>
+        <w:rPr>
+          <w:lang w:val="en_US" w:bidi="en_US"/>
+        </w:rPr>
+      </w:r>
+    </w:p>
+    <w:p>
+      <w:pPr/>
+      <w:r>
+        <w:rPr>
+          <w:lang w:val="en_US" w:bidi="en_US"/>
+        </w:rPr>
+      </w:r>
+      <w:r>
+        <w:rPr>
+          <w:lang w:val="en_US" w:bidi="en_US"/>
+        </w:rPr>
         <w:t xml:space="preserve">Compare </w:t>
       </w:r>
       <w:hyperlink r:id="rId92">
         <w:r>
           <w:rPr>
+            <w:lang w:val="en_US" w:bidi="en_US"/>
+          </w:rPr>
+          <w:rPr>
             <w:color w:val="0000EE"/>
             <w:u w:val="single"/>
           </w:rPr>
@@ -1775,40 +3281,78 @@
         </w:r>
       </w:hyperlink>
       <w:r>
+        <w:rPr>
+          <w:lang w:val="en_US" w:bidi="en_US"/>
+        </w:rPr>
         <w:t>.</w:t>
       </w:r>
-      <w:r/>
-      <w:r/>
-    </w:p>
-    <w:p>
-      <w:r/>
+      <w:r>
+        <w:rPr>
+          <w:lang w:val="en_US" w:bidi="en_US"/>
+        </w:rPr>
+      </w:r>
+      <w:r>
+        <w:rPr>
+          <w:lang w:val="en_US" w:bidi="en_US"/>
+        </w:rPr>
+      </w:r>
+    </w:p>
+    <w:p>
+      <w:pPr/>
+      <w:r>
+        <w:rPr>
+          <w:lang w:val="en_US" w:bidi="en_US"/>
+        </w:rPr>
+      </w:r>
     </w:p>
     <w:p>
       <w:pPr>
         <w:pStyle w:val="Heading2"/>
       </w:pPr>
       <w:r>
+        <w:rPr>
+          <w:lang w:val="en_US" w:bidi="en_US"/>
+        </w:rPr>
         <w:t>Lamentations 3:19</w:t>
       </w:r>
-      <w:r/>
-    </w:p>
-    <w:p>
-      <w:r/>
-      <w:r>
+      <w:r>
+        <w:rPr>
+          <w:lang w:val="en_US" w:bidi="en_US"/>
+        </w:rPr>
+      </w:r>
+    </w:p>
+    <w:p>
+      <w:pPr/>
+      <w:r>
+        <w:rPr>
+          <w:lang w:val="en_US" w:bidi="en_US"/>
+        </w:rPr>
+      </w:r>
+      <w:r>
+        <w:rPr>
+          <w:lang w:val="en_US" w:bidi="en_US"/>
+        </w:rPr>
         <w:t xml:space="preserve">is bitter beyond words (or </w:t>
       </w:r>
       <w:r>
         <w:rPr>
           <w:i/>
+          <w:lang w:val="en_US" w:bidi="en_US"/>
         </w:rPr>
         <w:t>is wormwood and gall</w:t>
       </w:r>
       <w:r>
+        <w:rPr>
+          <w:lang w:val="en_US" w:bidi="en_US"/>
+        </w:rPr>
         <w:t>): Wormwood is a plant with a bitter taste; here it represents the emotional intensity of inner agony (</w:t>
       </w:r>
       <w:hyperlink r:id="rId93">
         <w:r>
           <w:rPr>
+            <w:lang w:val="en_US" w:bidi="en_US"/>
+          </w:rPr>
+          <w:rPr>
             <w:color w:val="0000EE"/>
             <w:u w:val="single"/>
           </w:rPr>
@@ -1816,11 +3360,17 @@
         </w:r>
       </w:hyperlink>
       <w:r>
+        <w:rPr>
+          <w:lang w:val="en_US" w:bidi="en_US"/>
+        </w:rPr>
         <w:t xml:space="preserve">; </w:t>
       </w:r>
       <w:hyperlink r:id="rId94">
         <w:r>
           <w:rPr>
+            <w:lang w:val="en_US" w:bidi="en_US"/>
+          </w:rPr>
+          <w:rPr>
             <w:color w:val="0000EE"/>
             <w:u w:val="single"/>
           </w:rPr>
@@ -1828,11 +3378,17 @@
         </w:r>
       </w:hyperlink>
       <w:r>
+        <w:rPr>
+          <w:lang w:val="en_US" w:bidi="en_US"/>
+        </w:rPr>
         <w:t>). Gall is a poisonous plant that causes severe physical pain if eaten; it is a powerful symbol for extremely stressful emotions (</w:t>
       </w:r>
       <w:hyperlink r:id="rId95">
         <w:r>
           <w:rPr>
+            <w:lang w:val="en_US" w:bidi="en_US"/>
+          </w:rPr>
+          <w:rPr>
             <w:color w:val="0000EE"/>
             <w:u w:val="single"/>
           </w:rPr>
@@ -1840,11 +3396,17 @@
         </w:r>
       </w:hyperlink>
       <w:r>
+        <w:rPr>
+          <w:lang w:val="en_US" w:bidi="en_US"/>
+        </w:rPr>
         <w:t xml:space="preserve">; </w:t>
       </w:r>
       <w:hyperlink r:id="rId96">
         <w:r>
           <w:rPr>
+            <w:lang w:val="en_US" w:bidi="en_US"/>
+          </w:rPr>
+          <w:rPr>
             <w:color w:val="0000EE"/>
             <w:u w:val="single"/>
           </w:rPr>
@@ -1852,31 +3414,65 @@
         </w:r>
       </w:hyperlink>
       <w:r>
+        <w:rPr>
+          <w:lang w:val="en_US" w:bidi="en_US"/>
+        </w:rPr>
         <w:t>). The author seems to be at a dead end from which he cannot escape.</w:t>
       </w:r>
-      <w:r/>
-      <w:r/>
-    </w:p>
-    <w:p>
-      <w:r/>
+      <w:r>
+        <w:rPr>
+          <w:lang w:val="en_US" w:bidi="en_US"/>
+        </w:rPr>
+      </w:r>
+      <w:r>
+        <w:rPr>
+          <w:lang w:val="en_US" w:bidi="en_US"/>
+        </w:rPr>
+      </w:r>
+    </w:p>
+    <w:p>
+      <w:pPr/>
+      <w:r>
+        <w:rPr>
+          <w:lang w:val="en_US" w:bidi="en_US"/>
+        </w:rPr>
+      </w:r>
     </w:p>
     <w:p>
       <w:pPr>
         <w:pStyle w:val="Heading2"/>
       </w:pPr>
       <w:r>
+        <w:rPr>
+          <w:lang w:val="en_US" w:bidi="en_US"/>
+        </w:rPr>
         <w:t>Lamentations 3:22</w:t>
       </w:r>
-      <w:r/>
-    </w:p>
-    <w:p>
-      <w:r/>
-      <w:r>
+      <w:r>
+        <w:rPr>
+          <w:lang w:val="en_US" w:bidi="en_US"/>
+        </w:rPr>
+      </w:r>
+    </w:p>
+    <w:p>
+      <w:pPr/>
+      <w:r>
+        <w:rPr>
+          <w:lang w:val="en_US" w:bidi="en_US"/>
+        </w:rPr>
+      </w:r>
+      <w:r>
+        <w:rPr>
+          <w:lang w:val="en_US" w:bidi="en_US"/>
+        </w:rPr>
         <w:t>The faithful love of the Lord is the basis for the poet’s recovery from deep depression. As with Jeremiah in the cistern (</w:t>
       </w:r>
       <w:hyperlink r:id="rId89">
         <w:r>
           <w:rPr>
+            <w:lang w:val="en_US" w:bidi="en_US"/>
+          </w:rPr>
+          <w:rPr>
             <w:color w:val="0000EE"/>
             <w:u w:val="single"/>
           </w:rPr>
@@ -1884,11 +3480,17 @@
         </w:r>
       </w:hyperlink>
       <w:r>
+        <w:rPr>
+          <w:lang w:val="en_US" w:bidi="en_US"/>
+        </w:rPr>
         <w:t>) and Jonah in the stomach of the great fish (</w:t>
       </w:r>
       <w:hyperlink r:id="rId97">
         <w:r>
           <w:rPr>
+            <w:lang w:val="en_US" w:bidi="en_US"/>
+          </w:rPr>
+          <w:rPr>
             <w:color w:val="0000EE"/>
             <w:u w:val="single"/>
           </w:rPr>
@@ -1896,71 +3498,161 @@
         </w:r>
       </w:hyperlink>
       <w:r>
+        <w:rPr>
+          <w:lang w:val="en_US" w:bidi="en_US"/>
+        </w:rPr>
         <w:t>), the Lord provided salvation from death.</w:t>
       </w:r>
-      <w:r/>
-      <w:r/>
-    </w:p>
-    <w:p>
-      <w:r/>
+      <w:r>
+        <w:rPr>
+          <w:lang w:val="en_US" w:bidi="en_US"/>
+        </w:rPr>
+      </w:r>
+      <w:r>
+        <w:rPr>
+          <w:lang w:val="en_US" w:bidi="en_US"/>
+        </w:rPr>
+      </w:r>
+    </w:p>
+    <w:p>
+      <w:pPr/>
+      <w:r>
+        <w:rPr>
+          <w:lang w:val="en_US" w:bidi="en_US"/>
+        </w:rPr>
+      </w:r>
     </w:p>
     <w:p>
       <w:pPr>
         <w:pStyle w:val="Heading2"/>
       </w:pPr>
       <w:r>
+        <w:rPr>
+          <w:lang w:val="en_US" w:bidi="en_US"/>
+        </w:rPr>
         <w:t>Lamentations 3:22–33</w:t>
       </w:r>
-      <w:r/>
-    </w:p>
-    <w:p>
-      <w:r/>
-      <w:r>
+      <w:r>
+        <w:rPr>
+          <w:lang w:val="en_US" w:bidi="en_US"/>
+        </w:rPr>
+      </w:r>
+    </w:p>
+    <w:p>
+      <w:pPr/>
+      <w:r>
+        <w:rPr>
+          <w:lang w:val="en_US" w:bidi="en_US"/>
+        </w:rPr>
+      </w:r>
+      <w:r>
+        <w:rPr>
+          <w:lang w:val="en_US" w:bidi="en_US"/>
+        </w:rPr>
         <w:t>God’s love and faithfulness never cease. Just as God had been faithful in bringing judgment on Jerusalem for their sins, he would be faithful in bringing restoration to those who returned to him.</w:t>
       </w:r>
-      <w:r/>
-      <w:r/>
-    </w:p>
-    <w:p>
-      <w:r/>
+      <w:r>
+        <w:rPr>
+          <w:lang w:val="en_US" w:bidi="en_US"/>
+        </w:rPr>
+      </w:r>
+      <w:r>
+        <w:rPr>
+          <w:lang w:val="en_US" w:bidi="en_US"/>
+        </w:rPr>
+      </w:r>
+    </w:p>
+    <w:p>
+      <w:pPr/>
+      <w:r>
+        <w:rPr>
+          <w:lang w:val="en_US" w:bidi="en_US"/>
+        </w:rPr>
+      </w:r>
     </w:p>
     <w:p>
       <w:pPr>
         <w:pStyle w:val="Heading2"/>
       </w:pPr>
       <w:r>
+        <w:rPr>
+          <w:lang w:val="en_US" w:bidi="en_US"/>
+        </w:rPr>
         <w:t>Lamentations 3:23</w:t>
       </w:r>
-      <w:r/>
-    </w:p>
-    <w:p>
-      <w:r/>
-      <w:r>
+      <w:r>
+        <w:rPr>
+          <w:lang w:val="en_US" w:bidi="en_US"/>
+        </w:rPr>
+      </w:r>
+    </w:p>
+    <w:p>
+      <w:pPr/>
+      <w:r>
+        <w:rPr>
+          <w:lang w:val="en_US" w:bidi="en_US"/>
+        </w:rPr>
+      </w:r>
+      <w:r>
+        <w:rPr>
+          <w:lang w:val="en_US" w:bidi="en_US"/>
+        </w:rPr>
         <w:t>God’s faithfulness speaks of his absolute reliability, which is evident in his daily mercies. He continually provides a habitable world in which we can live.</w:t>
       </w:r>
-      <w:r/>
-      <w:r/>
-    </w:p>
-    <w:p>
-      <w:r/>
+      <w:r>
+        <w:rPr>
+          <w:lang w:val="en_US" w:bidi="en_US"/>
+        </w:rPr>
+      </w:r>
+      <w:r>
+        <w:rPr>
+          <w:lang w:val="en_US" w:bidi="en_US"/>
+        </w:rPr>
+      </w:r>
+    </w:p>
+    <w:p>
+      <w:pPr/>
+      <w:r>
+        <w:rPr>
+          <w:lang w:val="en_US" w:bidi="en_US"/>
+        </w:rPr>
+      </w:r>
     </w:p>
     <w:p>
       <w:pPr>
         <w:pStyle w:val="Heading2"/>
       </w:pPr>
       <w:r>
+        <w:rPr>
+          <w:lang w:val="en_US" w:bidi="en_US"/>
+        </w:rPr>
         <w:t>Lamentations 3:24</w:t>
       </w:r>
-      <w:r/>
-    </w:p>
-    <w:p>
-      <w:r/>
-      <w:r>
+      <w:r>
+        <w:rPr>
+          <w:lang w:val="en_US" w:bidi="en_US"/>
+        </w:rPr>
+      </w:r>
+    </w:p>
+    <w:p>
+      <w:pPr/>
+      <w:r>
+        <w:rPr>
+          <w:lang w:val="en_US" w:bidi="en_US"/>
+        </w:rPr>
+      </w:r>
+      <w:r>
+        <w:rPr>
+          <w:lang w:val="en_US" w:bidi="en_US"/>
+        </w:rPr>
         <w:t>The Lord is my inheritance: The land of Canaan had been regarded as Israel’s inheritance since the time of Moses (</w:t>
       </w:r>
       <w:hyperlink r:id="rId98">
         <w:r>
           <w:rPr>
+            <w:lang w:val="en_US" w:bidi="en_US"/>
+          </w:rPr>
+          <w:rPr>
             <w:color w:val="0000EE"/>
             <w:u w:val="single"/>
           </w:rPr>
@@ -1968,11 +3660,17 @@
         </w:r>
       </w:hyperlink>
       <w:r>
+        <w:rPr>
+          <w:lang w:val="en_US" w:bidi="en_US"/>
+        </w:rPr>
         <w:t xml:space="preserve">; </w:t>
       </w:r>
       <w:hyperlink r:id="rId99">
         <w:r>
           <w:rPr>
+            <w:lang w:val="en_US" w:bidi="en_US"/>
+          </w:rPr>
+          <w:rPr>
             <w:color w:val="0000EE"/>
             <w:u w:val="single"/>
           </w:rPr>
@@ -1980,11 +3678,17 @@
         </w:r>
       </w:hyperlink>
       <w:r>
+        <w:rPr>
+          <w:lang w:val="en_US" w:bidi="en_US"/>
+        </w:rPr>
         <w:t xml:space="preserve">; </w:t>
       </w:r>
       <w:hyperlink r:id="rId100">
         <w:r>
           <w:rPr>
+            <w:lang w:val="en_US" w:bidi="en_US"/>
+          </w:rPr>
+          <w:rPr>
             <w:color w:val="0000EE"/>
             <w:u w:val="single"/>
           </w:rPr>
@@ -1992,11 +3696,17 @@
         </w:r>
       </w:hyperlink>
       <w:r>
+        <w:rPr>
+          <w:lang w:val="en_US" w:bidi="en_US"/>
+        </w:rPr>
         <w:t xml:space="preserve">; </w:t>
       </w:r>
       <w:hyperlink r:id="rId101">
         <w:r>
           <w:rPr>
+            <w:lang w:val="en_US" w:bidi="en_US"/>
+          </w:rPr>
+          <w:rPr>
             <w:color w:val="0000EE"/>
             <w:u w:val="single"/>
           </w:rPr>
@@ -2004,11 +3714,17 @@
         </w:r>
       </w:hyperlink>
       <w:r>
+        <w:rPr>
+          <w:lang w:val="en_US" w:bidi="en_US"/>
+        </w:rPr>
         <w:t xml:space="preserve">), but the true inheritance of God’s people is really God himself (see </w:t>
       </w:r>
       <w:hyperlink r:id="rId102">
         <w:r>
           <w:rPr>
+            <w:lang w:val="en_US" w:bidi="en_US"/>
+          </w:rPr>
+          <w:rPr>
             <w:color w:val="0000EE"/>
             <w:u w:val="single"/>
           </w:rPr>
@@ -2016,11 +3732,17 @@
         </w:r>
       </w:hyperlink>
       <w:r>
+        <w:rPr>
+          <w:lang w:val="en_US" w:bidi="en_US"/>
+        </w:rPr>
         <w:t xml:space="preserve">; </w:t>
       </w:r>
       <w:hyperlink r:id="rId103">
         <w:r>
           <w:rPr>
+            <w:lang w:val="en_US" w:bidi="en_US"/>
+          </w:rPr>
+          <w:rPr>
             <w:color w:val="0000EE"/>
             <w:u w:val="single"/>
           </w:rPr>
@@ -2028,11 +3750,17 @@
         </w:r>
       </w:hyperlink>
       <w:r>
+        <w:rPr>
+          <w:lang w:val="en_US" w:bidi="en_US"/>
+        </w:rPr>
         <w:t xml:space="preserve">; </w:t>
       </w:r>
       <w:hyperlink r:id="rId104">
         <w:r>
           <w:rPr>
+            <w:lang w:val="en_US" w:bidi="en_US"/>
+          </w:rPr>
+          <w:rPr>
             <w:color w:val="0000EE"/>
             <w:u w:val="single"/>
           </w:rPr>
@@ -2040,11 +3768,17 @@
         </w:r>
       </w:hyperlink>
       <w:r>
+        <w:rPr>
+          <w:lang w:val="en_US" w:bidi="en_US"/>
+        </w:rPr>
         <w:t xml:space="preserve">; </w:t>
       </w:r>
       <w:hyperlink r:id="rId105">
         <w:r>
           <w:rPr>
+            <w:lang w:val="en_US" w:bidi="en_US"/>
+          </w:rPr>
+          <w:rPr>
             <w:color w:val="0000EE"/>
             <w:u w:val="single"/>
           </w:rPr>
@@ -2052,71 +3786,161 @@
         </w:r>
       </w:hyperlink>
       <w:r>
+        <w:rPr>
+          <w:lang w:val="en_US" w:bidi="en_US"/>
+        </w:rPr>
         <w:t>).</w:t>
       </w:r>
-      <w:r/>
-      <w:r/>
-    </w:p>
-    <w:p>
-      <w:r/>
+      <w:r>
+        <w:rPr>
+          <w:lang w:val="en_US" w:bidi="en_US"/>
+        </w:rPr>
+      </w:r>
+      <w:r>
+        <w:rPr>
+          <w:lang w:val="en_US" w:bidi="en_US"/>
+        </w:rPr>
+      </w:r>
+    </w:p>
+    <w:p>
+      <w:pPr/>
+      <w:r>
+        <w:rPr>
+          <w:lang w:val="en_US" w:bidi="en_US"/>
+        </w:rPr>
+      </w:r>
     </w:p>
     <w:p>
       <w:pPr>
         <w:pStyle w:val="Heading2"/>
       </w:pPr>
       <w:r>
+        <w:rPr>
+          <w:lang w:val="en_US" w:bidi="en_US"/>
+        </w:rPr>
         <w:t>Lamentations 3:26</w:t>
       </w:r>
-      <w:r/>
-    </w:p>
-    <w:p>
-      <w:r/>
-      <w:r>
+      <w:r>
+        <w:rPr>
+          <w:lang w:val="en_US" w:bidi="en_US"/>
+        </w:rPr>
+      </w:r>
+    </w:p>
+    <w:p>
+      <w:pPr/>
+      <w:r>
+        <w:rPr>
+          <w:lang w:val="en_US" w:bidi="en_US"/>
+        </w:rPr>
+      </w:r>
+      <w:r>
+        <w:rPr>
+          <w:lang w:val="en_US" w:bidi="en_US"/>
+        </w:rPr>
         <w:t>Those who are confident of God’s plan can wait quietly for him to grant salvation.</w:t>
       </w:r>
-      <w:r/>
-      <w:r/>
-    </w:p>
-    <w:p>
-      <w:r/>
+      <w:r>
+        <w:rPr>
+          <w:lang w:val="en_US" w:bidi="en_US"/>
+        </w:rPr>
+      </w:r>
+      <w:r>
+        <w:rPr>
+          <w:lang w:val="en_US" w:bidi="en_US"/>
+        </w:rPr>
+      </w:r>
+    </w:p>
+    <w:p>
+      <w:pPr/>
+      <w:r>
+        <w:rPr>
+          <w:lang w:val="en_US" w:bidi="en_US"/>
+        </w:rPr>
+      </w:r>
     </w:p>
     <w:p>
       <w:pPr>
         <w:pStyle w:val="Heading2"/>
       </w:pPr>
       <w:r>
+        <w:rPr>
+          <w:lang w:val="en_US" w:bidi="en_US"/>
+        </w:rPr>
         <w:t>Lamentations 3:28</w:t>
       </w:r>
-      <w:r/>
-    </w:p>
-    <w:p>
-      <w:r/>
-      <w:r>
+      <w:r>
+        <w:rPr>
+          <w:lang w:val="en_US" w:bidi="en_US"/>
+        </w:rPr>
+      </w:r>
+    </w:p>
+    <w:p>
+      <w:pPr/>
+      <w:r>
+        <w:rPr>
+          <w:lang w:val="en_US" w:bidi="en_US"/>
+        </w:rPr>
+      </w:r>
+      <w:r>
+        <w:rPr>
+          <w:lang w:val="en_US" w:bidi="en_US"/>
+        </w:rPr>
         <w:t>sit alone in silence: Humble submission stops the tongue and quiets the heart.</w:t>
       </w:r>
-      <w:r/>
-      <w:r/>
-    </w:p>
-    <w:p>
-      <w:r/>
+      <w:r>
+        <w:rPr>
+          <w:lang w:val="en_US" w:bidi="en_US"/>
+        </w:rPr>
+      </w:r>
+      <w:r>
+        <w:rPr>
+          <w:lang w:val="en_US" w:bidi="en_US"/>
+        </w:rPr>
+      </w:r>
+    </w:p>
+    <w:p>
+      <w:pPr/>
+      <w:r>
+        <w:rPr>
+          <w:lang w:val="en_US" w:bidi="en_US"/>
+        </w:rPr>
+      </w:r>
     </w:p>
     <w:p>
       <w:pPr>
         <w:pStyle w:val="Heading2"/>
       </w:pPr>
       <w:r>
+        <w:rPr>
+          <w:lang w:val="en_US" w:bidi="en_US"/>
+        </w:rPr>
         <w:t>Lamentations 3:29–30</w:t>
       </w:r>
-      <w:r/>
-    </w:p>
-    <w:p>
-      <w:r/>
-      <w:r>
+      <w:r>
+        <w:rPr>
+          <w:lang w:val="en_US" w:bidi="en_US"/>
+        </w:rPr>
+      </w:r>
+    </w:p>
+    <w:p>
+      <w:pPr/>
+      <w:r>
+        <w:rPr>
+          <w:lang w:val="en_US" w:bidi="en_US"/>
+        </w:rPr>
+      </w:r>
+      <w:r>
+        <w:rPr>
+          <w:lang w:val="en_US" w:bidi="en_US"/>
+        </w:rPr>
         <w:t>In the ancient Near East, lying face down in the dust expressed submission (</w:t>
       </w:r>
       <w:hyperlink r:id="rId106">
         <w:r>
           <w:rPr>
+            <w:lang w:val="en_US" w:bidi="en_US"/>
+          </w:rPr>
+          <w:rPr>
             <w:color w:val="0000EE"/>
             <w:u w:val="single"/>
           </w:rPr>
@@ -2124,11 +3948,17 @@
         </w:r>
       </w:hyperlink>
       <w:r>
+        <w:rPr>
+          <w:lang w:val="en_US" w:bidi="en_US"/>
+        </w:rPr>
         <w:t xml:space="preserve">; </w:t>
       </w:r>
       <w:hyperlink r:id="rId107">
         <w:r>
           <w:rPr>
+            <w:lang w:val="en_US" w:bidi="en_US"/>
+          </w:rPr>
+          <w:rPr>
             <w:color w:val="0000EE"/>
             <w:u w:val="single"/>
           </w:rPr>
@@ -2136,11 +3966,17 @@
         </w:r>
       </w:hyperlink>
       <w:r>
+        <w:rPr>
+          <w:lang w:val="en_US" w:bidi="en_US"/>
+        </w:rPr>
         <w:t xml:space="preserve">; </w:t>
       </w:r>
       <w:hyperlink r:id="rId108">
         <w:r>
           <w:rPr>
+            <w:lang w:val="en_US" w:bidi="en_US"/>
+          </w:rPr>
+          <w:rPr>
             <w:color w:val="0000EE"/>
             <w:u w:val="single"/>
           </w:rPr>
@@ -2148,11 +3984,17 @@
         </w:r>
       </w:hyperlink>
       <w:r>
+        <w:rPr>
+          <w:lang w:val="en_US" w:bidi="en_US"/>
+        </w:rPr>
         <w:t xml:space="preserve">; </w:t>
       </w:r>
       <w:hyperlink r:id="rId109">
         <w:r>
           <w:rPr>
+            <w:lang w:val="en_US" w:bidi="en_US"/>
+          </w:rPr>
+          <w:rPr>
             <w:color w:val="0000EE"/>
             <w:u w:val="single"/>
           </w:rPr>
@@ -2160,11 +4002,17 @@
         </w:r>
       </w:hyperlink>
       <w:r>
+        <w:rPr>
+          <w:lang w:val="en_US" w:bidi="en_US"/>
+        </w:rPr>
         <w:t xml:space="preserve">; </w:t>
       </w:r>
       <w:hyperlink r:id="rId110">
         <w:r>
           <w:rPr>
+            <w:lang w:val="en_US" w:bidi="en_US"/>
+          </w:rPr>
+          <w:rPr>
             <w:color w:val="0000EE"/>
             <w:u w:val="single"/>
           </w:rPr>
@@ -2172,11 +4020,17 @@
         </w:r>
       </w:hyperlink>
       <w:r>
+        <w:rPr>
+          <w:lang w:val="en_US" w:bidi="en_US"/>
+        </w:rPr>
         <w:t xml:space="preserve">; </w:t>
       </w:r>
       <w:hyperlink r:id="rId111">
         <w:r>
           <w:rPr>
+            <w:lang w:val="en_US" w:bidi="en_US"/>
+          </w:rPr>
+          <w:rPr>
             <w:color w:val="0000EE"/>
             <w:u w:val="single"/>
           </w:rPr>
@@ -2184,11 +4038,17 @@
         </w:r>
       </w:hyperlink>
       <w:r>
+        <w:rPr>
+          <w:lang w:val="en_US" w:bidi="en_US"/>
+        </w:rPr>
         <w:t xml:space="preserve">; </w:t>
       </w:r>
       <w:hyperlink r:id="rId112">
         <w:r>
           <w:rPr>
+            <w:lang w:val="en_US" w:bidi="en_US"/>
+          </w:rPr>
+          <w:rPr>
             <w:color w:val="0000EE"/>
             <w:u w:val="single"/>
           </w:rPr>
@@ -2196,11 +4056,17 @@
         </w:r>
       </w:hyperlink>
       <w:r>
+        <w:rPr>
+          <w:lang w:val="en_US" w:bidi="en_US"/>
+        </w:rPr>
         <w:t>). • To turn the other cheek also expresses submission. Jesus evidently had this verse in mind when he taught his disciples to submit to persecution (</w:t>
       </w:r>
       <w:hyperlink r:id="rId113">
         <w:r>
           <w:rPr>
+            <w:lang w:val="en_US" w:bidi="en_US"/>
+          </w:rPr>
+          <w:rPr>
             <w:color w:val="0000EE"/>
             <w:u w:val="single"/>
           </w:rPr>
@@ -2208,31 +4074,65 @@
         </w:r>
       </w:hyperlink>
       <w:r>
+        <w:rPr>
+          <w:lang w:val="en_US" w:bidi="en_US"/>
+        </w:rPr>
         <w:t>). This response recognizes that God is sovereign even over our suffering.</w:t>
       </w:r>
-      <w:r/>
-      <w:r/>
-    </w:p>
-    <w:p>
-      <w:r/>
+      <w:r>
+        <w:rPr>
+          <w:lang w:val="en_US" w:bidi="en_US"/>
+        </w:rPr>
+      </w:r>
+      <w:r>
+        <w:rPr>
+          <w:lang w:val="en_US" w:bidi="en_US"/>
+        </w:rPr>
+      </w:r>
+    </w:p>
+    <w:p>
+      <w:pPr/>
+      <w:r>
+        <w:rPr>
+          <w:lang w:val="en_US" w:bidi="en_US"/>
+        </w:rPr>
+      </w:r>
     </w:p>
     <w:p>
       <w:pPr>
         <w:pStyle w:val="Heading2"/>
       </w:pPr>
       <w:r>
+        <w:rPr>
+          <w:lang w:val="en_US" w:bidi="en_US"/>
+        </w:rPr>
         <w:t>Lamentations 3:31</w:t>
       </w:r>
-      <w:r/>
-    </w:p>
-    <w:p>
-      <w:r/>
-      <w:r>
+      <w:r>
+        <w:rPr>
+          <w:lang w:val="en_US" w:bidi="en_US"/>
+        </w:rPr>
+      </w:r>
+    </w:p>
+    <w:p>
+      <w:pPr/>
+      <w:r>
+        <w:rPr>
+          <w:lang w:val="en_US" w:bidi="en_US"/>
+        </w:rPr>
+      </w:r>
+      <w:r>
+        <w:rPr>
+          <w:lang w:val="en_US" w:bidi="en_US"/>
+        </w:rPr>
         <w:t xml:space="preserve">Compare </w:t>
       </w:r>
       <w:hyperlink r:id="rId114">
         <w:r>
           <w:rPr>
+            <w:lang w:val="en_US" w:bidi="en_US"/>
+          </w:rPr>
+          <w:rPr>
             <w:color w:val="0000EE"/>
             <w:u w:val="single"/>
           </w:rPr>
@@ -2240,31 +4140,65 @@
         </w:r>
       </w:hyperlink>
       <w:r>
+        <w:rPr>
+          <w:lang w:val="en_US" w:bidi="en_US"/>
+        </w:rPr>
         <w:t>.</w:t>
       </w:r>
-      <w:r/>
-      <w:r/>
-    </w:p>
-    <w:p>
-      <w:r/>
+      <w:r>
+        <w:rPr>
+          <w:lang w:val="en_US" w:bidi="en_US"/>
+        </w:rPr>
+      </w:r>
+      <w:r>
+        <w:rPr>
+          <w:lang w:val="en_US" w:bidi="en_US"/>
+        </w:rPr>
+      </w:r>
+    </w:p>
+    <w:p>
+      <w:pPr/>
+      <w:r>
+        <w:rPr>
+          <w:lang w:val="en_US" w:bidi="en_US"/>
+        </w:rPr>
+      </w:r>
     </w:p>
     <w:p>
       <w:pPr>
         <w:pStyle w:val="Heading2"/>
       </w:pPr>
       <w:r>
+        <w:rPr>
+          <w:lang w:val="en_US" w:bidi="en_US"/>
+        </w:rPr>
         <w:t>Lamentations 3:34–36</w:t>
       </w:r>
-      <w:r/>
-    </w:p>
-    <w:p>
-      <w:r/>
-      <w:r>
+      <w:r>
+        <w:rPr>
+          <w:lang w:val="en_US" w:bidi="en_US"/>
+        </w:rPr>
+      </w:r>
+    </w:p>
+    <w:p>
+      <w:pPr/>
+      <w:r>
+        <w:rPr>
+          <w:lang w:val="en_US" w:bidi="en_US"/>
+        </w:rPr>
+      </w:r>
+      <w:r>
+        <w:rPr>
+          <w:lang w:val="en_US" w:bidi="en_US"/>
+        </w:rPr>
         <w:t xml:space="preserve">The people of Judah were doing such things before Jerusalem was destroyed (see </w:t>
       </w:r>
       <w:hyperlink r:id="rId115">
         <w:r>
           <w:rPr>
+            <w:lang w:val="en_US" w:bidi="en_US"/>
+          </w:rPr>
+          <w:rPr>
             <w:color w:val="0000EE"/>
             <w:u w:val="single"/>
           </w:rPr>
@@ -2272,11 +4206,17 @@
         </w:r>
       </w:hyperlink>
       <w:r>
+        <w:rPr>
+          <w:lang w:val="en_US" w:bidi="en_US"/>
+        </w:rPr>
         <w:t xml:space="preserve">; </w:t>
       </w:r>
       <w:hyperlink r:id="rId116">
         <w:r>
           <w:rPr>
+            <w:lang w:val="en_US" w:bidi="en_US"/>
+          </w:rPr>
+          <w:rPr>
             <w:color w:val="0000EE"/>
             <w:u w:val="single"/>
           </w:rPr>
@@ -2284,11 +4224,17 @@
         </w:r>
       </w:hyperlink>
       <w:r>
+        <w:rPr>
+          <w:lang w:val="en_US" w:bidi="en_US"/>
+        </w:rPr>
         <w:t xml:space="preserve">; </w:t>
       </w:r>
       <w:hyperlink r:id="rId117">
         <w:r>
           <w:rPr>
+            <w:lang w:val="en_US" w:bidi="en_US"/>
+          </w:rPr>
+          <w:rPr>
             <w:color w:val="0000EE"/>
             <w:u w:val="single"/>
           </w:rPr>
@@ -2296,11 +4242,17 @@
         </w:r>
       </w:hyperlink>
       <w:r>
+        <w:rPr>
+          <w:lang w:val="en_US" w:bidi="en_US"/>
+        </w:rPr>
         <w:t xml:space="preserve">; </w:t>
       </w:r>
       <w:hyperlink r:id="rId118">
         <w:r>
           <w:rPr>
+            <w:lang w:val="en_US" w:bidi="en_US"/>
+          </w:rPr>
+          <w:rPr>
             <w:color w:val="0000EE"/>
             <w:u w:val="single"/>
           </w:rPr>
@@ -2308,31 +4260,65 @@
         </w:r>
       </w:hyperlink>
       <w:r>
+        <w:rPr>
+          <w:lang w:val="en_US" w:bidi="en_US"/>
+        </w:rPr>
         <w:t>).</w:t>
       </w:r>
-      <w:r/>
-      <w:r/>
-    </w:p>
-    <w:p>
-      <w:r/>
+      <w:r>
+        <w:rPr>
+          <w:lang w:val="en_US" w:bidi="en_US"/>
+        </w:rPr>
+      </w:r>
+      <w:r>
+        <w:rPr>
+          <w:lang w:val="en_US" w:bidi="en_US"/>
+        </w:rPr>
+      </w:r>
+    </w:p>
+    <w:p>
+      <w:pPr/>
+      <w:r>
+        <w:rPr>
+          <w:lang w:val="en_US" w:bidi="en_US"/>
+        </w:rPr>
+      </w:r>
     </w:p>
     <w:p>
       <w:pPr>
         <w:pStyle w:val="Heading2"/>
       </w:pPr>
       <w:r>
+        <w:rPr>
+          <w:lang w:val="en_US" w:bidi="en_US"/>
+        </w:rPr>
         <w:t>Lamentations 3:37–39</w:t>
       </w:r>
-      <w:r/>
-    </w:p>
-    <w:p>
-      <w:r/>
-      <w:r>
+      <w:r>
+        <w:rPr>
+          <w:lang w:val="en_US" w:bidi="en_US"/>
+        </w:rPr>
+      </w:r>
+    </w:p>
+    <w:p>
+      <w:pPr/>
+      <w:r>
+        <w:rPr>
+          <w:lang w:val="en_US" w:bidi="en_US"/>
+        </w:rPr>
+      </w:r>
+      <w:r>
+        <w:rPr>
+          <w:lang w:val="en_US" w:bidi="en_US"/>
+        </w:rPr>
         <w:t>Some calamities have natural causes (</w:t>
       </w:r>
       <w:hyperlink r:id="rId119">
         <w:r>
           <w:rPr>
+            <w:lang w:val="en_US" w:bidi="en_US"/>
+          </w:rPr>
+          <w:rPr>
             <w:color w:val="0000EE"/>
             <w:u w:val="single"/>
           </w:rPr>
@@ -2340,11 +4326,17 @@
         </w:r>
       </w:hyperlink>
       <w:r>
+        <w:rPr>
+          <w:lang w:val="en_US" w:bidi="en_US"/>
+        </w:rPr>
         <w:t>), and bad things happen to the righteous as well as to the wicked (</w:t>
       </w:r>
       <w:hyperlink r:id="rId120">
         <w:r>
           <w:rPr>
+            <w:lang w:val="en_US" w:bidi="en_US"/>
+          </w:rPr>
+          <w:rPr>
             <w:color w:val="0000EE"/>
             <w:u w:val="single"/>
           </w:rPr>
@@ -2352,11 +4344,17 @@
         </w:r>
       </w:hyperlink>
       <w:r>
+        <w:rPr>
+          <w:lang w:val="en_US" w:bidi="en_US"/>
+        </w:rPr>
         <w:t>); whatever happens, we should give thanks (</w:t>
       </w:r>
       <w:hyperlink r:id="rId121">
         <w:r>
           <w:rPr>
+            <w:lang w:val="en_US" w:bidi="en_US"/>
+          </w:rPr>
+          <w:rPr>
             <w:color w:val="0000EE"/>
             <w:u w:val="single"/>
           </w:rPr>
@@ -2364,31 +4362,65 @@
         </w:r>
       </w:hyperlink>
       <w:r>
+        <w:rPr>
+          <w:lang w:val="en_US" w:bidi="en_US"/>
+        </w:rPr>
         <w:t>) and not complain.</w:t>
       </w:r>
-      <w:r/>
-      <w:r/>
-    </w:p>
-    <w:p>
-      <w:r/>
+      <w:r>
+        <w:rPr>
+          <w:lang w:val="en_US" w:bidi="en_US"/>
+        </w:rPr>
+      </w:r>
+      <w:r>
+        <w:rPr>
+          <w:lang w:val="en_US" w:bidi="en_US"/>
+        </w:rPr>
+      </w:r>
+    </w:p>
+    <w:p>
+      <w:pPr/>
+      <w:r>
+        <w:rPr>
+          <w:lang w:val="en_US" w:bidi="en_US"/>
+        </w:rPr>
+      </w:r>
     </w:p>
     <w:p>
       <w:pPr>
         <w:pStyle w:val="Heading2"/>
       </w:pPr>
       <w:r>
+        <w:rPr>
+          <w:lang w:val="en_US" w:bidi="en_US"/>
+        </w:rPr>
         <w:t>Lamentations 3:40–42</w:t>
       </w:r>
-      <w:r/>
-    </w:p>
-    <w:p>
-      <w:r/>
-      <w:r>
+      <w:r>
+        <w:rPr>
+          <w:lang w:val="en_US" w:bidi="en_US"/>
+        </w:rPr>
+      </w:r>
+    </w:p>
+    <w:p>
+      <w:pPr/>
+      <w:r>
+        <w:rPr>
+          <w:lang w:val="en_US" w:bidi="en_US"/>
+        </w:rPr>
+      </w:r>
+      <w:r>
+        <w:rPr>
+          <w:lang w:val="en_US" w:bidi="en_US"/>
+        </w:rPr>
         <w:t>Repentance is the key to receiving salvation (</w:t>
       </w:r>
       <w:hyperlink r:id="rId122">
         <w:r>
           <w:rPr>
+            <w:lang w:val="en_US" w:bidi="en_US"/>
+          </w:rPr>
+          <w:rPr>
             <w:color w:val="0000EE"/>
             <w:u w:val="single"/>
           </w:rPr>
@@ -2396,11 +4428,17 @@
         </w:r>
       </w:hyperlink>
       <w:r>
+        <w:rPr>
+          <w:lang w:val="en_US" w:bidi="en_US"/>
+        </w:rPr>
         <w:t xml:space="preserve">; </w:t>
       </w:r>
       <w:hyperlink r:id="rId123">
         <w:r>
           <w:rPr>
+            <w:lang w:val="en_US" w:bidi="en_US"/>
+          </w:rPr>
+          <w:rPr>
             <w:color w:val="0000EE"/>
             <w:u w:val="single"/>
           </w:rPr>
@@ -2408,11 +4446,17 @@
         </w:r>
       </w:hyperlink>
       <w:r>
+        <w:rPr>
+          <w:lang w:val="en_US" w:bidi="en_US"/>
+        </w:rPr>
         <w:t xml:space="preserve">; </w:t>
       </w:r>
       <w:hyperlink r:id="rId124">
         <w:r>
           <w:rPr>
+            <w:lang w:val="en_US" w:bidi="en_US"/>
+          </w:rPr>
+          <w:rPr>
             <w:color w:val="0000EE"/>
             <w:u w:val="single"/>
           </w:rPr>
@@ -2420,51 +4464,113 @@
         </w:r>
       </w:hyperlink>
       <w:r>
+        <w:rPr>
+          <w:lang w:val="en_US" w:bidi="en_US"/>
+        </w:rPr>
         <w:t>).</w:t>
       </w:r>
-      <w:r/>
-      <w:r/>
-    </w:p>
-    <w:p>
-      <w:r/>
+      <w:r>
+        <w:rPr>
+          <w:lang w:val="en_US" w:bidi="en_US"/>
+        </w:rPr>
+      </w:r>
+      <w:r>
+        <w:rPr>
+          <w:lang w:val="en_US" w:bidi="en_US"/>
+        </w:rPr>
+      </w:r>
+    </w:p>
+    <w:p>
+      <w:pPr/>
+      <w:r>
+        <w:rPr>
+          <w:lang w:val="en_US" w:bidi="en_US"/>
+        </w:rPr>
+      </w:r>
     </w:p>
     <w:p>
       <w:pPr>
         <w:pStyle w:val="Heading2"/>
       </w:pPr>
       <w:r>
+        <w:rPr>
+          <w:lang w:val="en_US" w:bidi="en_US"/>
+        </w:rPr>
         <w:t>Lamentations 3:48–66</w:t>
       </w:r>
-      <w:r/>
-    </w:p>
-    <w:p>
-      <w:r/>
-      <w:r>
+      <w:r>
+        <w:rPr>
+          <w:lang w:val="en_US" w:bidi="en_US"/>
+        </w:rPr>
+      </w:r>
+    </w:p>
+    <w:p>
+      <w:pPr/>
+      <w:r>
+        <w:rPr>
+          <w:lang w:val="en_US" w:bidi="en_US"/>
+        </w:rPr>
+      </w:r>
+      <w:r>
+        <w:rPr>
+          <w:lang w:val="en_US" w:bidi="en_US"/>
+        </w:rPr>
         <w:t>The author focuses on the viciousness of the enemies and cries out to the Lord.</w:t>
       </w:r>
-      <w:r/>
-      <w:r/>
-    </w:p>
-    <w:p>
-      <w:r/>
+      <w:r>
+        <w:rPr>
+          <w:lang w:val="en_US" w:bidi="en_US"/>
+        </w:rPr>
+      </w:r>
+      <w:r>
+        <w:rPr>
+          <w:lang w:val="en_US" w:bidi="en_US"/>
+        </w:rPr>
+      </w:r>
+    </w:p>
+    <w:p>
+      <w:pPr/>
+      <w:r>
+        <w:rPr>
+          <w:lang w:val="en_US" w:bidi="en_US"/>
+        </w:rPr>
+      </w:r>
     </w:p>
     <w:p>
       <w:pPr>
         <w:pStyle w:val="Heading2"/>
       </w:pPr>
       <w:r>
+        <w:rPr>
+          <w:lang w:val="en_US" w:bidi="en_US"/>
+        </w:rPr>
         <w:t>Lamentations 3:52–57</w:t>
       </w:r>
-      <w:r/>
-    </w:p>
-    <w:p>
-      <w:r/>
-      <w:r>
+      <w:r>
+        <w:rPr>
+          <w:lang w:val="en_US" w:bidi="en_US"/>
+        </w:rPr>
+      </w:r>
+    </w:p>
+    <w:p>
+      <w:pPr/>
+      <w:r>
+        <w:rPr>
+          <w:lang w:val="en_US" w:bidi="en_US"/>
+        </w:rPr>
+      </w:r>
+      <w:r>
+        <w:rPr>
+          <w:lang w:val="en_US" w:bidi="en_US"/>
+        </w:rPr>
         <w:t>This passage might refer to Jeremiah’s experience in the cistern (</w:t>
       </w:r>
       <w:hyperlink r:id="rId125">
         <w:r>
           <w:rPr>
+            <w:lang w:val="en_US" w:bidi="en_US"/>
+          </w:rPr>
+          <w:rPr>
             <w:color w:val="0000EE"/>
             <w:u w:val="single"/>
           </w:rPr>
@@ -2472,11 +4578,17 @@
         </w:r>
       </w:hyperlink>
       <w:r>
+        <w:rPr>
+          <w:lang w:val="en_US" w:bidi="en_US"/>
+        </w:rPr>
         <w:t xml:space="preserve">; </w:t>
       </w:r>
       <w:hyperlink r:id="rId126">
         <w:r>
           <w:rPr>
+            <w:lang w:val="en_US" w:bidi="en_US"/>
+          </w:rPr>
+          <w:rPr>
             <w:color w:val="0000EE"/>
             <w:u w:val="single"/>
           </w:rPr>
@@ -2484,97 +4596,221 @@
         </w:r>
       </w:hyperlink>
       <w:r>
+        <w:rPr>
+          <w:lang w:val="en_US" w:bidi="en_US"/>
+        </w:rPr>
         <w:t>).</w:t>
       </w:r>
-      <w:r/>
-      <w:r/>
-    </w:p>
-    <w:p>
-      <w:r/>
+      <w:r>
+        <w:rPr>
+          <w:lang w:val="en_US" w:bidi="en_US"/>
+        </w:rPr>
+      </w:r>
+      <w:r>
+        <w:rPr>
+          <w:lang w:val="en_US" w:bidi="en_US"/>
+        </w:rPr>
+      </w:r>
+    </w:p>
+    <w:p>
+      <w:pPr/>
+      <w:r>
+        <w:rPr>
+          <w:lang w:val="en_US" w:bidi="en_US"/>
+        </w:rPr>
+      </w:r>
     </w:p>
     <w:p>
       <w:pPr>
         <w:pStyle w:val="Heading2"/>
       </w:pPr>
       <w:r>
+        <w:rPr>
+          <w:lang w:val="en_US" w:bidi="en_US"/>
+        </w:rPr>
         <w:t>Lamentations 3:58–66</w:t>
       </w:r>
-      <w:r/>
-    </w:p>
-    <w:p>
-      <w:r/>
-      <w:r>
+      <w:r>
+        <w:rPr>
+          <w:lang w:val="en_US" w:bidi="en_US"/>
+        </w:rPr>
+      </w:r>
+    </w:p>
+    <w:p>
+      <w:pPr/>
+      <w:r>
+        <w:rPr>
+          <w:lang w:val="en_US" w:bidi="en_US"/>
+        </w:rPr>
+      </w:r>
+      <w:r>
+        <w:rPr>
+          <w:lang w:val="en_US" w:bidi="en_US"/>
+        </w:rPr>
         <w:t>Jerusalem deserved punishment, but the enemies carried it out with undeserved cruelty. The writer calls upon God to punish them.</w:t>
       </w:r>
-      <w:r/>
-      <w:r/>
-    </w:p>
-    <w:p>
-      <w:r/>
+      <w:r>
+        <w:rPr>
+          <w:lang w:val="en_US" w:bidi="en_US"/>
+        </w:rPr>
+      </w:r>
+      <w:r>
+        <w:rPr>
+          <w:lang w:val="en_US" w:bidi="en_US"/>
+        </w:rPr>
+      </w:r>
+    </w:p>
+    <w:p>
+      <w:pPr/>
+      <w:r>
+        <w:rPr>
+          <w:lang w:val="en_US" w:bidi="en_US"/>
+        </w:rPr>
+      </w:r>
     </w:p>
     <w:p>
       <w:pPr>
         <w:pStyle w:val="Heading2"/>
       </w:pPr>
       <w:r>
+        <w:rPr>
+          <w:lang w:val="en_US" w:bidi="en_US"/>
+        </w:rPr>
         <w:t>Lamentations 3:64–66</w:t>
       </w:r>
-      <w:r/>
-    </w:p>
-    <w:p>
-      <w:r/>
-      <w:r>
+      <w:r>
+        <w:rPr>
+          <w:lang w:val="en_US" w:bidi="en_US"/>
+        </w:rPr>
+      </w:r>
+    </w:p>
+    <w:p>
+      <w:pPr/>
+      <w:r>
+        <w:rPr>
+          <w:lang w:val="en_US" w:bidi="en_US"/>
+        </w:rPr>
+      </w:r>
+      <w:r>
+        <w:rPr>
+          <w:lang w:val="en_US" w:bidi="en_US"/>
+        </w:rPr>
         <w:t>This prayer for vengeance is similar to several psalms (see “</w:t>
       </w:r>
       <w:r>
+        <w:rPr>
+          <w:lang w:val="en_US" w:bidi="en_US"/>
+        </w:rPr>
         <w:t>Prayers for Vengeance</w:t>
       </w:r>
       <w:r>
+        <w:rPr>
+          <w:lang w:val="en_US" w:bidi="en_US"/>
+        </w:rPr>
         <w:t>” Theme Note).</w:t>
       </w:r>
-      <w:r/>
-      <w:r/>
-    </w:p>
-    <w:p>
-      <w:r/>
+      <w:r>
+        <w:rPr>
+          <w:lang w:val="en_US" w:bidi="en_US"/>
+        </w:rPr>
+      </w:r>
+      <w:r>
+        <w:rPr>
+          <w:lang w:val="en_US" w:bidi="en_US"/>
+        </w:rPr>
+      </w:r>
+    </w:p>
+    <w:p>
+      <w:pPr/>
+      <w:r>
+        <w:rPr>
+          <w:lang w:val="en_US" w:bidi="en_US"/>
+        </w:rPr>
+      </w:r>
     </w:p>
     <w:p>
       <w:pPr>
         <w:pStyle w:val="Heading2"/>
       </w:pPr>
       <w:r>
+        <w:rPr>
+          <w:lang w:val="en_US" w:bidi="en_US"/>
+        </w:rPr>
         <w:t>Lamentations 4:1–22</w:t>
       </w:r>
-      <w:r/>
-    </w:p>
-    <w:p>
-      <w:r/>
-      <w:r>
+      <w:r>
+        <w:rPr>
+          <w:lang w:val="en_US" w:bidi="en_US"/>
+        </w:rPr>
+      </w:r>
+    </w:p>
+    <w:p>
+      <w:pPr/>
+      <w:r>
+        <w:rPr>
+          <w:lang w:val="en_US" w:bidi="en_US"/>
+        </w:rPr>
+      </w:r>
+      <w:r>
+        <w:rPr>
+          <w:lang w:val="en_US" w:bidi="en_US"/>
+        </w:rPr>
         <w:t>Although God’s people still experience his judgment, they will soon experience restoration.</w:t>
       </w:r>
-      <w:r/>
-      <w:r/>
-    </w:p>
-    <w:p>
-      <w:r/>
+      <w:r>
+        <w:rPr>
+          <w:lang w:val="en_US" w:bidi="en_US"/>
+        </w:rPr>
+      </w:r>
+      <w:r>
+        <w:rPr>
+          <w:lang w:val="en_US" w:bidi="en_US"/>
+        </w:rPr>
+      </w:r>
+    </w:p>
+    <w:p>
+      <w:pPr/>
+      <w:r>
+        <w:rPr>
+          <w:lang w:val="en_US" w:bidi="en_US"/>
+        </w:rPr>
+      </w:r>
     </w:p>
     <w:p>
       <w:pPr>
         <w:pStyle w:val="Heading2"/>
       </w:pPr>
       <w:r>
+        <w:rPr>
+          <w:lang w:val="en_US" w:bidi="en_US"/>
+        </w:rPr>
         <w:t>Lamentations 4:3</w:t>
       </w:r>
-      <w:r/>
-    </w:p>
-    <w:p>
-      <w:r/>
-      <w:r>
+      <w:r>
+        <w:rPr>
+          <w:lang w:val="en_US" w:bidi="en_US"/>
+        </w:rPr>
+      </w:r>
+    </w:p>
+    <w:p>
+      <w:pPr/>
+      <w:r>
+        <w:rPr>
+          <w:lang w:val="en_US" w:bidi="en_US"/>
+        </w:rPr>
+      </w:r>
+      <w:r>
+        <w:rPr>
+          <w:lang w:val="en_US" w:bidi="en_US"/>
+        </w:rPr>
         <w:t xml:space="preserve">like ostriches: See also </w:t>
       </w:r>
       <w:hyperlink r:id="rId127">
         <w:r>
           <w:rPr>
+            <w:lang w:val="en_US" w:bidi="en_US"/>
+          </w:rPr>
+          <w:rPr>
             <w:color w:val="0000EE"/>
             <w:u w:val="single"/>
           </w:rPr>
@@ -2582,100 +4818,222 @@
         </w:r>
       </w:hyperlink>
       <w:r>
+        <w:rPr>
+          <w:lang w:val="en_US" w:bidi="en_US"/>
+        </w:rPr>
         <w:t>.</w:t>
       </w:r>
-      <w:r/>
-      <w:r/>
-    </w:p>
-    <w:p>
-      <w:r/>
+      <w:r>
+        <w:rPr>
+          <w:lang w:val="en_US" w:bidi="en_US"/>
+        </w:rPr>
+      </w:r>
+      <w:r>
+        <w:rPr>
+          <w:lang w:val="en_US" w:bidi="en_US"/>
+        </w:rPr>
+      </w:r>
+    </w:p>
+    <w:p>
+      <w:pPr/>
+      <w:r>
+        <w:rPr>
+          <w:lang w:val="en_US" w:bidi="en_US"/>
+        </w:rPr>
+      </w:r>
     </w:p>
     <w:p>
       <w:pPr>
         <w:pStyle w:val="Heading2"/>
       </w:pPr>
       <w:r>
+        <w:rPr>
+          <w:lang w:val="en_US" w:bidi="en_US"/>
+        </w:rPr>
         <w:t>Lamentations 4:7</w:t>
       </w:r>
-      <w:r/>
-    </w:p>
-    <w:p>
-      <w:r/>
-      <w:r>
+      <w:r>
+        <w:rPr>
+          <w:lang w:val="en_US" w:bidi="en_US"/>
+        </w:rPr>
+      </w:r>
+    </w:p>
+    <w:p>
+      <w:pPr/>
+      <w:r>
+        <w:rPr>
+          <w:lang w:val="en_US" w:bidi="en_US"/>
+        </w:rPr>
+      </w:r>
+      <w:r>
+        <w:rPr>
+          <w:lang w:val="en_US" w:bidi="en_US"/>
+        </w:rPr>
         <w:t xml:space="preserve">like fine jewels: (literally </w:t>
       </w:r>
       <w:r>
         <w:rPr>
           <w:i/>
+          <w:lang w:val="en_US" w:bidi="en_US"/>
         </w:rPr>
         <w:t>like lapis lazuli</w:t>
       </w:r>
       <w:r>
+        <w:rPr>
+          <w:lang w:val="en_US" w:bidi="en_US"/>
+        </w:rPr>
         <w:t>): Lapis lazuli is a beautiful blue stone that is soft enough to carve. It is often used in decorations and mosaics.</w:t>
       </w:r>
-      <w:r/>
-      <w:r/>
-    </w:p>
-    <w:p>
-      <w:r/>
+      <w:r>
+        <w:rPr>
+          <w:lang w:val="en_US" w:bidi="en_US"/>
+        </w:rPr>
+      </w:r>
+      <w:r>
+        <w:rPr>
+          <w:lang w:val="en_US" w:bidi="en_US"/>
+        </w:rPr>
+      </w:r>
+    </w:p>
+    <w:p>
+      <w:pPr/>
+      <w:r>
+        <w:rPr>
+          <w:lang w:val="en_US" w:bidi="en_US"/>
+        </w:rPr>
+      </w:r>
     </w:p>
     <w:p>
       <w:pPr>
         <w:pStyle w:val="Heading2"/>
       </w:pPr>
       <w:r>
+        <w:rPr>
+          <w:lang w:val="en_US" w:bidi="en_US"/>
+        </w:rPr>
         <w:t>Lamentations 4:8</w:t>
       </w:r>
-      <w:r/>
-    </w:p>
-    <w:p>
-      <w:r/>
-      <w:r>
+      <w:r>
+        <w:rPr>
+          <w:lang w:val="en_US" w:bidi="en_US"/>
+        </w:rPr>
+      </w:r>
+    </w:p>
+    <w:p>
+      <w:pPr/>
+      <w:r>
+        <w:rPr>
+          <w:lang w:val="en_US" w:bidi="en_US"/>
+        </w:rPr>
+      </w:r>
+      <w:r>
+        <w:rPr>
+          <w:lang w:val="en_US" w:bidi="en_US"/>
+        </w:rPr>
         <w:t>Skin sticking to bones is symptomatic of the final stages of starvation, just before death.</w:t>
       </w:r>
-      <w:r/>
-      <w:r/>
-    </w:p>
-    <w:p>
-      <w:r/>
+      <w:r>
+        <w:rPr>
+          <w:lang w:val="en_US" w:bidi="en_US"/>
+        </w:rPr>
+      </w:r>
+      <w:r>
+        <w:rPr>
+          <w:lang w:val="en_US" w:bidi="en_US"/>
+        </w:rPr>
+      </w:r>
+    </w:p>
+    <w:p>
+      <w:pPr/>
+      <w:r>
+        <w:rPr>
+          <w:lang w:val="en_US" w:bidi="en_US"/>
+        </w:rPr>
+      </w:r>
     </w:p>
     <w:p>
       <w:pPr>
         <w:pStyle w:val="Heading2"/>
       </w:pPr>
       <w:r>
+        <w:rPr>
+          <w:lang w:val="en_US" w:bidi="en_US"/>
+        </w:rPr>
         <w:t>Lamentations 4:9</w:t>
       </w:r>
-      <w:r/>
-    </w:p>
-    <w:p>
-      <w:r/>
-      <w:r>
+      <w:r>
+        <w:rPr>
+          <w:lang w:val="en_US" w:bidi="en_US"/>
+        </w:rPr>
+      </w:r>
+    </w:p>
+    <w:p>
+      <w:pPr/>
+      <w:r>
+        <w:rPr>
+          <w:lang w:val="en_US" w:bidi="en_US"/>
+        </w:rPr>
+      </w:r>
+      <w:r>
+        <w:rPr>
+          <w:lang w:val="en_US" w:bidi="en_US"/>
+        </w:rPr>
         <w:t>Long sieges result in a serious lack of food. Even if people could get to the fields, they would find the crops destroyed or harvested to feed the soldiers.</w:t>
       </w:r>
-      <w:r/>
-      <w:r/>
-    </w:p>
-    <w:p>
-      <w:r/>
+      <w:r>
+        <w:rPr>
+          <w:lang w:val="en_US" w:bidi="en_US"/>
+        </w:rPr>
+      </w:r>
+      <w:r>
+        <w:rPr>
+          <w:lang w:val="en_US" w:bidi="en_US"/>
+        </w:rPr>
+      </w:r>
+    </w:p>
+    <w:p>
+      <w:pPr/>
+      <w:r>
+        <w:rPr>
+          <w:lang w:val="en_US" w:bidi="en_US"/>
+        </w:rPr>
+      </w:r>
     </w:p>
     <w:p>
       <w:pPr>
         <w:pStyle w:val="Heading2"/>
       </w:pPr>
       <w:r>
+        <w:rPr>
+          <w:lang w:val="en_US" w:bidi="en_US"/>
+        </w:rPr>
         <w:t>Lamentations 4:12</w:t>
       </w:r>
-      <w:r/>
-    </w:p>
-    <w:p>
-      <w:r/>
-      <w:r>
+      <w:r>
+        <w:rPr>
+          <w:lang w:val="en_US" w:bidi="en_US"/>
+        </w:rPr>
+      </w:r>
+    </w:p>
+    <w:p>
+      <w:pPr/>
+      <w:r>
+        <w:rPr>
+          <w:lang w:val="en_US" w:bidi="en_US"/>
+        </w:rPr>
+      </w:r>
+      <w:r>
+        <w:rPr>
+          <w:lang w:val="en_US" w:bidi="en_US"/>
+        </w:rPr>
         <w:t>Not a king . . . could march through the gates of Jerusalem: Since God had delivered Jerusalem from Sennacherib of Assyria more than a century earlier (</w:t>
       </w:r>
       <w:hyperlink r:id="rId128">
         <w:r>
           <w:rPr>
+            <w:lang w:val="en_US" w:bidi="en_US"/>
+          </w:rPr>
+          <w:rPr>
             <w:color w:val="0000EE"/>
             <w:u w:val="single"/>
           </w:rPr>
@@ -2683,51 +5041,113 @@
         </w:r>
       </w:hyperlink>
       <w:r>
+        <w:rPr>
+          <w:lang w:val="en_US" w:bidi="en_US"/>
+        </w:rPr>
         <w:t>), Judeans had strongly believed that not even the mightiest king, Nebuchadnezzar of Babylon, could defeat the city.</w:t>
       </w:r>
-      <w:r/>
-      <w:r/>
-    </w:p>
-    <w:p>
-      <w:r/>
+      <w:r>
+        <w:rPr>
+          <w:lang w:val="en_US" w:bidi="en_US"/>
+        </w:rPr>
+      </w:r>
+      <w:r>
+        <w:rPr>
+          <w:lang w:val="en_US" w:bidi="en_US"/>
+        </w:rPr>
+      </w:r>
+    </w:p>
+    <w:p>
+      <w:pPr/>
+      <w:r>
+        <w:rPr>
+          <w:lang w:val="en_US" w:bidi="en_US"/>
+        </w:rPr>
+      </w:r>
     </w:p>
     <w:p>
       <w:pPr>
         <w:pStyle w:val="Heading2"/>
       </w:pPr>
       <w:r>
+        <w:rPr>
+          <w:lang w:val="en_US" w:bidi="en_US"/>
+        </w:rPr>
         <w:t>Lamentations 4:15</w:t>
       </w:r>
-      <w:r/>
-    </w:p>
-    <w:p>
-      <w:r/>
-      <w:r>
+      <w:r>
+        <w:rPr>
+          <w:lang w:val="en_US" w:bidi="en_US"/>
+        </w:rPr>
+      </w:r>
+    </w:p>
+    <w:p>
+      <w:pPr/>
+      <w:r>
+        <w:rPr>
+          <w:lang w:val="en_US" w:bidi="en_US"/>
+        </w:rPr>
+      </w:r>
+      <w:r>
+        <w:rPr>
+          <w:lang w:val="en_US" w:bidi="en_US"/>
+        </w:rPr>
         <w:t>It appears that these leaders fled from Jerusalem as refugees to other lands.</w:t>
       </w:r>
-      <w:r/>
-      <w:r/>
-    </w:p>
-    <w:p>
-      <w:r/>
+      <w:r>
+        <w:rPr>
+          <w:lang w:val="en_US" w:bidi="en_US"/>
+        </w:rPr>
+      </w:r>
+      <w:r>
+        <w:rPr>
+          <w:lang w:val="en_US" w:bidi="en_US"/>
+        </w:rPr>
+      </w:r>
+    </w:p>
+    <w:p>
+      <w:pPr/>
+      <w:r>
+        <w:rPr>
+          <w:lang w:val="en_US" w:bidi="en_US"/>
+        </w:rPr>
+      </w:r>
     </w:p>
     <w:p>
       <w:pPr>
         <w:pStyle w:val="Heading2"/>
       </w:pPr>
       <w:r>
+        <w:rPr>
+          <w:lang w:val="en_US" w:bidi="en_US"/>
+        </w:rPr>
         <w:t>Lamentations 4:20</w:t>
       </w:r>
-      <w:r/>
-    </w:p>
-    <w:p>
-      <w:r/>
-      <w:r>
+      <w:r>
+        <w:rPr>
+          <w:lang w:val="en_US" w:bidi="en_US"/>
+        </w:rPr>
+      </w:r>
+    </w:p>
+    <w:p>
+      <w:pPr/>
+      <w:r>
+        <w:rPr>
+          <w:lang w:val="en_US" w:bidi="en_US"/>
+        </w:rPr>
+      </w:r>
+      <w:r>
+        <w:rPr>
+          <w:lang w:val="en_US" w:bidi="en_US"/>
+        </w:rPr>
         <w:t>Our king . . . was caught: A reference to Zedekiah, who tried to flee but was caught and treated cruelly by Nebuchadnezzar (</w:t>
       </w:r>
       <w:hyperlink r:id="rId129">
         <w:r>
           <w:rPr>
+            <w:lang w:val="en_US" w:bidi="en_US"/>
+          </w:rPr>
+          <w:rPr>
             <w:color w:val="0000EE"/>
             <w:u w:val="single"/>
           </w:rPr>
@@ -2735,11 +5155,17 @@
         </w:r>
       </w:hyperlink>
       <w:r>
+        <w:rPr>
+          <w:lang w:val="en_US" w:bidi="en_US"/>
+        </w:rPr>
         <w:t xml:space="preserve">; </w:t>
       </w:r>
       <w:hyperlink r:id="rId130">
         <w:r>
           <w:rPr>
+            <w:lang w:val="en_US" w:bidi="en_US"/>
+          </w:rPr>
+          <w:rPr>
             <w:color w:val="0000EE"/>
             <w:u w:val="single"/>
           </w:rPr>
@@ -2747,11 +5173,17 @@
         </w:r>
       </w:hyperlink>
       <w:r>
+        <w:rPr>
+          <w:lang w:val="en_US" w:bidi="en_US"/>
+        </w:rPr>
         <w:t xml:space="preserve">; </w:t>
       </w:r>
       <w:hyperlink r:id="rId131">
         <w:r>
           <w:rPr>
+            <w:lang w:val="en_US" w:bidi="en_US"/>
+          </w:rPr>
+          <w:rPr>
             <w:color w:val="0000EE"/>
             <w:u w:val="single"/>
           </w:rPr>
@@ -2759,31 +5191,65 @@
         </w:r>
       </w:hyperlink>
       <w:r>
+        <w:rPr>
+          <w:lang w:val="en_US" w:bidi="en_US"/>
+        </w:rPr>
         <w:t>).</w:t>
       </w:r>
-      <w:r/>
-      <w:r/>
-    </w:p>
-    <w:p>
-      <w:r/>
+      <w:r>
+        <w:rPr>
+          <w:lang w:val="en_US" w:bidi="en_US"/>
+        </w:rPr>
+      </w:r>
+      <w:r>
+        <w:rPr>
+          <w:lang w:val="en_US" w:bidi="en_US"/>
+        </w:rPr>
+      </w:r>
+    </w:p>
+    <w:p>
+      <w:pPr/>
+      <w:r>
+        <w:rPr>
+          <w:lang w:val="en_US" w:bidi="en_US"/>
+        </w:rPr>
+      </w:r>
     </w:p>
     <w:p>
       <w:pPr>
         <w:pStyle w:val="Heading2"/>
       </w:pPr>
       <w:r>
+        <w:rPr>
+          <w:lang w:val="en_US" w:bidi="en_US"/>
+        </w:rPr>
         <w:t>Lamentations 4:21</w:t>
       </w:r>
-      <w:r/>
-    </w:p>
-    <w:p>
-      <w:r/>
-      <w:r>
+      <w:r>
+        <w:rPr>
+          <w:lang w:val="en_US" w:bidi="en_US"/>
+        </w:rPr>
+      </w:r>
+    </w:p>
+    <w:p>
+      <w:pPr/>
+      <w:r>
+        <w:rPr>
+          <w:lang w:val="en_US" w:bidi="en_US"/>
+        </w:rPr>
+      </w:r>
+      <w:r>
+        <w:rPr>
+          <w:lang w:val="en_US" w:bidi="en_US"/>
+        </w:rPr>
         <w:t>Uz was an area east of the Jordan River that extended south to Edom. It was Job’s home (</w:t>
       </w:r>
       <w:hyperlink r:id="rId132">
         <w:r>
           <w:rPr>
+            <w:lang w:val="en_US" w:bidi="en_US"/>
+          </w:rPr>
+          <w:rPr>
             <w:color w:val="0000EE"/>
             <w:u w:val="single"/>
           </w:rPr>
@@ -2791,31 +5257,65 @@
         </w:r>
       </w:hyperlink>
       <w:r>
+        <w:rPr>
+          <w:lang w:val="en_US" w:bidi="en_US"/>
+        </w:rPr>
         <w:t>).</w:t>
       </w:r>
-      <w:r/>
-      <w:r/>
-    </w:p>
-    <w:p>
-      <w:r/>
+      <w:r>
+        <w:rPr>
+          <w:lang w:val="en_US" w:bidi="en_US"/>
+        </w:rPr>
+      </w:r>
+      <w:r>
+        <w:rPr>
+          <w:lang w:val="en_US" w:bidi="en_US"/>
+        </w:rPr>
+      </w:r>
+    </w:p>
+    <w:p>
+      <w:pPr/>
+      <w:r>
+        <w:rPr>
+          <w:lang w:val="en_US" w:bidi="en_US"/>
+        </w:rPr>
+      </w:r>
     </w:p>
     <w:p>
       <w:pPr>
         <w:pStyle w:val="Heading2"/>
       </w:pPr>
       <w:r>
+        <w:rPr>
+          <w:lang w:val="en_US" w:bidi="en_US"/>
+        </w:rPr>
         <w:t>Lamentations 4:21–22</w:t>
       </w:r>
-      <w:r/>
-    </w:p>
-    <w:p>
-      <w:r/>
-      <w:r>
+      <w:r>
+        <w:rPr>
+          <w:lang w:val="en_US" w:bidi="en_US"/>
+        </w:rPr>
+      </w:r>
+    </w:p>
+    <w:p>
+      <w:pPr/>
+      <w:r>
+        <w:rPr>
+          <w:lang w:val="en_US" w:bidi="en_US"/>
+        </w:rPr>
+      </w:r>
+      <w:r>
+        <w:rPr>
+          <w:lang w:val="en_US" w:bidi="en_US"/>
+        </w:rPr>
         <w:t xml:space="preserve">The people of Edom were feeling secure and gloating over Jerusalem’s misfortune, but they, too, would experience punishment for their sins (see </w:t>
       </w:r>
       <w:hyperlink r:id="rId133">
         <w:r>
           <w:rPr>
+            <w:lang w:val="en_US" w:bidi="en_US"/>
+          </w:rPr>
+          <w:rPr>
             <w:color w:val="0000EE"/>
             <w:u w:val="single"/>
           </w:rPr>
@@ -2823,11 +5323,17 @@
         </w:r>
       </w:hyperlink>
       <w:r>
+        <w:rPr>
+          <w:lang w:val="en_US" w:bidi="en_US"/>
+        </w:rPr>
         <w:t xml:space="preserve">; </w:t>
       </w:r>
       <w:hyperlink r:id="rId134">
         <w:r>
           <w:rPr>
+            <w:lang w:val="en_US" w:bidi="en_US"/>
+          </w:rPr>
+          <w:rPr>
             <w:color w:val="0000EE"/>
             <w:u w:val="single"/>
           </w:rPr>
@@ -2835,31 +5341,65 @@
         </w:r>
       </w:hyperlink>
       <w:r>
+        <w:rPr>
+          <w:lang w:val="en_US" w:bidi="en_US"/>
+        </w:rPr>
         <w:t>).</w:t>
       </w:r>
-      <w:r/>
-      <w:r/>
-    </w:p>
-    <w:p>
-      <w:r/>
+      <w:r>
+        <w:rPr>
+          <w:lang w:val="en_US" w:bidi="en_US"/>
+        </w:rPr>
+      </w:r>
+      <w:r>
+        <w:rPr>
+          <w:lang w:val="en_US" w:bidi="en_US"/>
+        </w:rPr>
+      </w:r>
+    </w:p>
+    <w:p>
+      <w:pPr/>
+      <w:r>
+        <w:rPr>
+          <w:lang w:val="en_US" w:bidi="en_US"/>
+        </w:rPr>
+      </w:r>
     </w:p>
     <w:p>
       <w:pPr>
         <w:pStyle w:val="Heading2"/>
       </w:pPr>
       <w:r>
+        <w:rPr>
+          <w:lang w:val="en_US" w:bidi="en_US"/>
+        </w:rPr>
         <w:t>Lamentations 4:22</w:t>
       </w:r>
-      <w:r/>
-    </w:p>
-    <w:p>
-      <w:r/>
-      <w:r>
+      <w:r>
+        <w:rPr>
+          <w:lang w:val="en_US" w:bidi="en_US"/>
+        </w:rPr>
+      </w:r>
+    </w:p>
+    <w:p>
+      <w:pPr/>
+      <w:r>
+        <w:rPr>
+          <w:lang w:val="en_US" w:bidi="en_US"/>
+        </w:rPr>
+      </w:r>
+      <w:r>
+        <w:rPr>
+          <w:lang w:val="en_US" w:bidi="en_US"/>
+        </w:rPr>
         <w:t>The first return from exile occurred in 538 BC, after Cyrus of Persia defeated Babylon (</w:t>
       </w:r>
       <w:hyperlink r:id="rId135">
         <w:r>
           <w:rPr>
+            <w:lang w:val="en_US" w:bidi="en_US"/>
+          </w:rPr>
+          <w:rPr>
             <w:color w:val="0000EE"/>
             <w:u w:val="single"/>
           </w:rPr>
@@ -2867,11 +5407,17 @@
         </w:r>
       </w:hyperlink>
       <w:r>
+        <w:rPr>
+          <w:lang w:val="en_US" w:bidi="en_US"/>
+        </w:rPr>
         <w:t xml:space="preserve">; </w:t>
       </w:r>
       <w:hyperlink r:id="rId136">
         <w:r>
           <w:rPr>
+            <w:lang w:val="en_US" w:bidi="en_US"/>
+          </w:rPr>
+          <w:rPr>
             <w:color w:val="0000EE"/>
             <w:u w:val="single"/>
           </w:rPr>
@@ -2879,31 +5425,65 @@
         </w:r>
       </w:hyperlink>
       <w:r>
+        <w:rPr>
+          <w:lang w:val="en_US" w:bidi="en_US"/>
+        </w:rPr>
         <w:t>).</w:t>
       </w:r>
-      <w:r/>
-      <w:r/>
-    </w:p>
-    <w:p>
-      <w:r/>
+      <w:r>
+        <w:rPr>
+          <w:lang w:val="en_US" w:bidi="en_US"/>
+        </w:rPr>
+      </w:r>
+      <w:r>
+        <w:rPr>
+          <w:lang w:val="en_US" w:bidi="en_US"/>
+        </w:rPr>
+      </w:r>
+    </w:p>
+    <w:p>
+      <w:pPr/>
+      <w:r>
+        <w:rPr>
+          <w:lang w:val="en_US" w:bidi="en_US"/>
+        </w:rPr>
+      </w:r>
     </w:p>
     <w:p>
       <w:pPr>
         <w:pStyle w:val="Heading2"/>
       </w:pPr>
       <w:r>
+        <w:rPr>
+          <w:lang w:val="en_US" w:bidi="en_US"/>
+        </w:rPr>
         <w:t>Lamentations 5:1–22</w:t>
       </w:r>
-      <w:r/>
-    </w:p>
-    <w:p>
-      <w:r/>
-      <w:r>
+      <w:r>
+        <w:rPr>
+          <w:lang w:val="en_US" w:bidi="en_US"/>
+        </w:rPr>
+      </w:r>
+    </w:p>
+    <w:p>
+      <w:pPr/>
+      <w:r>
+        <w:rPr>
+          <w:lang w:val="en_US" w:bidi="en_US"/>
+        </w:rPr>
+      </w:r>
+      <w:r>
+        <w:rPr>
+          <w:lang w:val="en_US" w:bidi="en_US"/>
+        </w:rPr>
         <w:t xml:space="preserve">This chapter is a heartfelt prayer for restoration (cp. </w:t>
       </w:r>
       <w:hyperlink r:id="rId137">
         <w:r>
           <w:rPr>
+            <w:lang w:val="en_US" w:bidi="en_US"/>
+          </w:rPr>
+          <w:rPr>
             <w:color w:val="0000EE"/>
             <w:u w:val="single"/>
           </w:rPr>
@@ -2911,31 +5491,65 @@
         </w:r>
       </w:hyperlink>
       <w:r>
+        <w:rPr>
+          <w:lang w:val="en_US" w:bidi="en_US"/>
+        </w:rPr>
         <w:t>).</w:t>
       </w:r>
-      <w:r/>
-      <w:r/>
-    </w:p>
-    <w:p>
-      <w:r/>
+      <w:r>
+        <w:rPr>
+          <w:lang w:val="en_US" w:bidi="en_US"/>
+        </w:rPr>
+      </w:r>
+      <w:r>
+        <w:rPr>
+          <w:lang w:val="en_US" w:bidi="en_US"/>
+        </w:rPr>
+      </w:r>
+    </w:p>
+    <w:p>
+      <w:pPr/>
+      <w:r>
+        <w:rPr>
+          <w:lang w:val="en_US" w:bidi="en_US"/>
+        </w:rPr>
+      </w:r>
     </w:p>
     <w:p>
       <w:pPr>
         <w:pStyle w:val="Heading2"/>
       </w:pPr>
       <w:r>
+        <w:rPr>
+          <w:lang w:val="en_US" w:bidi="en_US"/>
+        </w:rPr>
         <w:t>Lamentations 5:10</w:t>
       </w:r>
-      <w:r/>
-    </w:p>
-    <w:p>
-      <w:r/>
-      <w:r>
+      <w:r>
+        <w:rPr>
+          <w:lang w:val="en_US" w:bidi="en_US"/>
+        </w:rPr>
+      </w:r>
+    </w:p>
+    <w:p>
+      <w:pPr/>
+      <w:r>
+        <w:rPr>
+          <w:lang w:val="en_US" w:bidi="en_US"/>
+        </w:rPr>
+      </w:r>
+      <w:r>
+        <w:rPr>
+          <w:lang w:val="en_US" w:bidi="en_US"/>
+        </w:rPr>
         <w:t>There was a famine in the city during the siege (</w:t>
       </w:r>
       <w:hyperlink r:id="rId138">
         <w:r>
           <w:rPr>
+            <w:lang w:val="en_US" w:bidi="en_US"/>
+          </w:rPr>
+          <w:rPr>
             <w:color w:val="0000EE"/>
             <w:u w:val="single"/>
           </w:rPr>
@@ -2943,11 +5557,17 @@
         </w:r>
       </w:hyperlink>
       <w:r>
+        <w:rPr>
+          <w:lang w:val="en_US" w:bidi="en_US"/>
+        </w:rPr>
         <w:t xml:space="preserve">; </w:t>
       </w:r>
       <w:hyperlink r:id="rId43">
         <w:r>
           <w:rPr>
+            <w:lang w:val="en_US" w:bidi="en_US"/>
+          </w:rPr>
+          <w:rPr>
             <w:color w:val="0000EE"/>
             <w:u w:val="single"/>
           </w:rPr>
@@ -2955,11 +5575,17 @@
         </w:r>
       </w:hyperlink>
       <w:r>
+        <w:rPr>
+          <w:lang w:val="en_US" w:bidi="en_US"/>
+        </w:rPr>
         <w:t xml:space="preserve">; </w:t>
       </w:r>
       <w:hyperlink r:id="rId139">
         <w:r>
           <w:rPr>
+            <w:lang w:val="en_US" w:bidi="en_US"/>
+          </w:rPr>
+          <w:rPr>
             <w:color w:val="0000EE"/>
             <w:u w:val="single"/>
           </w:rPr>
@@ -2967,11 +5593,17 @@
         </w:r>
       </w:hyperlink>
       <w:r>
+        <w:rPr>
+          <w:lang w:val="en_US" w:bidi="en_US"/>
+        </w:rPr>
         <w:t xml:space="preserve">; </w:t>
       </w:r>
       <w:hyperlink r:id="rId140">
         <w:r>
           <w:rPr>
+            <w:lang w:val="en_US" w:bidi="en_US"/>
+          </w:rPr>
+          <w:rPr>
             <w:color w:val="0000EE"/>
             <w:u w:val="single"/>
           </w:rPr>
@@ -2979,31 +5611,65 @@
         </w:r>
       </w:hyperlink>
       <w:r>
+        <w:rPr>
+          <w:lang w:val="en_US" w:bidi="en_US"/>
+        </w:rPr>
         <w:t>).</w:t>
       </w:r>
-      <w:r/>
-      <w:r/>
-    </w:p>
-    <w:p>
-      <w:r/>
+      <w:r>
+        <w:rPr>
+          <w:lang w:val="en_US" w:bidi="en_US"/>
+        </w:rPr>
+      </w:r>
+      <w:r>
+        <w:rPr>
+          <w:lang w:val="en_US" w:bidi="en_US"/>
+        </w:rPr>
+      </w:r>
+    </w:p>
+    <w:p>
+      <w:pPr/>
+      <w:r>
+        <w:rPr>
+          <w:lang w:val="en_US" w:bidi="en_US"/>
+        </w:rPr>
+      </w:r>
     </w:p>
     <w:p>
       <w:pPr>
         <w:pStyle w:val="Heading2"/>
       </w:pPr>
       <w:r>
+        <w:rPr>
+          <w:lang w:val="en_US" w:bidi="en_US"/>
+        </w:rPr>
         <w:t>Lamentations 5:12–17</w:t>
       </w:r>
-      <w:r/>
-    </w:p>
-    <w:p>
-      <w:r/>
-      <w:r>
+      <w:r>
+        <w:rPr>
+          <w:lang w:val="en_US" w:bidi="en_US"/>
+        </w:rPr>
+      </w:r>
+    </w:p>
+    <w:p>
+      <w:pPr/>
+      <w:r>
+        <w:rPr>
+          <w:lang w:val="en_US" w:bidi="en_US"/>
+        </w:rPr>
+      </w:r>
+      <w:r>
+        <w:rPr>
+          <w:lang w:val="en_US" w:bidi="en_US"/>
+        </w:rPr>
         <w:t xml:space="preserve">These terrible things happened because the people had sinned (see </w:t>
       </w:r>
       <w:hyperlink r:id="rId141">
         <w:r>
           <w:rPr>
+            <w:lang w:val="en_US" w:bidi="en_US"/>
+          </w:rPr>
+          <w:rPr>
             <w:color w:val="0000EE"/>
             <w:u w:val="single"/>
           </w:rPr>
@@ -3011,11 +5677,17 @@
         </w:r>
       </w:hyperlink>
       <w:r>
+        <w:rPr>
+          <w:lang w:val="en_US" w:bidi="en_US"/>
+        </w:rPr>
         <w:t xml:space="preserve">; </w:t>
       </w:r>
       <w:hyperlink r:id="rId142">
         <w:r>
           <w:rPr>
+            <w:lang w:val="en_US" w:bidi="en_US"/>
+          </w:rPr>
+          <w:rPr>
             <w:color w:val="0000EE"/>
             <w:u w:val="single"/>
           </w:rPr>
@@ -3023,11 +5695,17 @@
         </w:r>
       </w:hyperlink>
       <w:r>
+        <w:rPr>
+          <w:lang w:val="en_US" w:bidi="en_US"/>
+        </w:rPr>
         <w:t xml:space="preserve">; </w:t>
       </w:r>
       <w:hyperlink r:id="rId143">
         <w:r>
           <w:rPr>
+            <w:lang w:val="en_US" w:bidi="en_US"/>
+          </w:rPr>
+          <w:rPr>
             <w:color w:val="0000EE"/>
             <w:u w:val="single"/>
           </w:rPr>
@@ -3035,11 +5713,17 @@
         </w:r>
       </w:hyperlink>
       <w:r>
+        <w:rPr>
+          <w:lang w:val="en_US" w:bidi="en_US"/>
+        </w:rPr>
         <w:t xml:space="preserve">; </w:t>
       </w:r>
       <w:hyperlink r:id="rId144">
         <w:r>
           <w:rPr>
+            <w:lang w:val="en_US" w:bidi="en_US"/>
+          </w:rPr>
+          <w:rPr>
             <w:color w:val="0000EE"/>
             <w:u w:val="single"/>
           </w:rPr>
@@ -3047,11 +5731,17 @@
         </w:r>
       </w:hyperlink>
       <w:r>
+        <w:rPr>
+          <w:lang w:val="en_US" w:bidi="en_US"/>
+        </w:rPr>
         <w:t xml:space="preserve">; </w:t>
       </w:r>
       <w:hyperlink r:id="rId145">
         <w:r>
           <w:rPr>
+            <w:lang w:val="en_US" w:bidi="en_US"/>
+          </w:rPr>
+          <w:rPr>
             <w:color w:val="0000EE"/>
             <w:u w:val="single"/>
           </w:rPr>
@@ -3059,31 +5749,65 @@
         </w:r>
       </w:hyperlink>
       <w:r>
+        <w:rPr>
+          <w:lang w:val="en_US" w:bidi="en_US"/>
+        </w:rPr>
         <w:t>).</w:t>
       </w:r>
-      <w:r/>
-      <w:r/>
-    </w:p>
-    <w:p>
-      <w:r/>
+      <w:r>
+        <w:rPr>
+          <w:lang w:val="en_US" w:bidi="en_US"/>
+        </w:rPr>
+      </w:r>
+      <w:r>
+        <w:rPr>
+          <w:lang w:val="en_US" w:bidi="en_US"/>
+        </w:rPr>
+      </w:r>
+    </w:p>
+    <w:p>
+      <w:pPr/>
+      <w:r>
+        <w:rPr>
+          <w:lang w:val="en_US" w:bidi="en_US"/>
+        </w:rPr>
+      </w:r>
     </w:p>
     <w:p>
       <w:pPr>
         <w:pStyle w:val="Heading2"/>
       </w:pPr>
       <w:r>
+        <w:rPr>
+          <w:lang w:val="en_US" w:bidi="en_US"/>
+        </w:rPr>
         <w:t>Lamentations 5:18</w:t>
       </w:r>
-      <w:r/>
-    </w:p>
-    <w:p>
-      <w:r/>
-      <w:r>
+      <w:r>
+        <w:rPr>
+          <w:lang w:val="en_US" w:bidi="en_US"/>
+        </w:rPr>
+      </w:r>
+    </w:p>
+    <w:p>
+      <w:pPr/>
+      <w:r>
+        <w:rPr>
+          <w:lang w:val="en_US" w:bidi="en_US"/>
+        </w:rPr>
+      </w:r>
+      <w:r>
+        <w:rPr>
+          <w:lang w:val="en_US" w:bidi="en_US"/>
+        </w:rPr>
         <w:t xml:space="preserve">haunted by jackals: Cp. </w:t>
       </w:r>
       <w:hyperlink r:id="rId146">
         <w:r>
           <w:rPr>
+            <w:lang w:val="en_US" w:bidi="en_US"/>
+          </w:rPr>
+          <w:rPr>
             <w:color w:val="0000EE"/>
             <w:u w:val="single"/>
           </w:rPr>
@@ -3091,11 +5815,17 @@
         </w:r>
       </w:hyperlink>
       <w:r>
+        <w:rPr>
+          <w:lang w:val="en_US" w:bidi="en_US"/>
+        </w:rPr>
         <w:t xml:space="preserve">; </w:t>
       </w:r>
       <w:hyperlink r:id="rId147">
         <w:r>
           <w:rPr>
+            <w:lang w:val="en_US" w:bidi="en_US"/>
+          </w:rPr>
+          <w:rPr>
             <w:color w:val="0000EE"/>
             <w:u w:val="single"/>
           </w:rPr>
@@ -3103,11 +5833,17 @@
         </w:r>
       </w:hyperlink>
       <w:r>
+        <w:rPr>
+          <w:lang w:val="en_US" w:bidi="en_US"/>
+        </w:rPr>
         <w:t xml:space="preserve">; </w:t>
       </w:r>
       <w:hyperlink r:id="rId148">
         <w:r>
           <w:rPr>
+            <w:lang w:val="en_US" w:bidi="en_US"/>
+          </w:rPr>
+          <w:rPr>
             <w:color w:val="0000EE"/>
             <w:u w:val="single"/>
           </w:rPr>
@@ -3115,11 +5851,17 @@
         </w:r>
       </w:hyperlink>
       <w:r>
+        <w:rPr>
+          <w:lang w:val="en_US" w:bidi="en_US"/>
+        </w:rPr>
         <w:t xml:space="preserve">; </w:t>
       </w:r>
       <w:hyperlink r:id="rId149">
         <w:r>
           <w:rPr>
+            <w:lang w:val="en_US" w:bidi="en_US"/>
+          </w:rPr>
+          <w:rPr>
             <w:color w:val="0000EE"/>
             <w:u w:val="single"/>
           </w:rPr>
@@ -3127,11 +5869,17 @@
         </w:r>
       </w:hyperlink>
       <w:r>
+        <w:rPr>
+          <w:lang w:val="en_US" w:bidi="en_US"/>
+        </w:rPr>
         <w:t xml:space="preserve">; </w:t>
       </w:r>
       <w:hyperlink r:id="rId150">
         <w:r>
           <w:rPr>
+            <w:lang w:val="en_US" w:bidi="en_US"/>
+          </w:rPr>
+          <w:rPr>
             <w:color w:val="0000EE"/>
             <w:u w:val="single"/>
           </w:rPr>
@@ -3139,31 +5887,65 @@
         </w:r>
       </w:hyperlink>
       <w:r>
+        <w:rPr>
+          <w:lang w:val="en_US" w:bidi="en_US"/>
+        </w:rPr>
         <w:t>.</w:t>
       </w:r>
-      <w:r/>
-      <w:r/>
-    </w:p>
-    <w:p>
-      <w:r/>
+      <w:r>
+        <w:rPr>
+          <w:lang w:val="en_US" w:bidi="en_US"/>
+        </w:rPr>
+      </w:r>
+      <w:r>
+        <w:rPr>
+          <w:lang w:val="en_US" w:bidi="en_US"/>
+        </w:rPr>
+      </w:r>
+    </w:p>
+    <w:p>
+      <w:pPr/>
+      <w:r>
+        <w:rPr>
+          <w:lang w:val="en_US" w:bidi="en_US"/>
+        </w:rPr>
+      </w:r>
     </w:p>
     <w:p>
       <w:pPr>
         <w:pStyle w:val="Heading2"/>
       </w:pPr>
       <w:r>
+        <w:rPr>
+          <w:lang w:val="en_US" w:bidi="en_US"/>
+        </w:rPr>
         <w:t>Lamentations 5:22</w:t>
       </w:r>
-      <w:r/>
-    </w:p>
-    <w:p>
-      <w:r/>
-      <w:r>
+      <w:r>
+        <w:rPr>
+          <w:lang w:val="en_US" w:bidi="en_US"/>
+        </w:rPr>
+      </w:r>
+    </w:p>
+    <w:p>
+      <w:pPr/>
+      <w:r>
+        <w:rPr>
+          <w:lang w:val="en_US" w:bidi="en_US"/>
+        </w:rPr>
+      </w:r>
+      <w:r>
+        <w:rPr>
+          <w:lang w:val="en_US" w:bidi="en_US"/>
+        </w:rPr>
         <w:t>have you utterly rejected us? The tragedy of the Exile raised the question of whether God would forgive sin and restore his people. God answered clearly through the prophets (</w:t>
       </w:r>
       <w:hyperlink r:id="rId151">
         <w:r>
           <w:rPr>
+            <w:lang w:val="en_US" w:bidi="en_US"/>
+          </w:rPr>
+          <w:rPr>
             <w:color w:val="0000EE"/>
             <w:u w:val="single"/>
           </w:rPr>
@@ -3171,11 +5953,17 @@
         </w:r>
       </w:hyperlink>
       <w:r>
+        <w:rPr>
+          <w:lang w:val="en_US" w:bidi="en_US"/>
+        </w:rPr>
         <w:t xml:space="preserve">; </w:t>
       </w:r>
       <w:hyperlink r:id="rId152">
         <w:r>
           <w:rPr>
+            <w:lang w:val="en_US" w:bidi="en_US"/>
+          </w:rPr>
+          <w:rPr>
             <w:color w:val="0000EE"/>
             <w:u w:val="single"/>
           </w:rPr>
@@ -3183,11 +5971,17 @@
         </w:r>
       </w:hyperlink>
       <w:r>
+        <w:rPr>
+          <w:lang w:val="en_US" w:bidi="en_US"/>
+        </w:rPr>
         <w:t>) and by sending Christ (</w:t>
       </w:r>
       <w:hyperlink r:id="rId153">
         <w:r>
           <w:rPr>
+            <w:lang w:val="en_US" w:bidi="en_US"/>
+          </w:rPr>
+          <w:rPr>
             <w:color w:val="0000EE"/>
             <w:u w:val="single"/>
           </w:rPr>
@@ -3195,11 +5989,17 @@
         </w:r>
       </w:hyperlink>
       <w:r>
+        <w:rPr>
+          <w:lang w:val="en_US" w:bidi="en_US"/>
+        </w:rPr>
         <w:t xml:space="preserve">; </w:t>
       </w:r>
       <w:hyperlink r:id="rId154">
         <w:r>
           <w:rPr>
+            <w:lang w:val="en_US" w:bidi="en_US"/>
+          </w:rPr>
+          <w:rPr>
             <w:color w:val="0000EE"/>
             <w:u w:val="single"/>
           </w:rPr>
@@ -3207,11 +6007,17 @@
         </w:r>
       </w:hyperlink>
       <w:r>
+        <w:rPr>
+          <w:lang w:val="en_US" w:bidi="en_US"/>
+        </w:rPr>
         <w:t xml:space="preserve">; </w:t>
       </w:r>
       <w:hyperlink r:id="rId155">
         <w:r>
           <w:rPr>
+            <w:lang w:val="en_US" w:bidi="en_US"/>
+          </w:rPr>
+          <w:rPr>
             <w:color w:val="0000EE"/>
             <w:u w:val="single"/>
           </w:rPr>
@@ -3219,10 +6025,21 @@
         </w:r>
       </w:hyperlink>
       <w:r>
+        <w:rPr>
+          <w:lang w:val="en_US" w:bidi="en_US"/>
+        </w:rPr>
         <w:t>).</w:t>
       </w:r>
-      <w:r/>
-      <w:r/>
+      <w:r>
+        <w:rPr>
+          <w:lang w:val="en_US" w:bidi="en_US"/>
+        </w:rPr>
+      </w:r>
+      <w:r>
+        <w:rPr>
+          <w:lang w:val="en_US" w:bidi="en_US"/>
+        </w:rPr>
+      </w:r>
     </w:p>
     <w:sectPr>
       <w:footnotePr>
@@ -5124,7 +7941,7 @@
     <w:rPrDefault>
       <w:rPr>
         <w:rFonts w:ascii="Times New Roman" w:eastAsia="Times New Roman" w:hAnsi="Times New Roman" w:cs="Times New Roman"/>
-        <w:lang w:val="en-US" w:eastAsia="en-US" w:bidi="ar-SA"/>
+        <w:lang w:val="en_US" w:eastAsia="en-US" w:bidi="ar-SA"/>
       </w:rPr>
     </w:rPrDefault>
     <w:pPrDefault/>

--- a/eng/docx/25.content.docx
+++ b/eng/docx/25.content.docx
@@ -150,19 +150,6 @@
           <w:lang w:val="en_US" w:bidi="en_US"/>
         </w:rPr>
         <w:t>LAM</w:t>
-      </w:r>
-      <w:r>
-        <w:rPr>
-          <w:lang w:val="en_US" w:bidi="en_US"/>
-        </w:rPr>
-      </w:r>
-    </w:p>
-    <w:p>
-      <w:pPr/>
-      <w:r>
-        <w:rPr>
-          <w:lang w:val="en_US" w:bidi="en_US"/>
-        </w:rPr>
       </w:r>
       <w:r>
         <w:rPr>

--- a/eng/docx/25.content.docx
+++ b/eng/docx/25.content.docx
@@ -19,7 +19,7 @@
         <w:rPr>
           <w:lang w:val="en_US" w:bidi="en_US"/>
         </w:rPr>
-        <w:t>Resource: Study Notes (Tyndale)</w:t>
+        <w:t>Resource: Tyndale Open Study Notes</w:t>
       </w:r>
       <w:r>
         <w:rPr>
@@ -112,7 +112,7 @@
         <w:rPr>
           <w:lang w:val="en_US" w:bidi="en_US"/>
         </w:rPr>
-        <w:t>Study Notes (Tyndale)</w:t>
+        <w:t>Tyndale Open Study Notes</w:t>
       </w:r>
     </w:p>
     <w:p>

--- a/eng/docx/25.content.docx
+++ b/eng/docx/25.content.docx
@@ -19,7 +19,7 @@
         <w:rPr>
           <w:lang w:val="en_US" w:bidi="en_US"/>
         </w:rPr>
-        <w:t>Resource: Tyndale Open Study Notes</w:t>
+        <w:t>Resource: Aquifer Open Study Notes</w:t>
       </w:r>
       <w:r>
         <w:rPr>
@@ -112,7 +112,7 @@
         <w:rPr>
           <w:lang w:val="en_US" w:bidi="en_US"/>
         </w:rPr>
-        <w:t>Tyndale Open Study Notes</w:t>
+        <w:t>Aquifer Open Study Notes</w:t>
       </w:r>
     </w:p>
     <w:p>

--- a/eng/docx/25.content.docx
+++ b/eng/docx/25.content.docx
@@ -281,18 +281,12 @@
         </w:rPr>
         <w:t>The lovers were the fertility gods, Baal and Asherah, whom most people in Judah worshiped. who were worshiped by most people in Judah. Her friends were her military allies, notably Egypt, who was not strong enough to defeat Babylon in battle (</w:t>
       </w:r>
-      <w:hyperlink r:id="rId13">
-        <w:r>
-          <w:rPr>
-            <w:lang w:val="en_US" w:bidi="en_US"/>
-          </w:rPr>
-          <w:rPr>
-            <w:color w:val="0000EE"/>
-            <w:u w:val="single"/>
-          </w:rPr>
-          <w:t>Jeremiah 37:5–11</w:t>
-        </w:r>
-      </w:hyperlink>
+      <w:r>
+        <w:rPr>
+          <w:lang w:val="en_US" w:bidi="en_US"/>
+        </w:rPr>
+        <w:t>Jeremiah 37:5–11</w:t>
+      </w:r>
       <w:r>
         <w:rPr>
           <w:lang w:val="en_US" w:bidi="en_US"/>
@@ -351,18 +345,12 @@
         </w:rPr>
         <w:t xml:space="preserve">The woman in </w:t>
       </w:r>
-      <w:hyperlink r:id="rId14">
-        <w:r>
-          <w:rPr>
-            <w:lang w:val="en_US" w:bidi="en_US"/>
-          </w:rPr>
-          <w:rPr>
-            <w:color w:val="0000EE"/>
-            <w:u w:val="single"/>
-          </w:rPr>
-          <w:t>Lamentations 1:1</w:t>
-        </w:r>
-      </w:hyperlink>
+      <w:r>
+        <w:rPr>
+          <w:lang w:val="en_US" w:bidi="en_US"/>
+        </w:rPr>
+        <w:t>Lamentations 1:1</w:t>
+      </w:r>
       <w:r>
         <w:rPr>
           <w:lang w:val="en_US" w:bidi="en_US"/>
@@ -412,18 +400,12 @@
         </w:rPr>
         <w:t>In 605 BC, some young men were taken to Babylon (</w:t>
       </w:r>
-      <w:hyperlink r:id="rId15">
-        <w:r>
-          <w:rPr>
-            <w:lang w:val="en_US" w:bidi="en_US"/>
-          </w:rPr>
-          <w:rPr>
-            <w:color w:val="0000EE"/>
-            <w:u w:val="single"/>
-          </w:rPr>
-          <w:t>Daniel 1:3–4</w:t>
-        </w:r>
-      </w:hyperlink>
+      <w:r>
+        <w:rPr>
+          <w:lang w:val="en_US" w:bidi="en_US"/>
+        </w:rPr>
+        <w:t>Daniel 1:3–4</w:t>
+      </w:r>
       <w:r>
         <w:rPr>
           <w:lang w:val="en_US" w:bidi="en_US"/>
@@ -448,54 +430,36 @@
         </w:rPr>
         <w:t>In 597 BC, King Jehoiachin and many others were taken away (</w:t>
       </w:r>
-      <w:hyperlink r:id="rId16">
-        <w:r>
-          <w:rPr>
-            <w:lang w:val="en_US" w:bidi="en_US"/>
-          </w:rPr>
-          <w:rPr>
-            <w:color w:val="0000EE"/>
-            <w:u w:val="single"/>
-          </w:rPr>
-          <w:t>2 Kings 24:12–16</w:t>
-        </w:r>
-      </w:hyperlink>
+      <w:r>
+        <w:rPr>
+          <w:lang w:val="en_US" w:bidi="en_US"/>
+        </w:rPr>
+        <w:t>2 Kings 24:12–16</w:t>
+      </w:r>
       <w:r>
         <w:rPr>
           <w:lang w:val="en_US" w:bidi="en_US"/>
         </w:rPr>
         <w:t xml:space="preserve">; </w:t>
       </w:r>
-      <w:hyperlink r:id="rId17">
-        <w:r>
-          <w:rPr>
-            <w:lang w:val="en_US" w:bidi="en_US"/>
-          </w:rPr>
-          <w:rPr>
-            <w:color w:val="0000EE"/>
-            <w:u w:val="single"/>
-          </w:rPr>
-          <w:t>Jeremiah 52:28</w:t>
-        </w:r>
-      </w:hyperlink>
+      <w:r>
+        <w:rPr>
+          <w:lang w:val="en_US" w:bidi="en_US"/>
+        </w:rPr>
+        <w:t>Jeremiah 52:28</w:t>
+      </w:r>
       <w:r>
         <w:rPr>
           <w:lang w:val="en_US" w:bidi="en_US"/>
         </w:rPr>
         <w:t xml:space="preserve">; </w:t>
       </w:r>
-      <w:hyperlink r:id="rId18">
-        <w:r>
-          <w:rPr>
-            <w:lang w:val="en_US" w:bidi="en_US"/>
-          </w:rPr>
-          <w:rPr>
-            <w:color w:val="0000EE"/>
-            <w:u w:val="single"/>
-          </w:rPr>
-          <w:t>Ezekiel 1:2–3</w:t>
-        </w:r>
-      </w:hyperlink>
+      <w:r>
+        <w:rPr>
+          <w:lang w:val="en_US" w:bidi="en_US"/>
+        </w:rPr>
+        <w:t>Ezekiel 1:2–3</w:t>
+      </w:r>
       <w:r>
         <w:rPr>
           <w:lang w:val="en_US" w:bidi="en_US"/>
@@ -520,72 +484,48 @@
         </w:rPr>
         <w:t>In 586 BC, Jerusalem was destroyed and more people were taken into exile (</w:t>
       </w:r>
-      <w:hyperlink r:id="rId19">
-        <w:r>
-          <w:rPr>
-            <w:lang w:val="en_US" w:bidi="en_US"/>
-          </w:rPr>
-          <w:rPr>
-            <w:color w:val="0000EE"/>
-            <w:u w:val="single"/>
-          </w:rPr>
-          <w:t>2 Kings 25:5–7</w:t>
-        </w:r>
-      </w:hyperlink>
+      <w:r>
+        <w:rPr>
+          <w:lang w:val="en_US" w:bidi="en_US"/>
+        </w:rPr>
+        <w:t>2 Kings 25:5–7</w:t>
+      </w:r>
       <w:r>
         <w:rPr>
           <w:lang w:val="en_US" w:bidi="en_US"/>
         </w:rPr>
         <w:t xml:space="preserve">, </w:t>
       </w:r>
-      <w:hyperlink r:id="rId20">
-        <w:r>
-          <w:rPr>
-            <w:lang w:val="en_US" w:bidi="en_US"/>
-          </w:rPr>
-          <w:rPr>
-            <w:color w:val="0000EE"/>
-            <w:u w:val="single"/>
-          </w:rPr>
-          <w:t>18–21</w:t>
-        </w:r>
-      </w:hyperlink>
+      <w:r>
+        <w:rPr>
+          <w:lang w:val="en_US" w:bidi="en_US"/>
+        </w:rPr>
+        <w:t>18–21</w:t>
+      </w:r>
       <w:r>
         <w:rPr>
           <w:lang w:val="en_US" w:bidi="en_US"/>
         </w:rPr>
         <w:t xml:space="preserve">; </w:t>
       </w:r>
-      <w:hyperlink r:id="rId21">
-        <w:r>
-          <w:rPr>
-            <w:lang w:val="en_US" w:bidi="en_US"/>
-          </w:rPr>
-          <w:rPr>
-            <w:color w:val="0000EE"/>
-            <w:u w:val="single"/>
-          </w:rPr>
-          <w:t>Jeremiah 39:5–10</w:t>
-        </w:r>
-      </w:hyperlink>
+      <w:r>
+        <w:rPr>
+          <w:lang w:val="en_US" w:bidi="en_US"/>
+        </w:rPr>
+        <w:t>Jeremiah 39:5–10</w:t>
+      </w:r>
       <w:r>
         <w:rPr>
           <w:lang w:val="en_US" w:bidi="en_US"/>
         </w:rPr>
         <w:t xml:space="preserve">; </w:t>
       </w:r>
-      <w:hyperlink r:id="rId22">
-        <w:r>
-          <w:rPr>
-            <w:lang w:val="en_US" w:bidi="en_US"/>
-          </w:rPr>
-          <w:rPr>
-            <w:color w:val="0000EE"/>
-            <w:u w:val="single"/>
-          </w:rPr>
-          <w:t>52:29</w:t>
-        </w:r>
-      </w:hyperlink>
+      <w:r>
+        <w:rPr>
+          <w:lang w:val="en_US" w:bidi="en_US"/>
+        </w:rPr>
+        <w:t>52:29</w:t>
+      </w:r>
       <w:r>
         <w:rPr>
           <w:lang w:val="en_US" w:bidi="en_US"/>
@@ -610,18 +550,12 @@
         </w:rPr>
         <w:t>In 581 BC, another group was taken away after the fall of Jerusalem (</w:t>
       </w:r>
-      <w:hyperlink r:id="rId23">
-        <w:r>
-          <w:rPr>
-            <w:lang w:val="en_US" w:bidi="en_US"/>
-          </w:rPr>
-          <w:rPr>
-            <w:color w:val="0000EE"/>
-            <w:u w:val="single"/>
-          </w:rPr>
-          <w:t>Jeremiah 52:30</w:t>
-        </w:r>
-      </w:hyperlink>
+      <w:r>
+        <w:rPr>
+          <w:lang w:val="en_US" w:bidi="en_US"/>
+        </w:rPr>
+        <w:t>Jeremiah 52:30</w:t>
+      </w:r>
       <w:r>
         <w:rPr>
           <w:lang w:val="en_US" w:bidi="en_US"/>
@@ -687,36 +621,24 @@
         </w:rPr>
         <w:t xml:space="preserve">: In the Psalms and prophetic books, Zion represents the city of Jerusalem. In Lamentations, Zion is a poetic name for the city of Jerusalem. The writer uses this name even when the city lies in ruins (destroyed buildings and broken walls). </w:t>
       </w:r>
-      <w:hyperlink r:id="rId24">
-        <w:r>
-          <w:rPr>
-            <w:lang w:val="en_US" w:bidi="en_US"/>
-          </w:rPr>
-          <w:rPr>
-            <w:color w:val="0000EE"/>
-            <w:u w:val="single"/>
-          </w:rPr>
-          <w:t>Hebrews 12:22–24</w:t>
-        </w:r>
-      </w:hyperlink>
+      <w:r>
+        <w:rPr>
+          <w:lang w:val="en_US" w:bidi="en_US"/>
+        </w:rPr>
+        <w:t>Hebrews 12:22–24</w:t>
+      </w:r>
       <w:r>
         <w:rPr>
           <w:lang w:val="en_US" w:bidi="en_US"/>
         </w:rPr>
         <w:t xml:space="preserve"> speaks of the heavenly Zion (see also </w:t>
       </w:r>
-      <w:hyperlink r:id="rId25">
-        <w:r>
-          <w:rPr>
-            <w:lang w:val="en_US" w:bidi="en_US"/>
-          </w:rPr>
-          <w:rPr>
-            <w:color w:val="0000EE"/>
-            <w:u w:val="single"/>
-          </w:rPr>
-          <w:t>Revelation 14:1–5</w:t>
-        </w:r>
-      </w:hyperlink>
+      <w:r>
+        <w:rPr>
+          <w:lang w:val="en_US" w:bidi="en_US"/>
+        </w:rPr>
+        <w:t>Revelation 14:1–5</w:t>
+      </w:r>
       <w:r>
         <w:rPr>
           <w:lang w:val="en_US" w:bidi="en_US"/>
@@ -960,126 +882,84 @@
         </w:rPr>
         <w:t xml:space="preserve">Judah's sins before the Babylonian invasion are described in </w:t>
       </w:r>
-      <w:hyperlink r:id="rId26">
-        <w:r>
-          <w:rPr>
-            <w:lang w:val="en_US" w:bidi="en_US"/>
-          </w:rPr>
-          <w:rPr>
-            <w:color w:val="0000EE"/>
-            <w:u w:val="single"/>
-          </w:rPr>
-          <w:t>2 Kings 21:1–9</w:t>
-        </w:r>
-      </w:hyperlink>
+      <w:r>
+        <w:rPr>
+          <w:lang w:val="en_US" w:bidi="en_US"/>
+        </w:rPr>
+        <w:t>2 Kings 21:1–9</w:t>
+      </w:r>
       <w:r>
         <w:rPr>
           <w:lang w:val="en_US" w:bidi="en_US"/>
         </w:rPr>
         <w:t xml:space="preserve">, </w:t>
       </w:r>
-      <w:hyperlink r:id="rId27">
-        <w:r>
-          <w:rPr>
-            <w:lang w:val="en_US" w:bidi="en_US"/>
-          </w:rPr>
-          <w:rPr>
-            <w:color w:val="0000EE"/>
-            <w:u w:val="single"/>
-          </w:rPr>
-          <w:t>16</w:t>
-        </w:r>
-      </w:hyperlink>
+      <w:r>
+        <w:rPr>
+          <w:lang w:val="en_US" w:bidi="en_US"/>
+        </w:rPr>
+        <w:t>16</w:t>
+      </w:r>
       <w:r>
         <w:rPr>
           <w:lang w:val="en_US" w:bidi="en_US"/>
         </w:rPr>
         <w:t xml:space="preserve">; </w:t>
       </w:r>
-      <w:hyperlink r:id="rId28">
-        <w:r>
-          <w:rPr>
-            <w:lang w:val="en_US" w:bidi="en_US"/>
-          </w:rPr>
-          <w:rPr>
-            <w:color w:val="0000EE"/>
-            <w:u w:val="single"/>
-          </w:rPr>
-          <w:t>24:3–4</w:t>
-        </w:r>
-      </w:hyperlink>
+      <w:r>
+        <w:rPr>
+          <w:lang w:val="en_US" w:bidi="en_US"/>
+        </w:rPr>
+        <w:t>24:3–4</w:t>
+      </w:r>
       <w:r>
         <w:rPr>
           <w:lang w:val="en_US" w:bidi="en_US"/>
         </w:rPr>
         <w:t xml:space="preserve"> (compare </w:t>
       </w:r>
-      <w:hyperlink r:id="rId29">
-        <w:r>
-          <w:rPr>
-            <w:lang w:val="en_US" w:bidi="en_US"/>
-          </w:rPr>
-          <w:rPr>
-            <w:color w:val="0000EE"/>
-            <w:u w:val="single"/>
-          </w:rPr>
-          <w:t>2 Chronicles 33:1–10</w:t>
-        </w:r>
-      </w:hyperlink>
+      <w:r>
+        <w:rPr>
+          <w:lang w:val="en_US" w:bidi="en_US"/>
+        </w:rPr>
+        <w:t>2 Chronicles 33:1–10</w:t>
+      </w:r>
       <w:r>
         <w:rPr>
           <w:lang w:val="en_US" w:bidi="en_US"/>
         </w:rPr>
         <w:t xml:space="preserve">, </w:t>
       </w:r>
-      <w:hyperlink r:id="rId30">
-        <w:r>
-          <w:rPr>
-            <w:lang w:val="en_US" w:bidi="en_US"/>
-          </w:rPr>
-          <w:rPr>
-            <w:color w:val="0000EE"/>
-            <w:u w:val="single"/>
-          </w:rPr>
-          <w:t>22–23</w:t>
-        </w:r>
-      </w:hyperlink>
+      <w:r>
+        <w:rPr>
+          <w:lang w:val="en_US" w:bidi="en_US"/>
+        </w:rPr>
+        <w:t>22–23</w:t>
+      </w:r>
       <w:r>
         <w:rPr>
           <w:lang w:val="en_US" w:bidi="en_US"/>
         </w:rPr>
         <w:t xml:space="preserve"> and </w:t>
       </w:r>
-      <w:hyperlink r:id="rId31">
-        <w:r>
-          <w:rPr>
-            <w:lang w:val="en_US" w:bidi="en_US"/>
-          </w:rPr>
-          <w:rPr>
-            <w:color w:val="0000EE"/>
-            <w:u w:val="single"/>
-          </w:rPr>
-          <w:t>2 Chronicles 36:11–16</w:t>
-        </w:r>
-      </w:hyperlink>
+      <w:r>
+        <w:rPr>
+          <w:lang w:val="en_US" w:bidi="en_US"/>
+        </w:rPr>
+        <w:t>2 Chronicles 36:11–16</w:t>
+      </w:r>
       <w:r>
         <w:rPr>
           <w:lang w:val="en_US" w:bidi="en_US"/>
         </w:rPr>
         <w:t xml:space="preserve">). Similarly, a list of Israel's sins before Assyria destroyed it is found in </w:t>
       </w:r>
-      <w:hyperlink r:id="rId32">
-        <w:r>
-          <w:rPr>
-            <w:lang w:val="en_US" w:bidi="en_US"/>
-          </w:rPr>
-          <w:rPr>
-            <w:color w:val="0000EE"/>
-            <w:u w:val="single"/>
-          </w:rPr>
-          <w:t>2 Kings 17:14–23</w:t>
-        </w:r>
-      </w:hyperlink>
+      <w:r>
+        <w:rPr>
+          <w:lang w:val="en_US" w:bidi="en_US"/>
+        </w:rPr>
+        <w:t>2 Kings 17:14–23</w:t>
+      </w:r>
       <w:r>
         <w:rPr>
           <w:lang w:val="en_US" w:bidi="en_US"/>
@@ -1147,54 +1027,36 @@
         </w:rPr>
         <w:t xml:space="preserve"> See also </w:t>
       </w:r>
-      <w:hyperlink r:id="rId33">
-        <w:r>
-          <w:rPr>
-            <w:lang w:val="en_US" w:bidi="en_US"/>
-          </w:rPr>
-          <w:rPr>
-            <w:color w:val="0000EE"/>
-            <w:u w:val="single"/>
-          </w:rPr>
-          <w:t>Jeremiah 24:9</w:t>
-        </w:r>
-      </w:hyperlink>
+      <w:r>
+        <w:rPr>
+          <w:lang w:val="en_US" w:bidi="en_US"/>
+        </w:rPr>
+        <w:t>Jeremiah 24:9</w:t>
+      </w:r>
       <w:r>
         <w:rPr>
           <w:lang w:val="en_US" w:bidi="en_US"/>
         </w:rPr>
         <w:t xml:space="preserve">; </w:t>
       </w:r>
-      <w:hyperlink r:id="rId34">
-        <w:r>
-          <w:rPr>
-            <w:lang w:val="en_US" w:bidi="en_US"/>
-          </w:rPr>
-          <w:rPr>
-            <w:color w:val="0000EE"/>
-            <w:u w:val="single"/>
-          </w:rPr>
-          <w:t>Ezekiel 22:5</w:t>
-        </w:r>
-      </w:hyperlink>
+      <w:r>
+        <w:rPr>
+          <w:lang w:val="en_US" w:bidi="en_US"/>
+        </w:rPr>
+        <w:t>Ezekiel 22:5</w:t>
+      </w:r>
       <w:r>
         <w:rPr>
           <w:lang w:val="en_US" w:bidi="en_US"/>
         </w:rPr>
         <w:t xml:space="preserve">; </w:t>
       </w:r>
-      <w:hyperlink r:id="rId35">
-        <w:r>
-          <w:rPr>
-            <w:lang w:val="en_US" w:bidi="en_US"/>
-          </w:rPr>
-          <w:rPr>
-            <w:color w:val="0000EE"/>
-            <w:u w:val="single"/>
-          </w:rPr>
-          <w:t>Ezekiel 36:4</w:t>
-        </w:r>
-      </w:hyperlink>
+      <w:r>
+        <w:rPr>
+          <w:lang w:val="en_US" w:bidi="en_US"/>
+        </w:rPr>
+        <w:t>Ezekiel 36:4</w:t>
+      </w:r>
       <w:r>
         <w:rPr>
           <w:lang w:val="en_US" w:bidi="en_US"/>
@@ -1297,54 +1159,36 @@
         </w:rPr>
         <w:t xml:space="preserve">For historical accounts of these events, see </w:t>
       </w:r>
-      <w:hyperlink r:id="rId36">
-        <w:r>
-          <w:rPr>
-            <w:lang w:val="en_US" w:bidi="en_US"/>
-          </w:rPr>
-          <w:rPr>
-            <w:color w:val="0000EE"/>
-            <w:u w:val="single"/>
-          </w:rPr>
-          <w:t>2 Kings 25:8–17</w:t>
-        </w:r>
-      </w:hyperlink>
+      <w:r>
+        <w:rPr>
+          <w:lang w:val="en_US" w:bidi="en_US"/>
+        </w:rPr>
+        <w:t>2 Kings 25:8–17</w:t>
+      </w:r>
       <w:r>
         <w:rPr>
           <w:lang w:val="en_US" w:bidi="en_US"/>
         </w:rPr>
         <w:t xml:space="preserve">; </w:t>
       </w:r>
-      <w:hyperlink r:id="rId37">
-        <w:r>
-          <w:rPr>
-            <w:lang w:val="en_US" w:bidi="en_US"/>
-          </w:rPr>
-          <w:rPr>
-            <w:color w:val="0000EE"/>
-            <w:u w:val="single"/>
-          </w:rPr>
-          <w:t>2 Chronicles 36:13–21</w:t>
-        </w:r>
-      </w:hyperlink>
+      <w:r>
+        <w:rPr>
+          <w:lang w:val="en_US" w:bidi="en_US"/>
+        </w:rPr>
+        <w:t>2 Chronicles 36:13–21</w:t>
+      </w:r>
       <w:r>
         <w:rPr>
           <w:lang w:val="en_US" w:bidi="en_US"/>
         </w:rPr>
         <w:t xml:space="preserve">; </w:t>
       </w:r>
-      <w:hyperlink r:id="rId38">
-        <w:r>
-          <w:rPr>
-            <w:lang w:val="en_US" w:bidi="en_US"/>
-          </w:rPr>
-          <w:rPr>
-            <w:color w:val="0000EE"/>
-            <w:u w:val="single"/>
-          </w:rPr>
-          <w:t>Jeremiah 52:4–30</w:t>
-        </w:r>
-      </w:hyperlink>
+      <w:r>
+        <w:rPr>
+          <w:lang w:val="en_US" w:bidi="en_US"/>
+        </w:rPr>
+        <w:t>Jeremiah 52:4–30</w:t>
+      </w:r>
       <w:r>
         <w:rPr>
           <w:lang w:val="en_US" w:bidi="en_US"/>
@@ -1538,54 +1382,36 @@
         </w:rPr>
         <w:t xml:space="preserve">Isaiah uses this picture to describe judgment in </w:t>
       </w:r>
-      <w:hyperlink r:id="rId39">
-        <w:r>
-          <w:rPr>
-            <w:lang w:val="en_US" w:bidi="en_US"/>
-          </w:rPr>
-          <w:rPr>
-            <w:color w:val="0000EE"/>
-            <w:u w:val="single"/>
-          </w:rPr>
-          <w:t>Isaiah 63:3</w:t>
-        </w:r>
-      </w:hyperlink>
+      <w:r>
+        <w:rPr>
+          <w:lang w:val="en_US" w:bidi="en_US"/>
+        </w:rPr>
+        <w:t>Isaiah 63:3</w:t>
+      </w:r>
       <w:r>
         <w:rPr>
           <w:lang w:val="en_US" w:bidi="en_US"/>
         </w:rPr>
         <w:t xml:space="preserve">. In </w:t>
       </w:r>
-      <w:hyperlink r:id="rId40">
-        <w:r>
-          <w:rPr>
-            <w:lang w:val="en_US" w:bidi="en_US"/>
-          </w:rPr>
-          <w:rPr>
-            <w:color w:val="0000EE"/>
-            <w:u w:val="single"/>
-          </w:rPr>
-          <w:t>Revelation 14:18–20</w:t>
-        </w:r>
-      </w:hyperlink>
+      <w:r>
+        <w:rPr>
+          <w:lang w:val="en_US" w:bidi="en_US"/>
+        </w:rPr>
+        <w:t>Revelation 14:18–20</w:t>
+      </w:r>
       <w:r>
         <w:rPr>
           <w:lang w:val="en_US" w:bidi="en_US"/>
         </w:rPr>
         <w:t xml:space="preserve"> and </w:t>
       </w:r>
-      <w:hyperlink r:id="rId41">
-        <w:r>
-          <w:rPr>
-            <w:lang w:val="en_US" w:bidi="en_US"/>
-          </w:rPr>
-          <w:rPr>
-            <w:color w:val="0000EE"/>
-            <w:u w:val="single"/>
-          </w:rPr>
-          <w:t>19:15</w:t>
-        </w:r>
-      </w:hyperlink>
+      <w:r>
+        <w:rPr>
+          <w:lang w:val="en_US" w:bidi="en_US"/>
+        </w:rPr>
+        <w:t>19:15</w:t>
+      </w:r>
       <w:r>
         <w:rPr>
           <w:lang w:val="en_US" w:bidi="en_US"/>
@@ -1657,18 +1483,12 @@
         </w:rPr>
         <w:t xml:space="preserve"> Egypt was very interested in Judah because Judah controlled the only good route to the north. However, Egypt abandoned Judah when Babylon attacked Jerusalem (</w:t>
       </w:r>
-      <w:hyperlink r:id="rId13">
-        <w:r>
-          <w:rPr>
-            <w:lang w:val="en_US" w:bidi="en_US"/>
-          </w:rPr>
-          <w:rPr>
-            <w:color w:val="0000EE"/>
-            <w:u w:val="single"/>
-          </w:rPr>
-          <w:t>Jeremiah 37:5–11</w:t>
-        </w:r>
-      </w:hyperlink>
+      <w:r>
+        <w:rPr>
+          <w:lang w:val="en_US" w:bidi="en_US"/>
+        </w:rPr>
+        <w:t>Jeremiah 37:5–11</w:t>
+      </w:r>
       <w:r>
         <w:rPr>
           <w:lang w:val="en_US" w:bidi="en_US"/>
@@ -1693,36 +1513,24 @@
         </w:rPr>
         <w:t>When there was little rain in the fall and spring in Palestine, a summer without rain could ruin crops and cause a food shortage. The food supply also ran out during the long siege of a city, which lasted from January 588 to July 586 BC. Many people starved to death (</w:t>
       </w:r>
-      <w:hyperlink r:id="rId42">
-        <w:r>
-          <w:rPr>
-            <w:lang w:val="en_US" w:bidi="en_US"/>
-          </w:rPr>
-          <w:rPr>
-            <w:color w:val="0000EE"/>
-            <w:u w:val="single"/>
-          </w:rPr>
-          <w:t>2 Kings 25:2–3</w:t>
-        </w:r>
-      </w:hyperlink>
+      <w:r>
+        <w:rPr>
+          <w:lang w:val="en_US" w:bidi="en_US"/>
+        </w:rPr>
+        <w:t>2 Kings 25:2–3</w:t>
+      </w:r>
       <w:r>
         <w:rPr>
           <w:lang w:val="en_US" w:bidi="en_US"/>
         </w:rPr>
         <w:t xml:space="preserve">; compare </w:t>
       </w:r>
-      <w:hyperlink r:id="rId43">
-        <w:r>
-          <w:rPr>
-            <w:lang w:val="en_US" w:bidi="en_US"/>
-          </w:rPr>
-          <w:rPr>
-            <w:color w:val="0000EE"/>
-            <w:u w:val="single"/>
-          </w:rPr>
-          <w:t>Jeremiah 37:21</w:t>
-        </w:r>
-      </w:hyperlink>
+      <w:r>
+        <w:rPr>
+          <w:lang w:val="en_US" w:bidi="en_US"/>
+        </w:rPr>
+        <w:t>Jeremiah 37:21</w:t>
+      </w:r>
       <w:r>
         <w:rPr>
           <w:lang w:val="en_US" w:bidi="en_US"/>
@@ -1777,108 +1585,72 @@
         </w:rPr>
         <w:t>The leaders and people of Judah had rebelled (</w:t>
       </w:r>
-      <w:hyperlink r:id="rId44">
-        <w:r>
-          <w:rPr>
-            <w:lang w:val="en_US" w:bidi="en_US"/>
-          </w:rPr>
-          <w:rPr>
-            <w:color w:val="0000EE"/>
-            <w:u w:val="single"/>
-          </w:rPr>
-          <w:t>Jeremiah 2:17</w:t>
-        </w:r>
-      </w:hyperlink>
+      <w:r>
+        <w:rPr>
+          <w:lang w:val="en_US" w:bidi="en_US"/>
+        </w:rPr>
+        <w:t>Jeremiah 2:17</w:t>
+      </w:r>
       <w:r>
         <w:rPr>
           <w:lang w:val="en_US" w:bidi="en_US"/>
         </w:rPr>
         <w:t xml:space="preserve">; </w:t>
       </w:r>
-      <w:hyperlink r:id="rId45">
-        <w:r>
-          <w:rPr>
-            <w:lang w:val="en_US" w:bidi="en_US"/>
-          </w:rPr>
-          <w:rPr>
-            <w:color w:val="0000EE"/>
-            <w:u w:val="single"/>
-          </w:rPr>
-          <w:t>5:6</w:t>
-        </w:r>
-      </w:hyperlink>
+      <w:r>
+        <w:rPr>
+          <w:lang w:val="en_US" w:bidi="en_US"/>
+        </w:rPr>
+        <w:t>5:6</w:t>
+      </w:r>
       <w:r>
         <w:rPr>
           <w:lang w:val="en_US" w:bidi="en_US"/>
         </w:rPr>
         <w:t xml:space="preserve">, </w:t>
       </w:r>
-      <w:hyperlink r:id="rId46">
-        <w:r>
-          <w:rPr>
-            <w:lang w:val="en_US" w:bidi="en_US"/>
-          </w:rPr>
-          <w:rPr>
-            <w:color w:val="0000EE"/>
-            <w:u w:val="single"/>
-          </w:rPr>
-          <w:t>23</w:t>
-        </w:r>
-      </w:hyperlink>
+      <w:r>
+        <w:rPr>
+          <w:lang w:val="en_US" w:bidi="en_US"/>
+        </w:rPr>
+        <w:t>23</w:t>
+      </w:r>
       <w:r>
         <w:rPr>
           <w:lang w:val="en_US" w:bidi="en_US"/>
         </w:rPr>
         <w:t>) by rejecting the one true God and his commandments. They also resisted the invaders God had sent (</w:t>
       </w:r>
-      <w:hyperlink r:id="rId47">
-        <w:r>
-          <w:rPr>
-            <w:lang w:val="en_US" w:bidi="en_US"/>
-          </w:rPr>
-          <w:rPr>
-            <w:color w:val="0000EE"/>
-            <w:u w:val="single"/>
-          </w:rPr>
-          <w:t>2 Kings 24:1</w:t>
-        </w:r>
-      </w:hyperlink>
+      <w:r>
+        <w:rPr>
+          <w:lang w:val="en_US" w:bidi="en_US"/>
+        </w:rPr>
+        <w:t>2 Kings 24:1</w:t>
+      </w:r>
       <w:r>
         <w:rPr>
           <w:lang w:val="en_US" w:bidi="en_US"/>
         </w:rPr>
         <w:t xml:space="preserve">, </w:t>
       </w:r>
-      <w:hyperlink r:id="rId48">
-        <w:r>
-          <w:rPr>
-            <w:lang w:val="en_US" w:bidi="en_US"/>
-          </w:rPr>
-          <w:rPr>
-            <w:color w:val="0000EE"/>
-            <w:u w:val="single"/>
-          </w:rPr>
-          <w:t>20</w:t>
-        </w:r>
-      </w:hyperlink>
+      <w:r>
+        <w:rPr>
+          <w:lang w:val="en_US" w:bidi="en_US"/>
+        </w:rPr>
+        <w:t>20</w:t>
+      </w:r>
       <w:r>
         <w:rPr>
           <w:lang w:val="en_US" w:bidi="en_US"/>
         </w:rPr>
         <w:t xml:space="preserve">; </w:t>
       </w:r>
-      <w:hyperlink r:id="rId49">
-        <w:r>
-          <w:rPr>
-            <w:lang w:val="en_US" w:bidi="en_US"/>
-          </w:rPr>
-          <w:rPr>
-            <w:color w:val="0000EE"/>
-            <w:u w:val="single"/>
-          </w:rPr>
-          <w:t>2 Chronicles 36:13</w:t>
-        </w:r>
-      </w:hyperlink>
+      <w:r>
+        <w:rPr>
+          <w:lang w:val="en_US" w:bidi="en_US"/>
+        </w:rPr>
+        <w:t>2 Chronicles 36:13</w:t>
+      </w:r>
       <w:r>
         <w:rPr>
           <w:lang w:val="en_US" w:bidi="en_US"/>
@@ -1940,144 +1712,96 @@
         </w:rPr>
         <w:t xml:space="preserve">: The poet felt encouraged by the belief that God would establish a day for fair judgment of both oppressors and victims (see </w:t>
       </w:r>
-      <w:hyperlink r:id="rId50">
-        <w:r>
-          <w:rPr>
-            <w:lang w:val="en_US" w:bidi="en_US"/>
-          </w:rPr>
-          <w:rPr>
-            <w:color w:val="0000EE"/>
-            <w:u w:val="single"/>
-          </w:rPr>
-          <w:t>Isaiah 13:6</w:t>
-        </w:r>
-      </w:hyperlink>
+      <w:r>
+        <w:rPr>
+          <w:lang w:val="en_US" w:bidi="en_US"/>
+        </w:rPr>
+        <w:t>Isaiah 13:6</w:t>
+      </w:r>
       <w:r>
         <w:rPr>
           <w:lang w:val="en_US" w:bidi="en_US"/>
         </w:rPr>
         <w:t xml:space="preserve">, </w:t>
       </w:r>
-      <w:hyperlink r:id="rId51">
-        <w:r>
-          <w:rPr>
-            <w:lang w:val="en_US" w:bidi="en_US"/>
-          </w:rPr>
-          <w:rPr>
-            <w:color w:val="0000EE"/>
-            <w:u w:val="single"/>
-          </w:rPr>
-          <w:t>9</w:t>
-        </w:r>
-      </w:hyperlink>
+      <w:r>
+        <w:rPr>
+          <w:lang w:val="en_US" w:bidi="en_US"/>
+        </w:rPr>
+        <w:t>9</w:t>
+      </w:r>
       <w:r>
         <w:rPr>
           <w:lang w:val="en_US" w:bidi="en_US"/>
         </w:rPr>
         <w:t xml:space="preserve">; </w:t>
       </w:r>
-      <w:hyperlink r:id="rId52">
-        <w:r>
-          <w:rPr>
-            <w:lang w:val="en_US" w:bidi="en_US"/>
-          </w:rPr>
-          <w:rPr>
-            <w:color w:val="0000EE"/>
-            <w:u w:val="single"/>
-          </w:rPr>
-          <w:t>Jeremiah 46:10–12</w:t>
-        </w:r>
-      </w:hyperlink>
+      <w:r>
+        <w:rPr>
+          <w:lang w:val="en_US" w:bidi="en_US"/>
+        </w:rPr>
+        <w:t>Jeremiah 46:10–12</w:t>
+      </w:r>
       <w:r>
         <w:rPr>
           <w:lang w:val="en_US" w:bidi="en_US"/>
         </w:rPr>
         <w:t xml:space="preserve">, </w:t>
       </w:r>
-      <w:hyperlink r:id="rId53">
-        <w:r>
-          <w:rPr>
-            <w:lang w:val="en_US" w:bidi="en_US"/>
-          </w:rPr>
-          <w:rPr>
-            <w:color w:val="0000EE"/>
-            <w:u w:val="single"/>
-          </w:rPr>
-          <w:t>27–28</w:t>
-        </w:r>
-      </w:hyperlink>
+      <w:r>
+        <w:rPr>
+          <w:lang w:val="en_US" w:bidi="en_US"/>
+        </w:rPr>
+        <w:t>27–28</w:t>
+      </w:r>
       <w:r>
         <w:rPr>
           <w:lang w:val="en_US" w:bidi="en_US"/>
         </w:rPr>
         <w:t xml:space="preserve">; </w:t>
       </w:r>
-      <w:hyperlink r:id="rId54">
-        <w:r>
-          <w:rPr>
-            <w:lang w:val="en_US" w:bidi="en_US"/>
-          </w:rPr>
-          <w:rPr>
-            <w:color w:val="0000EE"/>
-            <w:u w:val="single"/>
-          </w:rPr>
-          <w:t>Amos 5:18–20</w:t>
-        </w:r>
-      </w:hyperlink>
+      <w:r>
+        <w:rPr>
+          <w:lang w:val="en_US" w:bidi="en_US"/>
+        </w:rPr>
+        <w:t>Amos 5:18–20</w:t>
+      </w:r>
       <w:r>
         <w:rPr>
           <w:lang w:val="en_US" w:bidi="en_US"/>
         </w:rPr>
         <w:t xml:space="preserve">; </w:t>
       </w:r>
-      <w:hyperlink r:id="rId55">
-        <w:r>
-          <w:rPr>
-            <w:lang w:val="en_US" w:bidi="en_US"/>
-          </w:rPr>
-          <w:rPr>
-            <w:color w:val="0000EE"/>
-            <w:u w:val="single"/>
-          </w:rPr>
-          <w:t>Obadiah 1:15</w:t>
-        </w:r>
-      </w:hyperlink>
+      <w:r>
+        <w:rPr>
+          <w:lang w:val="en_US" w:bidi="en_US"/>
+        </w:rPr>
+        <w:t>Obadiah 1:15</w:t>
+      </w:r>
       <w:r>
         <w:rPr>
           <w:lang w:val="en_US" w:bidi="en_US"/>
         </w:rPr>
         <w:t xml:space="preserve">; </w:t>
       </w:r>
-      <w:hyperlink r:id="rId56">
-        <w:r>
-          <w:rPr>
-            <w:lang w:val="en_US" w:bidi="en_US"/>
-          </w:rPr>
-          <w:rPr>
-            <w:color w:val="0000EE"/>
-            <w:u w:val="single"/>
-          </w:rPr>
-          <w:t>1 Thessalonians 5:2–3</w:t>
-        </w:r>
-      </w:hyperlink>
+      <w:r>
+        <w:rPr>
+          <w:lang w:val="en_US" w:bidi="en_US"/>
+        </w:rPr>
+        <w:t>1 Thessalonians 5:2–3</w:t>
+      </w:r>
       <w:r>
         <w:rPr>
           <w:lang w:val="en_US" w:bidi="en_US"/>
         </w:rPr>
         <w:t xml:space="preserve">; </w:t>
       </w:r>
-      <w:hyperlink r:id="rId57">
-        <w:r>
-          <w:rPr>
-            <w:lang w:val="en_US" w:bidi="en_US"/>
-          </w:rPr>
-          <w:rPr>
-            <w:color w:val="0000EE"/>
-            <w:u w:val="single"/>
-          </w:rPr>
-          <w:t>2 Thessalonians 2:2</w:t>
-        </w:r>
-      </w:hyperlink>
+      <w:r>
+        <w:rPr>
+          <w:lang w:val="en_US" w:bidi="en_US"/>
+        </w:rPr>
+        <w:t>2 Thessalonians 2:2</w:t>
+      </w:r>
       <w:r>
         <w:rPr>
           <w:lang w:val="en_US" w:bidi="en_US"/>
@@ -2168,54 +1892,36 @@
         </w:rPr>
         <w:t xml:space="preserve">: Compare </w:t>
       </w:r>
-      <w:hyperlink r:id="rId58">
-        <w:r>
-          <w:rPr>
-            <w:lang w:val="en_US" w:bidi="en_US"/>
-          </w:rPr>
-          <w:rPr>
-            <w:color w:val="0000EE"/>
-            <w:u w:val="single"/>
-          </w:rPr>
-          <w:t>1 Chronicles 28:2</w:t>
-        </w:r>
-      </w:hyperlink>
+      <w:r>
+        <w:rPr>
+          <w:lang w:val="en_US" w:bidi="en_US"/>
+        </w:rPr>
+        <w:t>1 Chronicles 28:2</w:t>
+      </w:r>
       <w:r>
         <w:rPr>
           <w:lang w:val="en_US" w:bidi="en_US"/>
         </w:rPr>
         <w:t xml:space="preserve">; </w:t>
       </w:r>
-      <w:hyperlink r:id="rId59">
-        <w:r>
-          <w:rPr>
-            <w:lang w:val="en_US" w:bidi="en_US"/>
-          </w:rPr>
-          <w:rPr>
-            <w:color w:val="0000EE"/>
-            <w:u w:val="single"/>
-          </w:rPr>
-          <w:t>Psalms 99:5</w:t>
-        </w:r>
-      </w:hyperlink>
+      <w:r>
+        <w:rPr>
+          <w:lang w:val="en_US" w:bidi="en_US"/>
+        </w:rPr>
+        <w:t>Psalms 99:5</w:t>
+      </w:r>
       <w:r>
         <w:rPr>
           <w:lang w:val="en_US" w:bidi="en_US"/>
         </w:rPr>
         <w:t xml:space="preserve">; </w:t>
       </w:r>
-      <w:hyperlink r:id="rId60">
-        <w:r>
-          <w:rPr>
-            <w:lang w:val="en_US" w:bidi="en_US"/>
-          </w:rPr>
-          <w:rPr>
-            <w:color w:val="0000EE"/>
-            <w:u w:val="single"/>
-          </w:rPr>
-          <w:t>132:7</w:t>
-        </w:r>
-      </w:hyperlink>
+      <w:r>
+        <w:rPr>
+          <w:lang w:val="en_US" w:bidi="en_US"/>
+        </w:rPr>
+        <w:t>132:7</w:t>
+      </w:r>
       <w:r>
         <w:rPr>
           <w:lang w:val="en_US" w:bidi="en_US"/>
@@ -2325,108 +2031,72 @@
         </w:rPr>
         <w:t xml:space="preserve">: In the past, the Lord had been a powerful warrior for Israel (see </w:t>
       </w:r>
-      <w:hyperlink r:id="rId61">
-        <w:r>
-          <w:rPr>
-            <w:lang w:val="en_US" w:bidi="en_US"/>
-          </w:rPr>
-          <w:rPr>
-            <w:color w:val="0000EE"/>
-            <w:u w:val="single"/>
-          </w:rPr>
-          <w:t>Exodus 14:13–15:21</w:t>
-        </w:r>
-      </w:hyperlink>
+      <w:r>
+        <w:rPr>
+          <w:lang w:val="en_US" w:bidi="en_US"/>
+        </w:rPr>
+        <w:t>Exodus 14:13–15:21</w:t>
+      </w:r>
       <w:r>
         <w:rPr>
           <w:lang w:val="en_US" w:bidi="en_US"/>
         </w:rPr>
         <w:t xml:space="preserve">; </w:t>
       </w:r>
-      <w:hyperlink r:id="rId62">
-        <w:r>
-          <w:rPr>
-            <w:lang w:val="en_US" w:bidi="en_US"/>
-          </w:rPr>
-          <w:rPr>
-            <w:color w:val="0000EE"/>
-            <w:u w:val="single"/>
-          </w:rPr>
-          <w:t>Joshua 23:9–11</w:t>
-        </w:r>
-      </w:hyperlink>
+      <w:r>
+        <w:rPr>
+          <w:lang w:val="en_US" w:bidi="en_US"/>
+        </w:rPr>
+        <w:t>Joshua 23:9–11</w:t>
+      </w:r>
       <w:r>
         <w:rPr>
           <w:lang w:val="en_US" w:bidi="en_US"/>
         </w:rPr>
         <w:t xml:space="preserve">; </w:t>
       </w:r>
-      <w:hyperlink r:id="rId63">
-        <w:r>
-          <w:rPr>
-            <w:lang w:val="en_US" w:bidi="en_US"/>
-          </w:rPr>
-          <w:rPr>
-            <w:color w:val="0000EE"/>
-            <w:u w:val="single"/>
-          </w:rPr>
-          <w:t>Judges 7</w:t>
-        </w:r>
-      </w:hyperlink>
+      <w:r>
+        <w:rPr>
+          <w:lang w:val="en_US" w:bidi="en_US"/>
+        </w:rPr>
+        <w:t>Judges 7</w:t>
+      </w:r>
       <w:r>
         <w:rPr>
           <w:lang w:val="en_US" w:bidi="en_US"/>
         </w:rPr>
         <w:t xml:space="preserve">; </w:t>
       </w:r>
-      <w:hyperlink r:id="rId64">
-        <w:r>
-          <w:rPr>
-            <w:lang w:val="en_US" w:bidi="en_US"/>
-          </w:rPr>
-          <w:rPr>
-            <w:color w:val="0000EE"/>
-            <w:u w:val="single"/>
-          </w:rPr>
-          <w:t>2 Kings 19:32–35</w:t>
-        </w:r>
-      </w:hyperlink>
+      <w:r>
+        <w:rPr>
+          <w:lang w:val="en_US" w:bidi="en_US"/>
+        </w:rPr>
+        <w:t>2 Kings 19:32–35</w:t>
+      </w:r>
       <w:r>
         <w:rPr>
           <w:lang w:val="en_US" w:bidi="en_US"/>
         </w:rPr>
         <w:t xml:space="preserve">). Now he waged war against Jerusalem (see </w:t>
       </w:r>
-      <w:hyperlink r:id="rId65">
-        <w:r>
-          <w:rPr>
-            <w:lang w:val="en_US" w:bidi="en_US"/>
-          </w:rPr>
-          <w:rPr>
-            <w:color w:val="0000EE"/>
-            <w:u w:val="single"/>
-          </w:rPr>
-          <w:t>Isaiah 63:10</w:t>
-        </w:r>
-      </w:hyperlink>
+      <w:r>
+        <w:rPr>
+          <w:lang w:val="en_US" w:bidi="en_US"/>
+        </w:rPr>
+        <w:t>Isaiah 63:10</w:t>
+      </w:r>
       <w:r>
         <w:rPr>
           <w:lang w:val="en_US" w:bidi="en_US"/>
         </w:rPr>
         <w:t xml:space="preserve">; </w:t>
       </w:r>
-      <w:hyperlink r:id="rId66">
-        <w:r>
-          <w:rPr>
-            <w:lang w:val="en_US" w:bidi="en_US"/>
-          </w:rPr>
-          <w:rPr>
-            <w:color w:val="0000EE"/>
-            <w:u w:val="single"/>
-          </w:rPr>
-          <w:t>Ezekiel 24:25</w:t>
-        </w:r>
-      </w:hyperlink>
+      <w:r>
+        <w:rPr>
+          <w:lang w:val="en_US" w:bidi="en_US"/>
+        </w:rPr>
+        <w:t>Ezekiel 24:25</w:t>
+      </w:r>
       <w:r>
         <w:rPr>
           <w:lang w:val="en_US" w:bidi="en_US"/>
@@ -2481,18 +2151,12 @@
         </w:rPr>
         <w:t>A garden shelter was a temporary structure that harvesters set up to provide shade. God had promised to care for his temple forever (</w:t>
       </w:r>
-      <w:hyperlink r:id="rId67">
-        <w:r>
-          <w:rPr>
-            <w:lang w:val="en_US" w:bidi="en_US"/>
-          </w:rPr>
-          <w:rPr>
-            <w:color w:val="0000EE"/>
-            <w:u w:val="single"/>
-          </w:rPr>
-          <w:t>1 Kings 9:3</w:t>
-        </w:r>
-      </w:hyperlink>
+      <w:r>
+        <w:rPr>
+          <w:lang w:val="en_US" w:bidi="en_US"/>
+        </w:rPr>
+        <w:t>1 Kings 9:3</w:t>
+      </w:r>
       <w:r>
         <w:rPr>
           <w:lang w:val="en_US" w:bidi="en_US"/>
@@ -2547,72 +2211,48 @@
         </w:rPr>
         <w:t xml:space="preserve">The temple was destroyed because the priests and the people sinned inside it. Their sins made the temple ceremonially unclean and brought God’s judgment on it (see </w:t>
       </w:r>
-      <w:hyperlink r:id="rId68">
-        <w:r>
-          <w:rPr>
-            <w:lang w:val="en_US" w:bidi="en_US"/>
-          </w:rPr>
-          <w:rPr>
-            <w:color w:val="0000EE"/>
-            <w:u w:val="single"/>
-          </w:rPr>
-          <w:t>Jeremiah 7:3–15</w:t>
-        </w:r>
-      </w:hyperlink>
+      <w:r>
+        <w:rPr>
+          <w:lang w:val="en_US" w:bidi="en_US"/>
+        </w:rPr>
+        <w:t>Jeremiah 7:3–15</w:t>
+      </w:r>
       <w:r>
         <w:rPr>
           <w:lang w:val="en_US" w:bidi="en_US"/>
         </w:rPr>
         <w:t xml:space="preserve">; </w:t>
       </w:r>
-      <w:hyperlink r:id="rId69">
-        <w:r>
-          <w:rPr>
-            <w:lang w:val="en_US" w:bidi="en_US"/>
-          </w:rPr>
-          <w:rPr>
-            <w:color w:val="0000EE"/>
-            <w:u w:val="single"/>
-          </w:rPr>
-          <w:t>26:3–6</w:t>
-        </w:r>
-      </w:hyperlink>
+      <w:r>
+        <w:rPr>
+          <w:lang w:val="en_US" w:bidi="en_US"/>
+        </w:rPr>
+        <w:t>26:3–6</w:t>
+      </w:r>
       <w:r>
         <w:rPr>
           <w:lang w:val="en_US" w:bidi="en_US"/>
         </w:rPr>
         <w:t xml:space="preserve">, </w:t>
       </w:r>
-      <w:hyperlink r:id="rId70">
-        <w:r>
-          <w:rPr>
-            <w:lang w:val="en_US" w:bidi="en_US"/>
-          </w:rPr>
-          <w:rPr>
-            <w:color w:val="0000EE"/>
-            <w:u w:val="single"/>
-          </w:rPr>
-          <w:t>12–13</w:t>
-        </w:r>
-      </w:hyperlink>
+      <w:r>
+        <w:rPr>
+          <w:lang w:val="en_US" w:bidi="en_US"/>
+        </w:rPr>
+        <w:t>12–13</w:t>
+      </w:r>
       <w:r>
         <w:rPr>
           <w:lang w:val="en_US" w:bidi="en_US"/>
         </w:rPr>
         <w:t xml:space="preserve">; </w:t>
       </w:r>
-      <w:hyperlink r:id="rId71">
-        <w:r>
-          <w:rPr>
-            <w:lang w:val="en_US" w:bidi="en_US"/>
-          </w:rPr>
-          <w:rPr>
-            <w:color w:val="0000EE"/>
-            <w:u w:val="single"/>
-          </w:rPr>
-          <w:t>Ezekiel 24:21</w:t>
-        </w:r>
-      </w:hyperlink>
+      <w:r>
+        <w:rPr>
+          <w:lang w:val="en_US" w:bidi="en_US"/>
+        </w:rPr>
+        <w:t>Ezekiel 24:21</w:t>
+      </w:r>
       <w:r>
         <w:rPr>
           <w:lang w:val="en_US" w:bidi="en_US"/>
@@ -2722,36 +2362,24 @@
         </w:rPr>
         <w:t>: Daniel and Ezekiel were prophets of the Lord. They had visions while living among the exiles far from Judah (</w:t>
       </w:r>
-      <w:hyperlink r:id="rId72">
-        <w:r>
-          <w:rPr>
-            <w:lang w:val="en_US" w:bidi="en_US"/>
-          </w:rPr>
-          <w:rPr>
-            <w:color w:val="0000EE"/>
-            <w:u w:val="single"/>
-          </w:rPr>
-          <w:t>Ezekiel 1:1</w:t>
-        </w:r>
-      </w:hyperlink>
+      <w:r>
+        <w:rPr>
+          <w:lang w:val="en_US" w:bidi="en_US"/>
+        </w:rPr>
+        <w:t>Ezekiel 1:1</w:t>
+      </w:r>
       <w:r>
         <w:rPr>
           <w:lang w:val="en_US" w:bidi="en_US"/>
         </w:rPr>
         <w:t xml:space="preserve">; </w:t>
       </w:r>
-      <w:hyperlink r:id="rId73">
-        <w:r>
-          <w:rPr>
-            <w:lang w:val="en_US" w:bidi="en_US"/>
-          </w:rPr>
-          <w:rPr>
-            <w:color w:val="0000EE"/>
-            <w:u w:val="single"/>
-          </w:rPr>
-          <w:t>Daniel 7:1</w:t>
-        </w:r>
-      </w:hyperlink>
+      <w:r>
+        <w:rPr>
+          <w:lang w:val="en_US" w:bidi="en_US"/>
+        </w:rPr>
+        <w:t>Daniel 7:1</w:t>
+      </w:r>
       <w:r>
         <w:rPr>
           <w:lang w:val="en_US" w:bidi="en_US"/>
@@ -2902,18 +2530,12 @@
         </w:rPr>
         <w:t xml:space="preserve"> There was no one left who could bring healing. The prophets and healers who were trusted by the people had spoken lies and given false hope (</w:t>
       </w:r>
-      <w:hyperlink r:id="rId74">
-        <w:r>
-          <w:rPr>
-            <w:lang w:val="en_US" w:bidi="en_US"/>
-          </w:rPr>
-          <w:rPr>
-            <w:color w:val="0000EE"/>
-            <w:u w:val="single"/>
-          </w:rPr>
-          <w:t>Jeremiah 6:13–14</w:t>
-        </w:r>
-      </w:hyperlink>
+      <w:r>
+        <w:rPr>
+          <w:lang w:val="en_US" w:bidi="en_US"/>
+        </w:rPr>
+        <w:t>Jeremiah 6:13–14</w:t>
+      </w:r>
       <w:r>
         <w:rPr>
           <w:lang w:val="en_US" w:bidi="en_US"/>
@@ -3023,36 +2645,24 @@
         </w:rPr>
         <w:t>: God's promises of blessings depended on Israel's obedience to the law (</w:t>
       </w:r>
-      <w:hyperlink r:id="rId75">
-        <w:r>
-          <w:rPr>
-            <w:lang w:val="en_US" w:bidi="en_US"/>
-          </w:rPr>
-          <w:rPr>
-            <w:color w:val="0000EE"/>
-            <w:u w:val="single"/>
-          </w:rPr>
-          <w:t>Deuteronomy 8</w:t>
-        </w:r>
-      </w:hyperlink>
+      <w:r>
+        <w:rPr>
+          <w:lang w:val="en_US" w:bidi="en_US"/>
+        </w:rPr>
+        <w:t>Deuteronomy 8</w:t>
+      </w:r>
       <w:r>
         <w:rPr>
           <w:lang w:val="en_US" w:bidi="en_US"/>
         </w:rPr>
         <w:t>). He had promised to destroy them if they disobeyed it (</w:t>
       </w:r>
-      <w:hyperlink r:id="rId76">
-        <w:r>
-          <w:rPr>
-            <w:lang w:val="en_US" w:bidi="en_US"/>
-          </w:rPr>
-          <w:rPr>
-            <w:color w:val="0000EE"/>
-            <w:u w:val="single"/>
-          </w:rPr>
-          <w:t>Leviticus 26</w:t>
-        </w:r>
-      </w:hyperlink>
+      <w:r>
+        <w:rPr>
+          <w:lang w:val="en_US" w:bidi="en_US"/>
+        </w:rPr>
+        <w:t>Leviticus 26</w:t>
+      </w:r>
       <w:r>
         <w:rPr>
           <w:lang w:val="en_US" w:bidi="en_US"/>
@@ -3155,90 +2765,60 @@
         </w:rPr>
         <w:t>Jeremiah had warned that the same cannibalism (people eating human flesh during extreme hunger) that happened during the siege of Samaria (</w:t>
       </w:r>
-      <w:hyperlink r:id="rId77">
-        <w:r>
-          <w:rPr>
-            <w:lang w:val="en_US" w:bidi="en_US"/>
-          </w:rPr>
-          <w:rPr>
-            <w:color w:val="0000EE"/>
-            <w:u w:val="single"/>
-          </w:rPr>
-          <w:t>2 Kings 6:28–29</w:t>
-        </w:r>
-      </w:hyperlink>
+      <w:r>
+        <w:rPr>
+          <w:lang w:val="en_US" w:bidi="en_US"/>
+        </w:rPr>
+        <w:t>2 Kings 6:28–29</w:t>
+      </w:r>
       <w:r>
         <w:rPr>
           <w:lang w:val="en_US" w:bidi="en_US"/>
         </w:rPr>
         <w:t>) would also happen in Jerusalem (</w:t>
       </w:r>
-      <w:hyperlink r:id="rId78">
-        <w:r>
-          <w:rPr>
-            <w:lang w:val="en_US" w:bidi="en_US"/>
-          </w:rPr>
-          <w:rPr>
-            <w:color w:val="0000EE"/>
-            <w:u w:val="single"/>
-          </w:rPr>
-          <w:t>Jeremiah 19:9</w:t>
-        </w:r>
-      </w:hyperlink>
+      <w:r>
+        <w:rPr>
+          <w:lang w:val="en_US" w:bidi="en_US"/>
+        </w:rPr>
+        <w:t>Jeremiah 19:9</w:t>
+      </w:r>
       <w:r>
         <w:rPr>
           <w:lang w:val="en_US" w:bidi="en_US"/>
         </w:rPr>
         <w:t xml:space="preserve">; see also </w:t>
       </w:r>
-      <w:hyperlink r:id="rId79">
-        <w:r>
-          <w:rPr>
-            <w:lang w:val="en_US" w:bidi="en_US"/>
-          </w:rPr>
-          <w:rPr>
-            <w:color w:val="0000EE"/>
-            <w:u w:val="single"/>
-          </w:rPr>
-          <w:t>Lamentations 4:10</w:t>
-        </w:r>
-      </w:hyperlink>
+      <w:r>
+        <w:rPr>
+          <w:lang w:val="en_US" w:bidi="en_US"/>
+        </w:rPr>
+        <w:t>Lamentations 4:10</w:t>
+      </w:r>
       <w:r>
         <w:rPr>
           <w:lang w:val="en_US" w:bidi="en_US"/>
         </w:rPr>
         <w:t xml:space="preserve">; </w:t>
       </w:r>
-      <w:hyperlink r:id="rId80">
-        <w:r>
-          <w:rPr>
-            <w:lang w:val="en_US" w:bidi="en_US"/>
-          </w:rPr>
-          <w:rPr>
-            <w:color w:val="0000EE"/>
-            <w:u w:val="single"/>
-          </w:rPr>
-          <w:t>Ezekiel 5:10</w:t>
-        </w:r>
-      </w:hyperlink>
+      <w:r>
+        <w:rPr>
+          <w:lang w:val="en_US" w:bidi="en_US"/>
+        </w:rPr>
+        <w:t>Ezekiel 5:10</w:t>
+      </w:r>
       <w:r>
         <w:rPr>
           <w:lang w:val="en_US" w:bidi="en_US"/>
         </w:rPr>
         <w:t xml:space="preserve">; compare </w:t>
       </w:r>
-      <w:hyperlink r:id="rId81">
-        <w:r>
-          <w:rPr>
-            <w:lang w:val="en_US" w:bidi="en_US"/>
-          </w:rPr>
-          <w:rPr>
-            <w:color w:val="0000EE"/>
-            <w:u w:val="single"/>
-          </w:rPr>
-          <w:t>Deuteronomy 28:53–57</w:t>
-        </w:r>
-      </w:hyperlink>
+      <w:r>
+        <w:rPr>
+          <w:lang w:val="en_US" w:bidi="en_US"/>
+        </w:rPr>
+        <w:t>Deuteronomy 28:53–57</w:t>
+      </w:r>
       <w:r>
         <w:rPr>
           <w:lang w:val="en_US" w:bidi="en_US"/>
@@ -3306,36 +2886,24 @@
         </w:rPr>
         <w:t>The poet compares Jerusalem's destruction to a feast where war, famine, wild animals, and sickness consume the wicked in Jerusalem (</w:t>
       </w:r>
-      <w:hyperlink r:id="rId82">
-        <w:r>
-          <w:rPr>
-            <w:lang w:val="en_US" w:bidi="en_US"/>
-          </w:rPr>
-          <w:rPr>
-            <w:color w:val="0000EE"/>
-            <w:u w:val="single"/>
-          </w:rPr>
-          <w:t>Deuteronomy 28:15–68</w:t>
-        </w:r>
-      </w:hyperlink>
+      <w:r>
+        <w:rPr>
+          <w:lang w:val="en_US" w:bidi="en_US"/>
+        </w:rPr>
+        <w:t>Deuteronomy 28:15–68</w:t>
+      </w:r>
       <w:r>
         <w:rPr>
           <w:lang w:val="en_US" w:bidi="en_US"/>
         </w:rPr>
         <w:t xml:space="preserve">; compare </w:t>
       </w:r>
-      <w:hyperlink r:id="rId83">
-        <w:r>
-          <w:rPr>
-            <w:lang w:val="en_US" w:bidi="en_US"/>
-          </w:rPr>
-          <w:rPr>
-            <w:color w:val="0000EE"/>
-            <w:u w:val="single"/>
-          </w:rPr>
-          <w:t>Revelation 19:17–21</w:t>
-        </w:r>
-      </w:hyperlink>
+      <w:r>
+        <w:rPr>
+          <w:lang w:val="en_US" w:bidi="en_US"/>
+        </w:rPr>
+        <w:t>Revelation 19:17–21</w:t>
+      </w:r>
       <w:r>
         <w:rPr>
           <w:lang w:val="en_US" w:bidi="en_US"/>
@@ -3438,90 +3006,60 @@
         </w:rPr>
         <w:t>In this chapter, the author mourns what has happened (</w:t>
       </w:r>
-      <w:hyperlink r:id="rId84">
-        <w:r>
-          <w:rPr>
-            <w:lang w:val="en_US" w:bidi="en_US"/>
-          </w:rPr>
-          <w:rPr>
-            <w:color w:val="0000EE"/>
-            <w:u w:val="single"/>
-          </w:rPr>
-          <w:t>Lamentations 3:1–20</w:t>
-        </w:r>
-      </w:hyperlink>
+      <w:r>
+        <w:rPr>
+          <w:lang w:val="en_US" w:bidi="en_US"/>
+        </w:rPr>
+        <w:t>Lamentations 3:1–20</w:t>
+      </w:r>
       <w:r>
         <w:rPr>
           <w:lang w:val="en_US" w:bidi="en_US"/>
         </w:rPr>
         <w:t xml:space="preserve">, </w:t>
       </w:r>
-      <w:hyperlink r:id="rId85">
-        <w:r>
-          <w:rPr>
-            <w:lang w:val="en_US" w:bidi="en_US"/>
-          </w:rPr>
-          <w:rPr>
-            <w:color w:val="0000EE"/>
-            <w:u w:val="single"/>
-          </w:rPr>
-          <w:t>48–54</w:t>
-        </w:r>
-      </w:hyperlink>
+      <w:r>
+        <w:rPr>
+          <w:lang w:val="en_US" w:bidi="en_US"/>
+        </w:rPr>
+        <w:t>48–54</w:t>
+      </w:r>
       <w:r>
         <w:rPr>
           <w:lang w:val="en_US" w:bidi="en_US"/>
         </w:rPr>
         <w:t>). In this chapter, the author mourns what has happened (</w:t>
       </w:r>
-      <w:hyperlink r:id="rId86">
-        <w:r>
-          <w:rPr>
-            <w:lang w:val="en_US" w:bidi="en_US"/>
-          </w:rPr>
-          <w:rPr>
-            <w:color w:val="0000EE"/>
-            <w:u w:val="single"/>
-          </w:rPr>
-          <w:t>Lamentations 3:21–25</w:t>
-        </w:r>
-      </w:hyperlink>
+      <w:r>
+        <w:rPr>
+          <w:lang w:val="en_US" w:bidi="en_US"/>
+        </w:rPr>
+        <w:t>Lamentations 3:21–25</w:t>
+      </w:r>
       <w:r>
         <w:rPr>
           <w:lang w:val="en_US" w:bidi="en_US"/>
         </w:rPr>
         <w:t>). He explains how God’s people should respond (</w:t>
       </w:r>
-      <w:hyperlink r:id="rId87">
-        <w:r>
-          <w:rPr>
-            <w:lang w:val="en_US" w:bidi="en_US"/>
-          </w:rPr>
-          <w:rPr>
-            <w:color w:val="0000EE"/>
-            <w:u w:val="single"/>
-          </w:rPr>
-          <w:t>Lamentations 3:26–47</w:t>
-        </w:r>
-      </w:hyperlink>
+      <w:r>
+        <w:rPr>
+          <w:lang w:val="en_US" w:bidi="en_US"/>
+        </w:rPr>
+        <w:t>Lamentations 3:26–47</w:t>
+      </w:r>
       <w:r>
         <w:rPr>
           <w:lang w:val="en_US" w:bidi="en_US"/>
         </w:rPr>
         <w:t>). Finally, he calls out to the Lord in prayer (</w:t>
       </w:r>
-      <w:hyperlink r:id="rId88">
-        <w:r>
-          <w:rPr>
-            <w:lang w:val="en_US" w:bidi="en_US"/>
-          </w:rPr>
-          <w:rPr>
-            <w:color w:val="0000EE"/>
-            <w:u w:val="single"/>
-          </w:rPr>
-          <w:t>Lamentations 3:55–66</w:t>
-        </w:r>
-      </w:hyperlink>
+      <w:r>
+        <w:rPr>
+          <w:lang w:val="en_US" w:bidi="en_US"/>
+        </w:rPr>
+        <w:t>Lamentations 3:55–66</w:t>
+      </w:r>
       <w:r>
         <w:rPr>
           <w:lang w:val="en_US" w:bidi="en_US"/>
@@ -3576,18 +3114,12 @@
         </w:rPr>
         <w:t>Some interpreters understand these verses as a poetic description of Jeremiah’s time in a muddy cistern (a deep water pit) before the destruction of Jerusalem (</w:t>
       </w:r>
-      <w:hyperlink r:id="rId89">
-        <w:r>
-          <w:rPr>
-            <w:lang w:val="en_US" w:bidi="en_US"/>
-          </w:rPr>
-          <w:rPr>
-            <w:color w:val="0000EE"/>
-            <w:u w:val="single"/>
-          </w:rPr>
-          <w:t>Jeremiah 38:6–13</w:t>
-        </w:r>
-      </w:hyperlink>
+      <w:r>
+        <w:rPr>
+          <w:lang w:val="en_US" w:bidi="en_US"/>
+        </w:rPr>
+        <w:t>Jeremiah 38:6–13</w:t>
+      </w:r>
       <w:r>
         <w:rPr>
           <w:lang w:val="en_US" w:bidi="en_US"/>
@@ -3663,36 +3195,24 @@
         </w:rPr>
         <w:t>In the Bible, a straight road often represents a good and clear future. Proverbs says that innocent people walk on a straight path (</w:t>
       </w:r>
-      <w:hyperlink r:id="rId90">
-        <w:r>
-          <w:rPr>
-            <w:lang w:val="en_US" w:bidi="en_US"/>
-          </w:rPr>
-          <w:rPr>
-            <w:color w:val="0000EE"/>
-            <w:u w:val="single"/>
-          </w:rPr>
-          <w:t>Proverbs 21:8</w:t>
-        </w:r>
-      </w:hyperlink>
+      <w:r>
+        <w:rPr>
+          <w:lang w:val="en_US" w:bidi="en_US"/>
+        </w:rPr>
+        <w:t>Proverbs 21:8</w:t>
+      </w:r>
       <w:r>
         <w:rPr>
           <w:lang w:val="en_US" w:bidi="en_US"/>
         </w:rPr>
         <w:t>). Isaiah describes the Lord coming on a straight road that his worshipers would prepare (</w:t>
       </w:r>
-      <w:hyperlink r:id="rId91">
-        <w:r>
-          <w:rPr>
-            <w:lang w:val="en_US" w:bidi="en_US"/>
-          </w:rPr>
-          <w:rPr>
-            <w:color w:val="0000EE"/>
-            <w:u w:val="single"/>
-          </w:rPr>
-          <w:t>Isaiah 40:3</w:t>
-        </w:r>
-      </w:hyperlink>
+      <w:r>
+        <w:rPr>
+          <w:lang w:val="en_US" w:bidi="en_US"/>
+        </w:rPr>
+        <w:t>Isaiah 40:3</w:t>
+      </w:r>
       <w:r>
         <w:rPr>
           <w:lang w:val="en_US" w:bidi="en_US"/>
@@ -3747,18 +3267,12 @@
         </w:rPr>
         <w:t xml:space="preserve">Compare </w:t>
       </w:r>
-      <w:hyperlink r:id="rId92">
-        <w:r>
-          <w:rPr>
-            <w:lang w:val="en_US" w:bidi="en_US"/>
-          </w:rPr>
-          <w:rPr>
-            <w:color w:val="0000EE"/>
-            <w:u w:val="single"/>
-          </w:rPr>
-          <w:t>Job 6:4</w:t>
-        </w:r>
-      </w:hyperlink>
+      <w:r>
+        <w:rPr>
+          <w:lang w:val="en_US" w:bidi="en_US"/>
+        </w:rPr>
+        <w:t>Job 6:4</w:t>
+      </w:r>
       <w:r>
         <w:rPr>
           <w:lang w:val="en_US" w:bidi="en_US"/>
@@ -3820,36 +3334,24 @@
         </w:rPr>
         <w:t>: Wormwood is a plant with a bitter taste. Here, it represents deep emotional pain (</w:t>
       </w:r>
-      <w:hyperlink r:id="rId93">
-        <w:r>
-          <w:rPr>
-            <w:lang w:val="en_US" w:bidi="en_US"/>
-          </w:rPr>
-          <w:rPr>
-            <w:color w:val="0000EE"/>
-            <w:u w:val="single"/>
-          </w:rPr>
-          <w:t>Proverbs 5:4</w:t>
-        </w:r>
-      </w:hyperlink>
+      <w:r>
+        <w:rPr>
+          <w:lang w:val="en_US" w:bidi="en_US"/>
+        </w:rPr>
+        <w:t>Proverbs 5:4</w:t>
+      </w:r>
       <w:r>
         <w:rPr>
           <w:lang w:val="en_US" w:bidi="en_US"/>
         </w:rPr>
         <w:t xml:space="preserve">; </w:t>
       </w:r>
-      <w:hyperlink r:id="rId94">
-        <w:r>
-          <w:rPr>
-            <w:lang w:val="en_US" w:bidi="en_US"/>
-          </w:rPr>
-          <w:rPr>
-            <w:color w:val="0000EE"/>
-            <w:u w:val="single"/>
-          </w:rPr>
-          <w:t>Revelation 8:11</w:t>
-        </w:r>
-      </w:hyperlink>
+      <w:r>
+        <w:rPr>
+          <w:lang w:val="en_US" w:bidi="en_US"/>
+        </w:rPr>
+        <w:t>Revelation 8:11</w:t>
+      </w:r>
       <w:r>
         <w:rPr>
           <w:lang w:val="en_US" w:bidi="en_US"/>
@@ -3870,36 +3372,24 @@
         </w:rPr>
         <w:t>Gall refers to a poisonous plant. If someone eats it, it causes strong physical pain. Because of this, it became a symbol for extreme suffering and distress (</w:t>
       </w:r>
-      <w:hyperlink r:id="rId95">
-        <w:r>
-          <w:rPr>
-            <w:lang w:val="en_US" w:bidi="en_US"/>
-          </w:rPr>
-          <w:rPr>
-            <w:color w:val="0000EE"/>
-            <w:u w:val="single"/>
-          </w:rPr>
-          <w:t>Deuteronomy 29:18</w:t>
-        </w:r>
-      </w:hyperlink>
+      <w:r>
+        <w:rPr>
+          <w:lang w:val="en_US" w:bidi="en_US"/>
+        </w:rPr>
+        <w:t>Deuteronomy 29:18</w:t>
+      </w:r>
       <w:r>
         <w:rPr>
           <w:lang w:val="en_US" w:bidi="en_US"/>
         </w:rPr>
         <w:t xml:space="preserve">; </w:t>
       </w:r>
-      <w:hyperlink r:id="rId96">
-        <w:r>
-          <w:rPr>
-            <w:lang w:val="en_US" w:bidi="en_US"/>
-          </w:rPr>
-          <w:rPr>
-            <w:color w:val="0000EE"/>
-            <w:u w:val="single"/>
-          </w:rPr>
-          <w:t>Psalm 69:21</w:t>
-        </w:r>
-      </w:hyperlink>
+      <w:r>
+        <w:rPr>
+          <w:lang w:val="en_US" w:bidi="en_US"/>
+        </w:rPr>
+        <w:t>Psalm 69:21</w:t>
+      </w:r>
       <w:r>
         <w:rPr>
           <w:lang w:val="en_US" w:bidi="en_US"/>
@@ -3982,36 +3472,24 @@
         </w:rPr>
         <w:t>This experience is like Jeremiah’s rescue from a muddy cistern (</w:t>
       </w:r>
-      <w:hyperlink r:id="rId89">
-        <w:r>
-          <w:rPr>
-            <w:lang w:val="en_US" w:bidi="en_US"/>
-          </w:rPr>
-          <w:rPr>
-            <w:color w:val="0000EE"/>
-            <w:u w:val="single"/>
-          </w:rPr>
-          <w:t>Jeremiah 38:6–13</w:t>
-        </w:r>
-      </w:hyperlink>
+      <w:r>
+        <w:rPr>
+          <w:lang w:val="en_US" w:bidi="en_US"/>
+        </w:rPr>
+        <w:t>Jeremiah 38:6–13</w:t>
+      </w:r>
       <w:r>
         <w:rPr>
           <w:lang w:val="en_US" w:bidi="en_US"/>
         </w:rPr>
         <w:t>) and Jonah’s rescue from the belly of the great fish (</w:t>
       </w:r>
-      <w:hyperlink r:id="rId97">
-        <w:r>
-          <w:rPr>
-            <w:lang w:val="en_US" w:bidi="en_US"/>
-          </w:rPr>
-          <w:rPr>
-            <w:color w:val="0000EE"/>
-            <w:u w:val="single"/>
-          </w:rPr>
-          <w:t>Jonah 2:2–10</w:t>
-        </w:r>
-      </w:hyperlink>
+      <w:r>
+        <w:rPr>
+          <w:lang w:val="en_US" w:bidi="en_US"/>
+        </w:rPr>
+        <w:t>Jonah 2:2–10</w:t>
+      </w:r>
       <w:r>
         <w:rPr>
           <w:lang w:val="en_US" w:bidi="en_US"/>
@@ -4183,144 +3661,96 @@
         </w:rPr>
         <w:t>: The land of Canaan was seen as Israel’s inheritance since the time of Moses (</w:t>
       </w:r>
-      <w:hyperlink r:id="rId98">
-        <w:r>
-          <w:rPr>
-            <w:lang w:val="en_US" w:bidi="en_US"/>
-          </w:rPr>
-          <w:rPr>
-            <w:color w:val="0000EE"/>
-            <w:u w:val="single"/>
-          </w:rPr>
-          <w:t>Exodus 15:17</w:t>
-        </w:r>
-      </w:hyperlink>
+      <w:r>
+        <w:rPr>
+          <w:lang w:val="en_US" w:bidi="en_US"/>
+        </w:rPr>
+        <w:t>Exodus 15:17</w:t>
+      </w:r>
       <w:r>
         <w:rPr>
           <w:lang w:val="en_US" w:bidi="en_US"/>
         </w:rPr>
         <w:t xml:space="preserve">; </w:t>
       </w:r>
-      <w:hyperlink r:id="rId99">
-        <w:r>
-          <w:rPr>
-            <w:lang w:val="en_US" w:bidi="en_US"/>
-          </w:rPr>
-          <w:rPr>
-            <w:color w:val="0000EE"/>
-            <w:u w:val="single"/>
-          </w:rPr>
-          <w:t>Joshua 21:19</w:t>
-        </w:r>
-      </w:hyperlink>
+      <w:r>
+        <w:rPr>
+          <w:lang w:val="en_US" w:bidi="en_US"/>
+        </w:rPr>
+        <w:t>Joshua 21:19</w:t>
+      </w:r>
       <w:r>
         <w:rPr>
           <w:lang w:val="en_US" w:bidi="en_US"/>
         </w:rPr>
         <w:t xml:space="preserve">; </w:t>
       </w:r>
-      <w:hyperlink r:id="rId100">
-        <w:r>
-          <w:rPr>
-            <w:lang w:val="en_US" w:bidi="en_US"/>
-          </w:rPr>
-          <w:rPr>
-            <w:color w:val="0000EE"/>
-            <w:u w:val="single"/>
-          </w:rPr>
-          <w:t>1 Chronicles 28:8</w:t>
-        </w:r>
-      </w:hyperlink>
+      <w:r>
+        <w:rPr>
+          <w:lang w:val="en_US" w:bidi="en_US"/>
+        </w:rPr>
+        <w:t>1 Chronicles 28:8</w:t>
+      </w:r>
       <w:r>
         <w:rPr>
           <w:lang w:val="en_US" w:bidi="en_US"/>
         </w:rPr>
         <w:t xml:space="preserve">; </w:t>
       </w:r>
-      <w:hyperlink r:id="rId101">
-        <w:r>
-          <w:rPr>
-            <w:lang w:val="en_US" w:bidi="en_US"/>
-          </w:rPr>
-          <w:rPr>
-            <w:color w:val="0000EE"/>
-            <w:u w:val="single"/>
-          </w:rPr>
-          <w:t>Psalm 47:4</w:t>
-        </w:r>
-      </w:hyperlink>
+      <w:r>
+        <w:rPr>
+          <w:lang w:val="en_US" w:bidi="en_US"/>
+        </w:rPr>
+        <w:t>Psalm 47:4</w:t>
+      </w:r>
       <w:r>
         <w:rPr>
           <w:lang w:val="en_US" w:bidi="en_US"/>
         </w:rPr>
         <w:t xml:space="preserve">). However, the true inheritance for God's people is God himself (see </w:t>
       </w:r>
-      <w:hyperlink r:id="rId102">
-        <w:r>
-          <w:rPr>
-            <w:lang w:val="en_US" w:bidi="en_US"/>
-          </w:rPr>
-          <w:rPr>
-            <w:color w:val="0000EE"/>
-            <w:u w:val="single"/>
-          </w:rPr>
-          <w:t>Psalm 16:5–6</w:t>
-        </w:r>
-      </w:hyperlink>
+      <w:r>
+        <w:rPr>
+          <w:lang w:val="en_US" w:bidi="en_US"/>
+        </w:rPr>
+        <w:t>Psalm 16:5–6</w:t>
+      </w:r>
       <w:r>
         <w:rPr>
           <w:lang w:val="en_US" w:bidi="en_US"/>
         </w:rPr>
         <w:t xml:space="preserve">; </w:t>
       </w:r>
-      <w:hyperlink r:id="rId103">
-        <w:r>
-          <w:rPr>
-            <w:lang w:val="en_US" w:bidi="en_US"/>
-          </w:rPr>
-          <w:rPr>
-            <w:color w:val="0000EE"/>
-            <w:u w:val="single"/>
-          </w:rPr>
-          <w:t>Ephesians 1:11</w:t>
-        </w:r>
-      </w:hyperlink>
+      <w:r>
+        <w:rPr>
+          <w:lang w:val="en_US" w:bidi="en_US"/>
+        </w:rPr>
+        <w:t>Ephesians 1:11</w:t>
+      </w:r>
       <w:r>
         <w:rPr>
           <w:lang w:val="en_US" w:bidi="en_US"/>
         </w:rPr>
         <w:t xml:space="preserve">; </w:t>
       </w:r>
-      <w:hyperlink r:id="rId104">
-        <w:r>
-          <w:rPr>
-            <w:lang w:val="en_US" w:bidi="en_US"/>
-          </w:rPr>
-          <w:rPr>
-            <w:color w:val="0000EE"/>
-            <w:u w:val="single"/>
-          </w:rPr>
-          <w:t>Hebrews 9:15</w:t>
-        </w:r>
-      </w:hyperlink>
+      <w:r>
+        <w:rPr>
+          <w:lang w:val="en_US" w:bidi="en_US"/>
+        </w:rPr>
+        <w:t>Hebrews 9:15</w:t>
+      </w:r>
       <w:r>
         <w:rPr>
           <w:lang w:val="en_US" w:bidi="en_US"/>
         </w:rPr>
         <w:t xml:space="preserve">; </w:t>
       </w:r>
-      <w:hyperlink r:id="rId105">
-        <w:r>
-          <w:rPr>
-            <w:lang w:val="en_US" w:bidi="en_US"/>
-          </w:rPr>
-          <w:rPr>
-            <w:color w:val="0000EE"/>
-            <w:u w:val="single"/>
-          </w:rPr>
-          <w:t>1 Peter 1:3–4</w:t>
-        </w:r>
-      </w:hyperlink>
+      <w:r>
+        <w:rPr>
+          <w:lang w:val="en_US" w:bidi="en_US"/>
+        </w:rPr>
+        <w:t>1 Peter 1:3–4</w:t>
+      </w:r>
       <w:r>
         <w:rPr>
           <w:lang w:val="en_US" w:bidi="en_US"/>
@@ -4488,126 +3918,84 @@
         </w:rPr>
         <w:t>In the ancient Near East, lying face down in the dust showed submission (</w:t>
       </w:r>
-      <w:hyperlink r:id="rId106">
-        <w:r>
-          <w:rPr>
-            <w:lang w:val="en_US" w:bidi="en_US"/>
-          </w:rPr>
-          <w:rPr>
-            <w:color w:val="0000EE"/>
-            <w:u w:val="single"/>
-          </w:rPr>
-          <w:t>Genesis 17:1–3</w:t>
-        </w:r>
-      </w:hyperlink>
+      <w:r>
+        <w:rPr>
+          <w:lang w:val="en_US" w:bidi="en_US"/>
+        </w:rPr>
+        <w:t>Genesis 17:1–3</w:t>
+      </w:r>
       <w:r>
         <w:rPr>
           <w:lang w:val="en_US" w:bidi="en_US"/>
         </w:rPr>
         <w:t xml:space="preserve">; </w:t>
       </w:r>
-      <w:hyperlink r:id="rId107">
-        <w:r>
-          <w:rPr>
-            <w:lang w:val="en_US" w:bidi="en_US"/>
-          </w:rPr>
-          <w:rPr>
-            <w:color w:val="0000EE"/>
-            <w:u w:val="single"/>
-          </w:rPr>
-          <w:t>Leviticus 9:24</w:t>
-        </w:r>
-      </w:hyperlink>
+      <w:r>
+        <w:rPr>
+          <w:lang w:val="en_US" w:bidi="en_US"/>
+        </w:rPr>
+        <w:t>Leviticus 9:24</w:t>
+      </w:r>
       <w:r>
         <w:rPr>
           <w:lang w:val="en_US" w:bidi="en_US"/>
         </w:rPr>
         <w:t xml:space="preserve">; </w:t>
       </w:r>
-      <w:hyperlink r:id="rId108">
-        <w:r>
-          <w:rPr>
-            <w:lang w:val="en_US" w:bidi="en_US"/>
-          </w:rPr>
-          <w:rPr>
-            <w:color w:val="0000EE"/>
-            <w:u w:val="single"/>
-          </w:rPr>
-          <w:t>Joshua 7:6</w:t>
-        </w:r>
-      </w:hyperlink>
+      <w:r>
+        <w:rPr>
+          <w:lang w:val="en_US" w:bidi="en_US"/>
+        </w:rPr>
+        <w:t>Joshua 7:6</w:t>
+      </w:r>
       <w:r>
         <w:rPr>
           <w:lang w:val="en_US" w:bidi="en_US"/>
         </w:rPr>
         <w:t xml:space="preserve">; </w:t>
       </w:r>
-      <w:hyperlink r:id="rId109">
-        <w:r>
-          <w:rPr>
-            <w:lang w:val="en_US" w:bidi="en_US"/>
-          </w:rPr>
-          <w:rPr>
-            <w:color w:val="0000EE"/>
-            <w:u w:val="single"/>
-          </w:rPr>
-          <w:t>1 Samuel 5:4</w:t>
-        </w:r>
-      </w:hyperlink>
+      <w:r>
+        <w:rPr>
+          <w:lang w:val="en_US" w:bidi="en_US"/>
+        </w:rPr>
+        <w:t>1 Samuel 5:4</w:t>
+      </w:r>
       <w:r>
         <w:rPr>
           <w:lang w:val="en_US" w:bidi="en_US"/>
         </w:rPr>
         <w:t xml:space="preserve">; </w:t>
       </w:r>
-      <w:hyperlink r:id="rId110">
-        <w:r>
-          <w:rPr>
-            <w:lang w:val="en_US" w:bidi="en_US"/>
-          </w:rPr>
-          <w:rPr>
-            <w:color w:val="0000EE"/>
-            <w:u w:val="single"/>
-          </w:rPr>
-          <w:t>1 Kings 18:39</w:t>
-        </w:r>
-      </w:hyperlink>
+      <w:r>
+        <w:rPr>
+          <w:lang w:val="en_US" w:bidi="en_US"/>
+        </w:rPr>
+        <w:t>1 Kings 18:39</w:t>
+      </w:r>
       <w:r>
         <w:rPr>
           <w:lang w:val="en_US" w:bidi="en_US"/>
         </w:rPr>
         <w:t xml:space="preserve">; </w:t>
       </w:r>
-      <w:hyperlink r:id="rId111">
-        <w:r>
-          <w:rPr>
-            <w:lang w:val="en_US" w:bidi="en_US"/>
-          </w:rPr>
-          <w:rPr>
-            <w:color w:val="0000EE"/>
-            <w:u w:val="single"/>
-          </w:rPr>
-          <w:t>1 Chronicles 21:16</w:t>
-        </w:r>
-      </w:hyperlink>
+      <w:r>
+        <w:rPr>
+          <w:lang w:val="en_US" w:bidi="en_US"/>
+        </w:rPr>
+        <w:t>1 Chronicles 21:16</w:t>
+      </w:r>
       <w:r>
         <w:rPr>
           <w:lang w:val="en_US" w:bidi="en_US"/>
         </w:rPr>
         <w:t xml:space="preserve">; </w:t>
       </w:r>
-      <w:hyperlink r:id="rId112">
-        <w:r>
-          <w:rPr>
-            <w:lang w:val="en_US" w:bidi="en_US"/>
-          </w:rPr>
-          <w:rPr>
-            <w:color w:val="0000EE"/>
-            <w:u w:val="single"/>
-          </w:rPr>
-          <w:t>Matthew 17:5–6</w:t>
-        </w:r>
-      </w:hyperlink>
+      <w:r>
+        <w:rPr>
+          <w:lang w:val="en_US" w:bidi="en_US"/>
+        </w:rPr>
+        <w:t>Matthew 17:5–6</w:t>
+      </w:r>
       <w:r>
         <w:rPr>
           <w:lang w:val="en_US" w:bidi="en_US"/>
@@ -4632,18 +4020,12 @@
         </w:rPr>
         <w:t>To turn the other cheek shows a willingness to submit rather than fight back. Jesus likely had this verse in mind when he taught his disciples to accept persecution (</w:t>
       </w:r>
-      <w:hyperlink r:id="rId113">
-        <w:r>
-          <w:rPr>
-            <w:lang w:val="en_US" w:bidi="en_US"/>
-          </w:rPr>
-          <w:rPr>
-            <w:color w:val="0000EE"/>
-            <w:u w:val="single"/>
-          </w:rPr>
-          <w:t>Matthew 5:39</w:t>
-        </w:r>
-      </w:hyperlink>
+      <w:r>
+        <w:rPr>
+          <w:lang w:val="en_US" w:bidi="en_US"/>
+        </w:rPr>
+        <w:t>Matthew 5:39</w:t>
+      </w:r>
       <w:r>
         <w:rPr>
           <w:lang w:val="en_US" w:bidi="en_US"/>
@@ -4705,18 +4087,12 @@
         </w:rPr>
         <w:t xml:space="preserve">Compare </w:t>
       </w:r>
-      <w:hyperlink r:id="rId114">
-        <w:r>
-          <w:rPr>
-            <w:lang w:val="en_US" w:bidi="en_US"/>
-          </w:rPr>
-          <w:rPr>
-            <w:color w:val="0000EE"/>
-            <w:u w:val="single"/>
-          </w:rPr>
-          <w:t>Psalm 103:8–11</w:t>
-        </w:r>
-      </w:hyperlink>
+      <w:r>
+        <w:rPr>
+          <w:lang w:val="en_US" w:bidi="en_US"/>
+        </w:rPr>
+        <w:t>Psalm 103:8–11</w:t>
+      </w:r>
       <w:r>
         <w:rPr>
           <w:lang w:val="en_US" w:bidi="en_US"/>
@@ -4771,72 +4147,48 @@
         </w:rPr>
         <w:t xml:space="preserve">The people of Judah were doing such things before Jerusalem was destroyed (see </w:t>
       </w:r>
-      <w:hyperlink r:id="rId115">
-        <w:r>
-          <w:rPr>
-            <w:lang w:val="en_US" w:bidi="en_US"/>
-          </w:rPr>
-          <w:rPr>
-            <w:color w:val="0000EE"/>
-            <w:u w:val="single"/>
-          </w:rPr>
-          <w:t>Jeremiah 5:26–31</w:t>
-        </w:r>
-      </w:hyperlink>
+      <w:r>
+        <w:rPr>
+          <w:lang w:val="en_US" w:bidi="en_US"/>
+        </w:rPr>
+        <w:t>Jeremiah 5:26–31</w:t>
+      </w:r>
       <w:r>
         <w:rPr>
           <w:lang w:val="en_US" w:bidi="en_US"/>
         </w:rPr>
         <w:t xml:space="preserve">; </w:t>
       </w:r>
-      <w:hyperlink r:id="rId116">
-        <w:r>
-          <w:rPr>
-            <w:lang w:val="en_US" w:bidi="en_US"/>
-          </w:rPr>
-          <w:rPr>
-            <w:color w:val="0000EE"/>
-            <w:u w:val="single"/>
-          </w:rPr>
-          <w:t>21:11–14</w:t>
-        </w:r>
-      </w:hyperlink>
+      <w:r>
+        <w:rPr>
+          <w:lang w:val="en_US" w:bidi="en_US"/>
+        </w:rPr>
+        <w:t>21:11–14</w:t>
+      </w:r>
       <w:r>
         <w:rPr>
           <w:lang w:val="en_US" w:bidi="en_US"/>
         </w:rPr>
         <w:t xml:space="preserve">; </w:t>
       </w:r>
-      <w:hyperlink r:id="rId117">
-        <w:r>
-          <w:rPr>
-            <w:lang w:val="en_US" w:bidi="en_US"/>
-          </w:rPr>
-          <w:rPr>
-            <w:color w:val="0000EE"/>
-            <w:u w:val="single"/>
-          </w:rPr>
-          <w:t>23:10–14</w:t>
-        </w:r>
-      </w:hyperlink>
+      <w:r>
+        <w:rPr>
+          <w:lang w:val="en_US" w:bidi="en_US"/>
+        </w:rPr>
+        <w:t>23:10–14</w:t>
+      </w:r>
       <w:r>
         <w:rPr>
           <w:lang w:val="en_US" w:bidi="en_US"/>
         </w:rPr>
         <w:t xml:space="preserve">; </w:t>
       </w:r>
-      <w:hyperlink r:id="rId118">
-        <w:r>
-          <w:rPr>
-            <w:lang w:val="en_US" w:bidi="en_US"/>
-          </w:rPr>
-          <w:rPr>
-            <w:color w:val="0000EE"/>
-            <w:u w:val="single"/>
-          </w:rPr>
-          <w:t>Micah 3</w:t>
-        </w:r>
-      </w:hyperlink>
+      <w:r>
+        <w:rPr>
+          <w:lang w:val="en_US" w:bidi="en_US"/>
+        </w:rPr>
+        <w:t>Micah 3</w:t>
+      </w:r>
       <w:r>
         <w:rPr>
           <w:lang w:val="en_US" w:bidi="en_US"/>
@@ -4891,54 +4243,36 @@
         </w:rPr>
         <w:t>Some disasters have natural causes (</w:t>
       </w:r>
-      <w:hyperlink r:id="rId119">
-        <w:r>
-          <w:rPr>
-            <w:lang w:val="en_US" w:bidi="en_US"/>
-          </w:rPr>
-          <w:rPr>
-            <w:color w:val="0000EE"/>
-            <w:u w:val="single"/>
-          </w:rPr>
-          <w:t>Luke 13:1–5</w:t>
-        </w:r>
-      </w:hyperlink>
+      <w:r>
+        <w:rPr>
+          <w:lang w:val="en_US" w:bidi="en_US"/>
+        </w:rPr>
+        <w:t>Luke 13:1–5</w:t>
+      </w:r>
       <w:r>
         <w:rPr>
           <w:lang w:val="en_US" w:bidi="en_US"/>
         </w:rPr>
         <w:t>). Bad things happen to both good and bad people (</w:t>
       </w:r>
-      <w:hyperlink r:id="rId120">
-        <w:r>
-          <w:rPr>
-            <w:lang w:val="en_US" w:bidi="en_US"/>
-          </w:rPr>
-          <w:rPr>
-            <w:color w:val="0000EE"/>
-            <w:u w:val="single"/>
-          </w:rPr>
-          <w:t>Matthew 5:45</w:t>
-        </w:r>
-      </w:hyperlink>
+      <w:r>
+        <w:rPr>
+          <w:lang w:val="en_US" w:bidi="en_US"/>
+        </w:rPr>
+        <w:t>Matthew 5:45</w:t>
+      </w:r>
       <w:r>
         <w:rPr>
           <w:lang w:val="en_US" w:bidi="en_US"/>
         </w:rPr>
         <w:t>). No matter what happens, we should give thanks and not complain (</w:t>
       </w:r>
-      <w:hyperlink r:id="rId121">
-        <w:r>
-          <w:rPr>
-            <w:lang w:val="en_US" w:bidi="en_US"/>
-          </w:rPr>
-          <w:rPr>
-            <w:color w:val="0000EE"/>
-            <w:u w:val="single"/>
-          </w:rPr>
-          <w:t>1 Thessalonians 5:18</w:t>
-        </w:r>
-      </w:hyperlink>
+      <w:r>
+        <w:rPr>
+          <w:lang w:val="en_US" w:bidi="en_US"/>
+        </w:rPr>
+        <w:t>1 Thessalonians 5:18</w:t>
+      </w:r>
       <w:r>
         <w:rPr>
           <w:lang w:val="en_US" w:bidi="en_US"/>
@@ -4993,54 +4327,36 @@
         </w:rPr>
         <w:t>Repentance is essential for receiving salvation (</w:t>
       </w:r>
-      <w:hyperlink r:id="rId122">
-        <w:r>
-          <w:rPr>
-            <w:lang w:val="en_US" w:bidi="en_US"/>
-          </w:rPr>
-          <w:rPr>
-            <w:color w:val="0000EE"/>
-            <w:u w:val="single"/>
-          </w:rPr>
-          <w:t>Isaiah 1:27</w:t>
-        </w:r>
-      </w:hyperlink>
+      <w:r>
+        <w:rPr>
+          <w:lang w:val="en_US" w:bidi="en_US"/>
+        </w:rPr>
+        <w:t>Isaiah 1:27</w:t>
+      </w:r>
       <w:r>
         <w:rPr>
           <w:lang w:val="en_US" w:bidi="en_US"/>
         </w:rPr>
         <w:t xml:space="preserve">; </w:t>
       </w:r>
-      <w:hyperlink r:id="rId123">
-        <w:r>
-          <w:rPr>
-            <w:lang w:val="en_US" w:bidi="en_US"/>
-          </w:rPr>
-          <w:rPr>
-            <w:color w:val="0000EE"/>
-            <w:u w:val="single"/>
-          </w:rPr>
-          <w:t>Jeremiah 3:22</w:t>
-        </w:r>
-      </w:hyperlink>
+      <w:r>
+        <w:rPr>
+          <w:lang w:val="en_US" w:bidi="en_US"/>
+        </w:rPr>
+        <w:t>Jeremiah 3:22</w:t>
+      </w:r>
       <w:r>
         <w:rPr>
           <w:lang w:val="en_US" w:bidi="en_US"/>
         </w:rPr>
         <w:t xml:space="preserve">; </w:t>
       </w:r>
-      <w:hyperlink r:id="rId124">
-        <w:r>
-          <w:rPr>
-            <w:lang w:val="en_US" w:bidi="en_US"/>
-          </w:rPr>
-          <w:rPr>
-            <w:color w:val="0000EE"/>
-            <w:u w:val="single"/>
-          </w:rPr>
-          <w:t>Ezekiel 3:21</w:t>
-        </w:r>
-      </w:hyperlink>
+      <w:r>
+        <w:rPr>
+          <w:lang w:val="en_US" w:bidi="en_US"/>
+        </w:rPr>
+        <w:t>Ezekiel 3:21</w:t>
+      </w:r>
       <w:r>
         <w:rPr>
           <w:lang w:val="en_US" w:bidi="en_US"/>
@@ -5143,36 +4459,24 @@
         </w:rPr>
         <w:t>This passage might refer to Jeremiah’s experience in the cistern (</w:t>
       </w:r>
-      <w:hyperlink r:id="rId125">
-        <w:r>
-          <w:rPr>
-            <w:lang w:val="en_US" w:bidi="en_US"/>
-          </w:rPr>
-          <w:rPr>
-            <w:color w:val="0000EE"/>
-            <w:u w:val="single"/>
-          </w:rPr>
-          <w:t>Jeremiah 37:11–15</w:t>
-        </w:r>
-      </w:hyperlink>
+      <w:r>
+        <w:rPr>
+          <w:lang w:val="en_US" w:bidi="en_US"/>
+        </w:rPr>
+        <w:t>Jeremiah 37:11–15</w:t>
+      </w:r>
       <w:r>
         <w:rPr>
           <w:lang w:val="en_US" w:bidi="en_US"/>
         </w:rPr>
         <w:t xml:space="preserve">; </w:t>
       </w:r>
-      <w:hyperlink r:id="rId126">
-        <w:r>
-          <w:rPr>
-            <w:lang w:val="en_US" w:bidi="en_US"/>
-          </w:rPr>
-          <w:rPr>
-            <w:color w:val="0000EE"/>
-            <w:u w:val="single"/>
-          </w:rPr>
-          <w:t>38:1–13</w:t>
-        </w:r>
-      </w:hyperlink>
+      <w:r>
+        <w:rPr>
+          <w:lang w:val="en_US" w:bidi="en_US"/>
+        </w:rPr>
+        <w:t>38:1–13</w:t>
+      </w:r>
       <w:r>
         <w:rPr>
           <w:lang w:val="en_US" w:bidi="en_US"/>
@@ -5390,18 +4694,12 @@
         </w:rPr>
         <w:t xml:space="preserve">: See also </w:t>
       </w:r>
-      <w:hyperlink r:id="rId127">
-        <w:r>
-          <w:rPr>
-            <w:lang w:val="en_US" w:bidi="en_US"/>
-          </w:rPr>
-          <w:rPr>
-            <w:color w:val="0000EE"/>
-            <w:u w:val="single"/>
-          </w:rPr>
-          <w:t>Job 39:13–16</w:t>
-        </w:r>
-      </w:hyperlink>
+      <w:r>
+        <w:rPr>
+          <w:lang w:val="en_US" w:bidi="en_US"/>
+        </w:rPr>
+        <w:t>Job 39:13–16</w:t>
+      </w:r>
       <w:r>
         <w:rPr>
           <w:lang w:val="en_US" w:bidi="en_US"/>
@@ -5627,18 +4925,12 @@
         </w:rPr>
         <w:t>: Since God had saved Jerusalem from Sennacherib of Assyria over a century earlier (</w:t>
       </w:r>
-      <w:hyperlink r:id="rId128">
-        <w:r>
-          <w:rPr>
-            <w:lang w:val="en_US" w:bidi="en_US"/>
-          </w:rPr>
-          <w:rPr>
-            <w:color w:val="0000EE"/>
-            <w:u w:val="single"/>
-          </w:rPr>
-          <w:t>2 Kings 19:36–37</w:t>
-        </w:r>
-      </w:hyperlink>
+      <w:r>
+        <w:rPr>
+          <w:lang w:val="en_US" w:bidi="en_US"/>
+        </w:rPr>
+        <w:t>2 Kings 19:36–37</w:t>
+      </w:r>
       <w:r>
         <w:rPr>
           <w:lang w:val="en_US" w:bidi="en_US"/>
@@ -5748,54 +5040,36 @@
         </w:rPr>
         <w:t>: This refers to King Zedekiah. He tried to escape from Jerusalem, but the Babylonian army captured him. King Nebuchadnezzar treated him cruelly after his capture (</w:t>
       </w:r>
-      <w:hyperlink r:id="rId129">
-        <w:r>
-          <w:rPr>
-            <w:lang w:val="en_US" w:bidi="en_US"/>
-          </w:rPr>
-          <w:rPr>
-            <w:color w:val="0000EE"/>
-            <w:u w:val="single"/>
-          </w:rPr>
-          <w:t>2 Kings 25:4–7</w:t>
-        </w:r>
-      </w:hyperlink>
+      <w:r>
+        <w:rPr>
+          <w:lang w:val="en_US" w:bidi="en_US"/>
+        </w:rPr>
+        <w:t>2 Kings 25:4–7</w:t>
+      </w:r>
       <w:r>
         <w:rPr>
           <w:lang w:val="en_US" w:bidi="en_US"/>
         </w:rPr>
         <w:t xml:space="preserve">; </w:t>
       </w:r>
-      <w:hyperlink r:id="rId130">
-        <w:r>
-          <w:rPr>
-            <w:lang w:val="en_US" w:bidi="en_US"/>
-          </w:rPr>
-          <w:rPr>
-            <w:color w:val="0000EE"/>
-            <w:u w:val="single"/>
-          </w:rPr>
-          <w:t>Jeremiah 39:4–7</w:t>
-        </w:r>
-      </w:hyperlink>
+      <w:r>
+        <w:rPr>
+          <w:lang w:val="en_US" w:bidi="en_US"/>
+        </w:rPr>
+        <w:t>Jeremiah 39:4–7</w:t>
+      </w:r>
       <w:r>
         <w:rPr>
           <w:lang w:val="en_US" w:bidi="en_US"/>
         </w:rPr>
         <w:t xml:space="preserve">; </w:t>
       </w:r>
-      <w:hyperlink r:id="rId131">
-        <w:r>
-          <w:rPr>
-            <w:lang w:val="en_US" w:bidi="en_US"/>
-          </w:rPr>
-          <w:rPr>
-            <w:color w:val="0000EE"/>
-            <w:u w:val="single"/>
-          </w:rPr>
-          <w:t>52:9–11</w:t>
-        </w:r>
-      </w:hyperlink>
+      <w:r>
+        <w:rPr>
+          <w:lang w:val="en_US" w:bidi="en_US"/>
+        </w:rPr>
+        <w:t>52:9–11</w:t>
+      </w:r>
       <w:r>
         <w:rPr>
           <w:lang w:val="en_US" w:bidi="en_US"/>
@@ -5850,18 +5124,12 @@
         </w:rPr>
         <w:t>Uz was a region east of the Jordan River. It extended south to Edom. Uz was the homeland of Job (</w:t>
       </w:r>
-      <w:hyperlink r:id="rId132">
-        <w:r>
-          <w:rPr>
-            <w:lang w:val="en_US" w:bidi="en_US"/>
-          </w:rPr>
-          <w:rPr>
-            <w:color w:val="0000EE"/>
-            <w:u w:val="single"/>
-          </w:rPr>
-          <w:t>Job 1:1</w:t>
-        </w:r>
-      </w:hyperlink>
+      <w:r>
+        <w:rPr>
+          <w:lang w:val="en_US" w:bidi="en_US"/>
+        </w:rPr>
+        <w:t>Job 1:1</w:t>
+      </w:r>
       <w:r>
         <w:rPr>
           <w:lang w:val="en_US" w:bidi="en_US"/>
@@ -5916,36 +5184,24 @@
         </w:rPr>
         <w:t xml:space="preserve">The people of Edom felt safe and took pleasure in Jerusalem's troubles. However, they would also face punishment for their sins (see </w:t>
       </w:r>
-      <w:hyperlink r:id="rId133">
-        <w:r>
-          <w:rPr>
-            <w:lang w:val="en_US" w:bidi="en_US"/>
-          </w:rPr>
-          <w:rPr>
-            <w:color w:val="0000EE"/>
-            <w:u w:val="single"/>
-          </w:rPr>
-          <w:t>Obadiah 1</w:t>
-        </w:r>
-      </w:hyperlink>
+      <w:r>
+        <w:rPr>
+          <w:lang w:val="en_US" w:bidi="en_US"/>
+        </w:rPr>
+        <w:t>Obadiah 1</w:t>
+      </w:r>
       <w:r>
         <w:rPr>
           <w:lang w:val="en_US" w:bidi="en_US"/>
         </w:rPr>
         <w:t xml:space="preserve">; </w:t>
       </w:r>
-      <w:hyperlink r:id="rId134">
-        <w:r>
-          <w:rPr>
-            <w:lang w:val="en_US" w:bidi="en_US"/>
-          </w:rPr>
-          <w:rPr>
-            <w:color w:val="0000EE"/>
-            <w:u w:val="single"/>
-          </w:rPr>
-          <w:t>Jeremiah 49:7–22</w:t>
-        </w:r>
-      </w:hyperlink>
+      <w:r>
+        <w:rPr>
+          <w:lang w:val="en_US" w:bidi="en_US"/>
+        </w:rPr>
+        <w:t>Jeremiah 49:7–22</w:t>
+      </w:r>
       <w:r>
         <w:rPr>
           <w:lang w:val="en_US" w:bidi="en_US"/>
@@ -6000,36 +5256,24 @@
         </w:rPr>
         <w:t>The first return from exile took place in 538 BC. This happened after Cyrus, king of Persia, defeated Babylon (</w:t>
       </w:r>
-      <w:hyperlink r:id="rId135">
-        <w:r>
-          <w:rPr>
-            <w:lang w:val="en_US" w:bidi="en_US"/>
-          </w:rPr>
-          <w:rPr>
-            <w:color w:val="0000EE"/>
-            <w:u w:val="single"/>
-          </w:rPr>
-          <w:t>2 Chronicles 36:22–23</w:t>
-        </w:r>
-      </w:hyperlink>
+      <w:r>
+        <w:rPr>
+          <w:lang w:val="en_US" w:bidi="en_US"/>
+        </w:rPr>
+        <w:t>2 Chronicles 36:22–23</w:t>
+      </w:r>
       <w:r>
         <w:rPr>
           <w:lang w:val="en_US" w:bidi="en_US"/>
         </w:rPr>
         <w:t xml:space="preserve">; </w:t>
       </w:r>
-      <w:hyperlink r:id="rId136">
-        <w:r>
-          <w:rPr>
-            <w:lang w:val="en_US" w:bidi="en_US"/>
-          </w:rPr>
-          <w:rPr>
-            <w:color w:val="0000EE"/>
-            <w:u w:val="single"/>
-          </w:rPr>
-          <w:t>Ezra 1:1–4</w:t>
-        </w:r>
-      </w:hyperlink>
+      <w:r>
+        <w:rPr>
+          <w:lang w:val="en_US" w:bidi="en_US"/>
+        </w:rPr>
+        <w:t>Ezra 1:1–4</w:t>
+      </w:r>
       <w:r>
         <w:rPr>
           <w:lang w:val="en_US" w:bidi="en_US"/>
@@ -6084,18 +5328,12 @@
         </w:rPr>
         <w:t xml:space="preserve">This chapter is a sincere prayer asking for restoration (compare </w:t>
       </w:r>
-      <w:hyperlink r:id="rId137">
-        <w:r>
-          <w:rPr>
-            <w:lang w:val="en_US" w:bidi="en_US"/>
-          </w:rPr>
-          <w:rPr>
-            <w:color w:val="0000EE"/>
-            <w:u w:val="single"/>
-          </w:rPr>
-          <w:t>Daniel 9:4–19</w:t>
-        </w:r>
-      </w:hyperlink>
+      <w:r>
+        <w:rPr>
+          <w:lang w:val="en_US" w:bidi="en_US"/>
+        </w:rPr>
+        <w:t>Daniel 9:4–19</w:t>
+      </w:r>
       <w:r>
         <w:rPr>
           <w:lang w:val="en_US" w:bidi="en_US"/>
@@ -6150,72 +5388,48 @@
         </w:rPr>
         <w:t>There was a famine in Jerusalem during the siege, and the people ran out of food (</w:t>
       </w:r>
-      <w:hyperlink r:id="rId138">
-        <w:r>
-          <w:rPr>
-            <w:lang w:val="en_US" w:bidi="en_US"/>
-          </w:rPr>
-          <w:rPr>
-            <w:color w:val="0000EE"/>
-            <w:u w:val="single"/>
-          </w:rPr>
-          <w:t>2 Kings 25:3</w:t>
-        </w:r>
-      </w:hyperlink>
+      <w:r>
+        <w:rPr>
+          <w:lang w:val="en_US" w:bidi="en_US"/>
+        </w:rPr>
+        <w:t>2 Kings 25:3</w:t>
+      </w:r>
       <w:r>
         <w:rPr>
           <w:lang w:val="en_US" w:bidi="en_US"/>
         </w:rPr>
         <w:t xml:space="preserve">; </w:t>
       </w:r>
-      <w:hyperlink r:id="rId43">
-        <w:r>
-          <w:rPr>
-            <w:lang w:val="en_US" w:bidi="en_US"/>
-          </w:rPr>
-          <w:rPr>
-            <w:color w:val="0000EE"/>
-            <w:u w:val="single"/>
-          </w:rPr>
-          <w:t>Jeremiah 37:21</w:t>
-        </w:r>
-      </w:hyperlink>
+      <w:r>
+        <w:rPr>
+          <w:lang w:val="en_US" w:bidi="en_US"/>
+        </w:rPr>
+        <w:t>Jeremiah 37:21</w:t>
+      </w:r>
       <w:r>
         <w:rPr>
           <w:lang w:val="en_US" w:bidi="en_US"/>
         </w:rPr>
         <w:t xml:space="preserve">; </w:t>
       </w:r>
-      <w:hyperlink r:id="rId139">
-        <w:r>
-          <w:rPr>
-            <w:lang w:val="en_US" w:bidi="en_US"/>
-          </w:rPr>
-          <w:rPr>
-            <w:color w:val="0000EE"/>
-            <w:u w:val="single"/>
-          </w:rPr>
-          <w:t>38:9</w:t>
-        </w:r>
-      </w:hyperlink>
+      <w:r>
+        <w:rPr>
+          <w:lang w:val="en_US" w:bidi="en_US"/>
+        </w:rPr>
+        <w:t>38:9</w:t>
+      </w:r>
       <w:r>
         <w:rPr>
           <w:lang w:val="en_US" w:bidi="en_US"/>
         </w:rPr>
         <w:t xml:space="preserve">; </w:t>
       </w:r>
-      <w:hyperlink r:id="rId140">
-        <w:r>
-          <w:rPr>
-            <w:lang w:val="en_US" w:bidi="en_US"/>
-          </w:rPr>
-          <w:rPr>
-            <w:color w:val="0000EE"/>
-            <w:u w:val="single"/>
-          </w:rPr>
-          <w:t>52:6</w:t>
-        </w:r>
-      </w:hyperlink>
+      <w:r>
+        <w:rPr>
+          <w:lang w:val="en_US" w:bidi="en_US"/>
+        </w:rPr>
+        <w:t>52:6</w:t>
+      </w:r>
       <w:r>
         <w:rPr>
           <w:lang w:val="en_US" w:bidi="en_US"/>
@@ -6270,90 +5484,60 @@
         </w:rPr>
         <w:t xml:space="preserve">These terrible things happened because the people had sinned (see </w:t>
       </w:r>
-      <w:hyperlink r:id="rId141">
-        <w:r>
-          <w:rPr>
-            <w:lang w:val="en_US" w:bidi="en_US"/>
-          </w:rPr>
-          <w:rPr>
-            <w:color w:val="0000EE"/>
-            <w:u w:val="single"/>
-          </w:rPr>
-          <w:t>Isaiah 24:7–12</w:t>
-        </w:r>
-      </w:hyperlink>
+      <w:r>
+        <w:rPr>
+          <w:lang w:val="en_US" w:bidi="en_US"/>
+        </w:rPr>
+        <w:t>Isaiah 24:7–12</w:t>
+      </w:r>
       <w:r>
         <w:rPr>
           <w:lang w:val="en_US" w:bidi="en_US"/>
         </w:rPr>
         <w:t xml:space="preserve">; </w:t>
       </w:r>
-      <w:hyperlink r:id="rId142">
-        <w:r>
-          <w:rPr>
-            <w:lang w:val="en_US" w:bidi="en_US"/>
-          </w:rPr>
-          <w:rPr>
-            <w:color w:val="0000EE"/>
-            <w:u w:val="single"/>
-          </w:rPr>
-          <w:t>Jeremiah 7:24</w:t>
-        </w:r>
-      </w:hyperlink>
+      <w:r>
+        <w:rPr>
+          <w:lang w:val="en_US" w:bidi="en_US"/>
+        </w:rPr>
+        <w:t>Jeremiah 7:24</w:t>
+      </w:r>
       <w:r>
         <w:rPr>
           <w:lang w:val="en_US" w:bidi="en_US"/>
         </w:rPr>
         <w:t xml:space="preserve">; </w:t>
       </w:r>
-      <w:hyperlink r:id="rId143">
-        <w:r>
-          <w:rPr>
-            <w:lang w:val="en_US" w:bidi="en_US"/>
-          </w:rPr>
-          <w:rPr>
-            <w:color w:val="0000EE"/>
-            <w:u w:val="single"/>
-          </w:rPr>
-          <w:t>Jeremiah 13:18</w:t>
-        </w:r>
-      </w:hyperlink>
+      <w:r>
+        <w:rPr>
+          <w:lang w:val="en_US" w:bidi="en_US"/>
+        </w:rPr>
+        <w:t>Jeremiah 13:18</w:t>
+      </w:r>
       <w:r>
         <w:rPr>
           <w:lang w:val="en_US" w:bidi="en_US"/>
         </w:rPr>
         <w:t xml:space="preserve">; </w:t>
       </w:r>
-      <w:hyperlink r:id="rId144">
-        <w:r>
-          <w:rPr>
-            <w:lang w:val="en_US" w:bidi="en_US"/>
-          </w:rPr>
-          <w:rPr>
-            <w:color w:val="0000EE"/>
-            <w:u w:val="single"/>
-          </w:rPr>
-          <w:t>Jeremiah 25:10–11</w:t>
-        </w:r>
-      </w:hyperlink>
+      <w:r>
+        <w:rPr>
+          <w:lang w:val="en_US" w:bidi="en_US"/>
+        </w:rPr>
+        <w:t>Jeremiah 25:10–11</w:t>
+      </w:r>
       <w:r>
         <w:rPr>
           <w:lang w:val="en_US" w:bidi="en_US"/>
         </w:rPr>
         <w:t xml:space="preserve">; </w:t>
       </w:r>
-      <w:hyperlink r:id="rId145">
-        <w:r>
-          <w:rPr>
-            <w:lang w:val="en_US" w:bidi="en_US"/>
-          </w:rPr>
-          <w:rPr>
-            <w:color w:val="0000EE"/>
-            <w:u w:val="single"/>
-          </w:rPr>
-          <w:t>Amos 8:10</w:t>
-        </w:r>
-      </w:hyperlink>
+      <w:r>
+        <w:rPr>
+          <w:lang w:val="en_US" w:bidi="en_US"/>
+        </w:rPr>
+        <w:t>Amos 8:10</w:t>
+      </w:r>
       <w:r>
         <w:rPr>
           <w:lang w:val="en_US" w:bidi="en_US"/>
@@ -6415,90 +5599,60 @@
         </w:rPr>
         <w:t xml:space="preserve">: Compare </w:t>
       </w:r>
-      <w:hyperlink r:id="rId146">
-        <w:r>
-          <w:rPr>
-            <w:lang w:val="en_US" w:bidi="en_US"/>
-          </w:rPr>
-          <w:rPr>
-            <w:color w:val="0000EE"/>
-            <w:u w:val="single"/>
-          </w:rPr>
-          <w:t>Isaiah 13:22</w:t>
-        </w:r>
-      </w:hyperlink>
+      <w:r>
+        <w:rPr>
+          <w:lang w:val="en_US" w:bidi="en_US"/>
+        </w:rPr>
+        <w:t>Isaiah 13:22</w:t>
+      </w:r>
       <w:r>
         <w:rPr>
           <w:lang w:val="en_US" w:bidi="en_US"/>
         </w:rPr>
         <w:t xml:space="preserve">; </w:t>
       </w:r>
-      <w:hyperlink r:id="rId147">
-        <w:r>
-          <w:rPr>
-            <w:lang w:val="en_US" w:bidi="en_US"/>
-          </w:rPr>
-          <w:rPr>
-            <w:color w:val="0000EE"/>
-            <w:u w:val="single"/>
-          </w:rPr>
-          <w:t>34:13</w:t>
-        </w:r>
-      </w:hyperlink>
+      <w:r>
+        <w:rPr>
+          <w:lang w:val="en_US" w:bidi="en_US"/>
+        </w:rPr>
+        <w:t>34:13</w:t>
+      </w:r>
       <w:r>
         <w:rPr>
           <w:lang w:val="en_US" w:bidi="en_US"/>
         </w:rPr>
         <w:t xml:space="preserve">; </w:t>
       </w:r>
-      <w:hyperlink r:id="rId148">
-        <w:r>
-          <w:rPr>
-            <w:lang w:val="en_US" w:bidi="en_US"/>
-          </w:rPr>
-          <w:rPr>
-            <w:color w:val="0000EE"/>
-            <w:u w:val="single"/>
-          </w:rPr>
-          <w:t>Jeremiah 9:11</w:t>
-        </w:r>
-      </w:hyperlink>
+      <w:r>
+        <w:rPr>
+          <w:lang w:val="en_US" w:bidi="en_US"/>
+        </w:rPr>
+        <w:t>Jeremiah 9:11</w:t>
+      </w:r>
       <w:r>
         <w:rPr>
           <w:lang w:val="en_US" w:bidi="en_US"/>
         </w:rPr>
         <w:t xml:space="preserve">; </w:t>
       </w:r>
-      <w:hyperlink r:id="rId149">
-        <w:r>
-          <w:rPr>
-            <w:lang w:val="en_US" w:bidi="en_US"/>
-          </w:rPr>
-          <w:rPr>
-            <w:color w:val="0000EE"/>
-            <w:u w:val="single"/>
-          </w:rPr>
-          <w:t>10:22</w:t>
-        </w:r>
-      </w:hyperlink>
+      <w:r>
+        <w:rPr>
+          <w:lang w:val="en_US" w:bidi="en_US"/>
+        </w:rPr>
+        <w:t>10:22</w:t>
+      </w:r>
       <w:r>
         <w:rPr>
           <w:lang w:val="en_US" w:bidi="en_US"/>
         </w:rPr>
         <w:t xml:space="preserve">; </w:t>
       </w:r>
-      <w:hyperlink r:id="rId150">
-        <w:r>
-          <w:rPr>
-            <w:lang w:val="en_US" w:bidi="en_US"/>
-          </w:rPr>
-          <w:rPr>
-            <w:color w:val="0000EE"/>
-            <w:u w:val="single"/>
-          </w:rPr>
-          <w:t>Malachi 1:3</w:t>
-        </w:r>
-      </w:hyperlink>
+      <w:r>
+        <w:rPr>
+          <w:lang w:val="en_US" w:bidi="en_US"/>
+        </w:rPr>
+        <w:t>Malachi 1:3</w:t>
+      </w:r>
       <w:r>
         <w:rPr>
           <w:lang w:val="en_US" w:bidi="en_US"/>
@@ -6580,90 +5734,60 @@
         </w:rPr>
         <w:t>God answered this question through the prophets (</w:t>
       </w:r>
-      <w:hyperlink r:id="rId151">
-        <w:r>
-          <w:rPr>
-            <w:lang w:val="en_US" w:bidi="en_US"/>
-          </w:rPr>
-          <w:rPr>
-            <w:color w:val="0000EE"/>
-            <w:u w:val="single"/>
-          </w:rPr>
-          <w:t>Isaiah 40:27–31</w:t>
-        </w:r>
-      </w:hyperlink>
+      <w:r>
+        <w:rPr>
+          <w:lang w:val="en_US" w:bidi="en_US"/>
+        </w:rPr>
+        <w:t>Isaiah 40:27–31</w:t>
+      </w:r>
       <w:r>
         <w:rPr>
           <w:lang w:val="en_US" w:bidi="en_US"/>
         </w:rPr>
         <w:t xml:space="preserve">; </w:t>
       </w:r>
-      <w:hyperlink r:id="rId152">
-        <w:r>
-          <w:rPr>
-            <w:lang w:val="en_US" w:bidi="en_US"/>
-          </w:rPr>
-          <w:rPr>
-            <w:color w:val="0000EE"/>
-            <w:u w:val="single"/>
-          </w:rPr>
-          <w:t>41:8–20</w:t>
-        </w:r>
-      </w:hyperlink>
+      <w:r>
+        <w:rPr>
+          <w:lang w:val="en_US" w:bidi="en_US"/>
+        </w:rPr>
+        <w:t>41:8–20</w:t>
+      </w:r>
       <w:r>
         <w:rPr>
           <w:lang w:val="en_US" w:bidi="en_US"/>
         </w:rPr>
         <w:t>). He also answered it by sending Christ, who brought forgiveness and restoration (</w:t>
       </w:r>
-      <w:hyperlink r:id="rId153">
-        <w:r>
-          <w:rPr>
-            <w:lang w:val="en_US" w:bidi="en_US"/>
-          </w:rPr>
-          <w:rPr>
-            <w:color w:val="0000EE"/>
-            <w:u w:val="single"/>
-          </w:rPr>
-          <w:t>Matthew 9:2–6</w:t>
-        </w:r>
-      </w:hyperlink>
+      <w:r>
+        <w:rPr>
+          <w:lang w:val="en_US" w:bidi="en_US"/>
+        </w:rPr>
+        <w:t>Matthew 9:2–6</w:t>
+      </w:r>
       <w:r>
         <w:rPr>
           <w:lang w:val="en_US" w:bidi="en_US"/>
         </w:rPr>
         <w:t xml:space="preserve">; </w:t>
       </w:r>
-      <w:hyperlink r:id="rId154">
-        <w:r>
-          <w:rPr>
-            <w:lang w:val="en_US" w:bidi="en_US"/>
-          </w:rPr>
-          <w:rPr>
-            <w:color w:val="0000EE"/>
-            <w:u w:val="single"/>
-          </w:rPr>
-          <w:t>26:28</w:t>
-        </w:r>
-      </w:hyperlink>
+      <w:r>
+        <w:rPr>
+          <w:lang w:val="en_US" w:bidi="en_US"/>
+        </w:rPr>
+        <w:t>26:28</w:t>
+      </w:r>
       <w:r>
         <w:rPr>
           <w:lang w:val="en_US" w:bidi="en_US"/>
         </w:rPr>
         <w:t xml:space="preserve">; </w:t>
       </w:r>
-      <w:hyperlink r:id="rId155">
-        <w:r>
-          <w:rPr>
-            <w:lang w:val="en_US" w:bidi="en_US"/>
-          </w:rPr>
-          <w:rPr>
-            <w:color w:val="0000EE"/>
-            <w:u w:val="single"/>
-          </w:rPr>
-          <w:t>Luke 24:47</w:t>
-        </w:r>
-      </w:hyperlink>
+      <w:r>
+        <w:rPr>
+          <w:lang w:val="en_US" w:bidi="en_US"/>
+        </w:rPr>
+        <w:t>Luke 24:47</w:t>
+      </w:r>
       <w:r>
         <w:rPr>
           <w:lang w:val="en_US" w:bidi="en_US"/>
